--- a/docs/tables/heatmap/cat_index_methotrexate_underdose.docx
+++ b/docs/tables/heatmap/cat_index_methotrexate_underdose.docx
@@ -1317,7 +1317,7 @@
                 <w:szCs w:val="18"/>
                 <w:color w:val="000000"/>
               </w:rPr>
-              <w:t xml:space="preserve">2.7</w:t>
+              <w:t xml:space="preserve">1.7</w:t>
             </w:r>
           </w:p>
         </w:tc>
@@ -1370,7 +1370,7 @@
                 <w:szCs w:val="18"/>
                 <w:color w:val="000000"/>
               </w:rPr>
-              <w:t xml:space="preserve">2.5</w:t>
+              <w:t xml:space="preserve">1.5</w:t>
             </w:r>
           </w:p>
         </w:tc>
@@ -1423,7 +1423,7 @@
                 <w:szCs w:val="18"/>
                 <w:color w:val="000000"/>
               </w:rPr>
-              <w:t xml:space="preserve">2.8</w:t>
+              <w:t xml:space="preserve">1.8</w:t>
             </w:r>
           </w:p>
         </w:tc>
@@ -1529,7 +1529,7 @@
                 <w:szCs w:val="18"/>
                 <w:color w:val="000000"/>
               </w:rPr>
-              <w:t xml:space="preserve">1.7</w:t>
+              <w:t xml:space="preserve">1.0</w:t>
             </w:r>
           </w:p>
         </w:tc>
@@ -1582,7 +1582,7 @@
                 <w:szCs w:val="18"/>
                 <w:color w:val="000000"/>
               </w:rPr>
-              <w:t xml:space="preserve">2.5</w:t>
+              <w:t xml:space="preserve">1.9</w:t>
             </w:r>
           </w:p>
         </w:tc>
@@ -1635,7 +1635,7 @@
                 <w:szCs w:val="18"/>
                 <w:color w:val="000000"/>
               </w:rPr>
-              <w:t xml:space="preserve">3.9</w:t>
+              <w:t xml:space="preserve">1.9</w:t>
             </w:r>
           </w:p>
         </w:tc>
@@ -1688,7 +1688,7 @@
                 <w:szCs w:val="18"/>
                 <w:color w:val="000000"/>
               </w:rPr>
-              <w:t xml:space="preserve">2.8</w:t>
+              <w:t xml:space="preserve">1.8</w:t>
             </w:r>
           </w:p>
         </w:tc>
@@ -1741,7 +1741,7 @@
                 <w:szCs w:val="18"/>
                 <w:color w:val="000000"/>
               </w:rPr>
-              <w:t xml:space="preserve">1.7</w:t>
+              <w:t xml:space="preserve">1.1</w:t>
             </w:r>
           </w:p>
         </w:tc>
@@ -1794,7 +1794,7 @@
                 <w:szCs w:val="18"/>
                 <w:color w:val="000000"/>
               </w:rPr>
-              <w:t xml:space="preserve">2.6</w:t>
+              <w:t xml:space="preserve">1.5</w:t>
             </w:r>
           </w:p>
         </w:tc>
@@ -1847,7 +1847,7 @@
                 <w:szCs w:val="18"/>
                 <w:color w:val="000000"/>
               </w:rPr>
-              <w:t xml:space="preserve">3.1</w:t>
+              <w:t xml:space="preserve">2.3</w:t>
             </w:r>
           </w:p>
         </w:tc>
@@ -2001,7 +2001,60 @@
                 <w:szCs w:val="18"/>
                 <w:color w:val="000000"/>
               </w:rPr>
-              <w:t xml:space="preserve">8.3</w:t>
+              <w:t xml:space="preserve">5.9</w:t>
+            </w:r>
+          </w:p>
+        </w:tc>
+        <w:tc>
+          <w:tcPr>
+            <w:tcBorders>
+              <w:bottom w:val="none" w:sz="0" w:space="0" w:color="000000"/>
+              <w:top w:val="none" w:sz="0" w:space="0" w:color="000000"/>
+              <w:left w:val="none" w:sz="0" w:space="0" w:color="000000"/>
+              <w:right w:val="none" w:sz="0" w:space="0" w:color="000000"/>
+            </w:tcBorders>
+            <w:shd w:val="clear" w:color="auto" w:fill="FFEDA0"/>
+            <w:tcMar>
+              <w:top w:w="0" w:type="dxa"/>
+              <w:bottom w:w="0" w:type="dxa"/>
+              <w:left w:w="0" w:type="dxa"/>
+              <w:right w:w="0" w:type="dxa"/>
+            </w:tcMar>
+            <w:vAlign w:val="center"/>
+          </w:tcPr>
+          <w:p>
+            <w:pPr>
+              <w:pStyle w:val="Normal"/>
+              <w:jc w:val="center"/>
+              <w:pBdr>
+                <w:bottom w:val="none" w:sz="0" w:space="0" w:color="000000"/>
+                <w:top w:val="none" w:sz="0" w:space="0" w:color="000000"/>
+                <w:left w:val="none" w:sz="0" w:space="0" w:color="000000"/>
+                <w:right w:val="none" w:sz="0" w:space="0" w:color="000000"/>
+              </w:pBdr>
+              <w:spacing w:after="100" w:before="100" w:line="240"/>
+              <w:ind w:left="100" w:right="100" w:firstLine="0" w:firstLineChars="0"/>
+              <w:rPr>
+                <w:rFonts w:ascii="Helvetica" w:hAnsi="Helvetica" w:eastAsia="Helvetica" w:cs="Helvetica"/>
+                <w:i w:val="false"/>
+                <w:b w:val="false"/>
+                <w:u w:val="none"/>
+                <w:sz w:val="18"/>
+                <w:szCs w:val="18"/>
+                <w:color w:val="000000"/>
+              </w:rPr>
+            </w:pPr>
+            <w:r>
+              <w:rPr>
+                <w:rFonts w:ascii="Helvetica" w:hAnsi="Helvetica" w:eastAsia="Helvetica" w:cs="Helvetica"/>
+                <w:i w:val="false"/>
+                <w:b w:val="false"/>
+                <w:u w:val="none"/>
+                <w:sz w:val="18"/>
+                <w:szCs w:val="18"/>
+                <w:color w:val="000000"/>
+              </w:rPr>
+              <w:t xml:space="preserve">4.6</w:t>
             </w:r>
           </w:p>
         </w:tc>
@@ -2054,7 +2107,113 @@
                 <w:szCs w:val="18"/>
                 <w:color w:val="000000"/>
               </w:rPr>
-              <w:t xml:space="preserve">7.5</w:t>
+              <w:t xml:space="preserve">7.2</w:t>
+            </w:r>
+          </w:p>
+        </w:tc>
+        <w:tc>
+          <w:tcPr>
+            <w:tcBorders>
+              <w:bottom w:val="none" w:sz="0" w:space="0" w:color="000000"/>
+              <w:top w:val="none" w:sz="0" w:space="0" w:color="000000"/>
+              <w:left w:val="none" w:sz="0" w:space="0" w:color="000000"/>
+              <w:right w:val="none" w:sz="0" w:space="0" w:color="000000"/>
+            </w:tcBorders>
+            <w:shd w:val="clear" w:color="auto" w:fill="FFEDA0"/>
+            <w:tcMar>
+              <w:top w:w="0" w:type="dxa"/>
+              <w:bottom w:w="0" w:type="dxa"/>
+              <w:left w:w="0" w:type="dxa"/>
+              <w:right w:w="0" w:type="dxa"/>
+            </w:tcMar>
+            <w:vAlign w:val="center"/>
+          </w:tcPr>
+          <w:p>
+            <w:pPr>
+              <w:pStyle w:val="Normal"/>
+              <w:jc w:val="center"/>
+              <w:pBdr>
+                <w:bottom w:val="none" w:sz="0" w:space="0" w:color="000000"/>
+                <w:top w:val="none" w:sz="0" w:space="0" w:color="000000"/>
+                <w:left w:val="none" w:sz="0" w:space="0" w:color="000000"/>
+                <w:right w:val="none" w:sz="0" w:space="0" w:color="000000"/>
+              </w:pBdr>
+              <w:spacing w:after="100" w:before="100" w:line="240"/>
+              <w:ind w:left="100" w:right="100" w:firstLine="0" w:firstLineChars="0"/>
+              <w:rPr>
+                <w:rFonts w:ascii="Helvetica" w:hAnsi="Helvetica" w:eastAsia="Helvetica" w:cs="Helvetica"/>
+                <w:i w:val="false"/>
+                <w:b w:val="false"/>
+                <w:u w:val="none"/>
+                <w:sz w:val="18"/>
+                <w:szCs w:val="18"/>
+                <w:color w:val="000000"/>
+              </w:rPr>
+            </w:pPr>
+            <w:r>
+              <w:rPr>
+                <w:rFonts w:ascii="Helvetica" w:hAnsi="Helvetica" w:eastAsia="Helvetica" w:cs="Helvetica"/>
+                <w:i w:val="false"/>
+                <w:b w:val="false"/>
+                <w:u w:val="none"/>
+                <w:sz w:val="18"/>
+                <w:szCs w:val="18"/>
+                <w:color w:val="000000"/>
+              </w:rPr>
+              <w:t xml:space="preserve">1.6</w:t>
+            </w:r>
+          </w:p>
+        </w:tc>
+        <w:tc>
+          <w:tcPr>
+            <w:tcBorders>
+              <w:bottom w:val="none" w:sz="0" w:space="0" w:color="000000"/>
+              <w:top w:val="none" w:sz="0" w:space="0" w:color="000000"/>
+              <w:left w:val="none" w:sz="0" w:space="0" w:color="000000"/>
+              <w:right w:val="none" w:sz="0" w:space="0" w:color="000000"/>
+            </w:tcBorders>
+            <w:shd w:val="clear" w:color="auto" w:fill="FFEDA0"/>
+            <w:tcMar>
+              <w:top w:w="0" w:type="dxa"/>
+              <w:bottom w:w="0" w:type="dxa"/>
+              <w:left w:w="0" w:type="dxa"/>
+              <w:right w:w="0" w:type="dxa"/>
+            </w:tcMar>
+            <w:vAlign w:val="center"/>
+          </w:tcPr>
+          <w:p>
+            <w:pPr>
+              <w:pStyle w:val="Normal"/>
+              <w:jc w:val="center"/>
+              <w:pBdr>
+                <w:bottom w:val="none" w:sz="0" w:space="0" w:color="000000"/>
+                <w:top w:val="none" w:sz="0" w:space="0" w:color="000000"/>
+                <w:left w:val="none" w:sz="0" w:space="0" w:color="000000"/>
+                <w:right w:val="none" w:sz="0" w:space="0" w:color="000000"/>
+              </w:pBdr>
+              <w:spacing w:after="100" w:before="100" w:line="240"/>
+              <w:ind w:left="100" w:right="100" w:firstLine="0" w:firstLineChars="0"/>
+              <w:rPr>
+                <w:rFonts w:ascii="Helvetica" w:hAnsi="Helvetica" w:eastAsia="Helvetica" w:cs="Helvetica"/>
+                <w:i w:val="false"/>
+                <w:b w:val="false"/>
+                <w:u w:val="none"/>
+                <w:sz w:val="18"/>
+                <w:szCs w:val="18"/>
+                <w:color w:val="000000"/>
+              </w:rPr>
+            </w:pPr>
+            <w:r>
+              <w:rPr>
+                <w:rFonts w:ascii="Helvetica" w:hAnsi="Helvetica" w:eastAsia="Helvetica" w:cs="Helvetica"/>
+                <w:i w:val="false"/>
+                <w:b w:val="false"/>
+                <w:u w:val="none"/>
+                <w:sz w:val="18"/>
+                <w:szCs w:val="18"/>
+                <w:color w:val="000000"/>
+              </w:rPr>
+              <w:t xml:space="preserve">3.3</w:t>
             </w:r>
           </w:p>
         </w:tc>
@@ -2107,7 +2266,7 @@
                 <w:szCs w:val="18"/>
                 <w:color w:val="000000"/>
               </w:rPr>
-              <w:t xml:space="preserve">9.2</w:t>
+              <w:t xml:space="preserve">7.1</w:t>
             </w:r>
           </w:p>
         </w:tc>
@@ -2160,7 +2319,7 @@
                 <w:szCs w:val="18"/>
                 <w:color w:val="000000"/>
               </w:rPr>
-              <w:t xml:space="preserve">6.6</w:t>
+              <w:t xml:space="preserve">7.2</w:t>
             </w:r>
           </w:p>
         </w:tc>
@@ -2213,60 +2372,113 @@
                 <w:szCs w:val="18"/>
                 <w:color w:val="000000"/>
               </w:rPr>
-              <w:t xml:space="preserve">5.7</w:t>
-            </w:r>
-          </w:p>
-        </w:tc>
-        <w:tc>
-          <w:tcPr>
-            <w:tcBorders>
-              <w:bottom w:val="none" w:sz="0" w:space="0" w:color="000000"/>
-              <w:top w:val="none" w:sz="0" w:space="0" w:color="000000"/>
-              <w:left w:val="none" w:sz="0" w:space="0" w:color="000000"/>
-              <w:right w:val="none" w:sz="0" w:space="0" w:color="000000"/>
-            </w:tcBorders>
-            <w:shd w:val="clear" w:color="auto" w:fill="FEB24C"/>
-            <w:tcMar>
-              <w:top w:w="0" w:type="dxa"/>
-              <w:bottom w:w="0" w:type="dxa"/>
-              <w:left w:w="0" w:type="dxa"/>
-              <w:right w:w="0" w:type="dxa"/>
-            </w:tcMar>
-            <w:vAlign w:val="center"/>
-          </w:tcPr>
-          <w:p>
-            <w:pPr>
-              <w:pStyle w:val="Normal"/>
-              <w:jc w:val="center"/>
-              <w:pBdr>
-                <w:bottom w:val="none" w:sz="0" w:space="0" w:color="000000"/>
-                <w:top w:val="none" w:sz="0" w:space="0" w:color="000000"/>
-                <w:left w:val="none" w:sz="0" w:space="0" w:color="000000"/>
-                <w:right w:val="none" w:sz="0" w:space="0" w:color="000000"/>
-              </w:pBdr>
-              <w:spacing w:after="100" w:before="100" w:line="240"/>
-              <w:ind w:left="100" w:right="100" w:firstLine="0" w:firstLineChars="0"/>
-              <w:rPr>
-                <w:rFonts w:ascii="Helvetica" w:hAnsi="Helvetica" w:eastAsia="Helvetica" w:cs="Helvetica"/>
-                <w:i w:val="false"/>
-                <w:b w:val="false"/>
-                <w:u w:val="none"/>
-                <w:sz w:val="18"/>
-                <w:szCs w:val="18"/>
-                <w:color w:val="000000"/>
-              </w:rPr>
-            </w:pPr>
-            <w:r>
-              <w:rPr>
-                <w:rFonts w:ascii="Helvetica" w:hAnsi="Helvetica" w:eastAsia="Helvetica" w:cs="Helvetica"/>
-                <w:i w:val="false"/>
-                <w:b w:val="false"/>
-                <w:u w:val="none"/>
-                <w:sz w:val="18"/>
-                <w:szCs w:val="18"/>
-                <w:color w:val="000000"/>
-              </w:rPr>
-              <w:t xml:space="preserve">8.8</w:t>
+              <w:t xml:space="preserve">6.2</w:t>
+            </w:r>
+          </w:p>
+        </w:tc>
+        <w:tc>
+          <w:tcPr>
+            <w:tcBorders>
+              <w:bottom w:val="none" w:sz="0" w:space="0" w:color="000000"/>
+              <w:top w:val="none" w:sz="0" w:space="0" w:color="000000"/>
+              <w:left w:val="none" w:sz="0" w:space="0" w:color="000000"/>
+              <w:right w:val="none" w:sz="0" w:space="0" w:color="000000"/>
+            </w:tcBorders>
+            <w:shd w:val="clear" w:color="auto" w:fill="FFEDA0"/>
+            <w:tcMar>
+              <w:top w:w="0" w:type="dxa"/>
+              <w:bottom w:w="0" w:type="dxa"/>
+              <w:left w:w="0" w:type="dxa"/>
+              <w:right w:w="0" w:type="dxa"/>
+            </w:tcMar>
+            <w:vAlign w:val="center"/>
+          </w:tcPr>
+          <w:p>
+            <w:pPr>
+              <w:pStyle w:val="Normal"/>
+              <w:jc w:val="center"/>
+              <w:pBdr>
+                <w:bottom w:val="none" w:sz="0" w:space="0" w:color="000000"/>
+                <w:top w:val="none" w:sz="0" w:space="0" w:color="000000"/>
+                <w:left w:val="none" w:sz="0" w:space="0" w:color="000000"/>
+                <w:right w:val="none" w:sz="0" w:space="0" w:color="000000"/>
+              </w:pBdr>
+              <w:spacing w:after="100" w:before="100" w:line="240"/>
+              <w:ind w:left="100" w:right="100" w:firstLine="0" w:firstLineChars="0"/>
+              <w:rPr>
+                <w:rFonts w:ascii="Helvetica" w:hAnsi="Helvetica" w:eastAsia="Helvetica" w:cs="Helvetica"/>
+                <w:i w:val="false"/>
+                <w:b w:val="false"/>
+                <w:u w:val="none"/>
+                <w:sz w:val="18"/>
+                <w:szCs w:val="18"/>
+                <w:color w:val="000000"/>
+              </w:rPr>
+            </w:pPr>
+            <w:r>
+              <w:rPr>
+                <w:rFonts w:ascii="Helvetica" w:hAnsi="Helvetica" w:eastAsia="Helvetica" w:cs="Helvetica"/>
+                <w:i w:val="false"/>
+                <w:b w:val="false"/>
+                <w:u w:val="none"/>
+                <w:sz w:val="18"/>
+                <w:szCs w:val="18"/>
+                <w:color w:val="000000"/>
+              </w:rPr>
+              <w:t xml:space="preserve">4.5</w:t>
+            </w:r>
+          </w:p>
+        </w:tc>
+        <w:tc>
+          <w:tcPr>
+            <w:tcBorders>
+              <w:bottom w:val="none" w:sz="0" w:space="0" w:color="000000"/>
+              <w:top w:val="none" w:sz="0" w:space="0" w:color="000000"/>
+              <w:left w:val="none" w:sz="0" w:space="0" w:color="000000"/>
+              <w:right w:val="none" w:sz="0" w:space="0" w:color="000000"/>
+            </w:tcBorders>
+            <w:shd w:val="clear" w:color="auto" w:fill="FFEDA0"/>
+            <w:tcMar>
+              <w:top w:w="0" w:type="dxa"/>
+              <w:bottom w:w="0" w:type="dxa"/>
+              <w:left w:w="0" w:type="dxa"/>
+              <w:right w:w="0" w:type="dxa"/>
+            </w:tcMar>
+            <w:vAlign w:val="center"/>
+          </w:tcPr>
+          <w:p>
+            <w:pPr>
+              <w:pStyle w:val="Normal"/>
+              <w:jc w:val="center"/>
+              <w:pBdr>
+                <w:bottom w:val="none" w:sz="0" w:space="0" w:color="000000"/>
+                <w:top w:val="none" w:sz="0" w:space="0" w:color="000000"/>
+                <w:left w:val="none" w:sz="0" w:space="0" w:color="000000"/>
+                <w:right w:val="none" w:sz="0" w:space="0" w:color="000000"/>
+              </w:pBdr>
+              <w:spacing w:after="100" w:before="100" w:line="240"/>
+              <w:ind w:left="100" w:right="100" w:firstLine="0" w:firstLineChars="0"/>
+              <w:rPr>
+                <w:rFonts w:ascii="Helvetica" w:hAnsi="Helvetica" w:eastAsia="Helvetica" w:cs="Helvetica"/>
+                <w:i w:val="false"/>
+                <w:b w:val="false"/>
+                <w:u w:val="none"/>
+                <w:sz w:val="18"/>
+                <w:szCs w:val="18"/>
+                <w:color w:val="000000"/>
+              </w:rPr>
+            </w:pPr>
+            <w:r>
+              <w:rPr>
+                <w:rFonts w:ascii="Helvetica" w:hAnsi="Helvetica" w:eastAsia="Helvetica" w:cs="Helvetica"/>
+                <w:i w:val="false"/>
+                <w:b w:val="false"/>
+                <w:u w:val="none"/>
+                <w:sz w:val="18"/>
+                <w:szCs w:val="18"/>
+                <w:color w:val="000000"/>
+              </w:rPr>
+              <w:t xml:space="preserve">3.7</w:t>
             </w:r>
           </w:p>
         </w:tc>
@@ -2319,219 +2531,7 @@
                 <w:szCs w:val="18"/>
                 <w:color w:val="FFFFFF"/>
               </w:rPr>
-              <w:t xml:space="preserve">10.2</w:t>
-            </w:r>
-          </w:p>
-        </w:tc>
-        <w:tc>
-          <w:tcPr>
-            <w:tcBorders>
-              <w:bottom w:val="none" w:sz="0" w:space="0" w:color="000000"/>
-              <w:top w:val="none" w:sz="0" w:space="0" w:color="000000"/>
-              <w:left w:val="none" w:sz="0" w:space="0" w:color="000000"/>
-              <w:right w:val="none" w:sz="0" w:space="0" w:color="000000"/>
-            </w:tcBorders>
-            <w:shd w:val="clear" w:color="auto" w:fill="FEB24C"/>
-            <w:tcMar>
-              <w:top w:w="0" w:type="dxa"/>
-              <w:bottom w:w="0" w:type="dxa"/>
-              <w:left w:w="0" w:type="dxa"/>
-              <w:right w:w="0" w:type="dxa"/>
-            </w:tcMar>
-            <w:vAlign w:val="center"/>
-          </w:tcPr>
-          <w:p>
-            <w:pPr>
-              <w:pStyle w:val="Normal"/>
-              <w:jc w:val="center"/>
-              <w:pBdr>
-                <w:bottom w:val="none" w:sz="0" w:space="0" w:color="000000"/>
-                <w:top w:val="none" w:sz="0" w:space="0" w:color="000000"/>
-                <w:left w:val="none" w:sz="0" w:space="0" w:color="000000"/>
-                <w:right w:val="none" w:sz="0" w:space="0" w:color="000000"/>
-              </w:pBdr>
-              <w:spacing w:after="100" w:before="100" w:line="240"/>
-              <w:ind w:left="100" w:right="100" w:firstLine="0" w:firstLineChars="0"/>
-              <w:rPr>
-                <w:rFonts w:ascii="Helvetica" w:hAnsi="Helvetica" w:eastAsia="Helvetica" w:cs="Helvetica"/>
-                <w:i w:val="false"/>
-                <w:b w:val="false"/>
-                <w:u w:val="none"/>
-                <w:sz w:val="18"/>
-                <w:szCs w:val="18"/>
-                <w:color w:val="000000"/>
-              </w:rPr>
-            </w:pPr>
-            <w:r>
-              <w:rPr>
-                <w:rFonts w:ascii="Helvetica" w:hAnsi="Helvetica" w:eastAsia="Helvetica" w:cs="Helvetica"/>
-                <w:i w:val="false"/>
-                <w:b w:val="false"/>
-                <w:u w:val="none"/>
-                <w:sz w:val="18"/>
-                <w:szCs w:val="18"/>
-                <w:color w:val="000000"/>
-              </w:rPr>
-              <w:t xml:space="preserve">8.7</w:t>
-            </w:r>
-          </w:p>
-        </w:tc>
-        <w:tc>
-          <w:tcPr>
-            <w:tcBorders>
-              <w:bottom w:val="none" w:sz="0" w:space="0" w:color="000000"/>
-              <w:top w:val="none" w:sz="0" w:space="0" w:color="000000"/>
-              <w:left w:val="none" w:sz="0" w:space="0" w:color="000000"/>
-              <w:right w:val="none" w:sz="0" w:space="0" w:color="000000"/>
-            </w:tcBorders>
-            <w:shd w:val="clear" w:color="auto" w:fill="FEB24C"/>
-            <w:tcMar>
-              <w:top w:w="0" w:type="dxa"/>
-              <w:bottom w:w="0" w:type="dxa"/>
-              <w:left w:w="0" w:type="dxa"/>
-              <w:right w:w="0" w:type="dxa"/>
-            </w:tcMar>
-            <w:vAlign w:val="center"/>
-          </w:tcPr>
-          <w:p>
-            <w:pPr>
-              <w:pStyle w:val="Normal"/>
-              <w:jc w:val="center"/>
-              <w:pBdr>
-                <w:bottom w:val="none" w:sz="0" w:space="0" w:color="000000"/>
-                <w:top w:val="none" w:sz="0" w:space="0" w:color="000000"/>
-                <w:left w:val="none" w:sz="0" w:space="0" w:color="000000"/>
-                <w:right w:val="none" w:sz="0" w:space="0" w:color="000000"/>
-              </w:pBdr>
-              <w:spacing w:after="100" w:before="100" w:line="240"/>
-              <w:ind w:left="100" w:right="100" w:firstLine="0" w:firstLineChars="0"/>
-              <w:rPr>
-                <w:rFonts w:ascii="Helvetica" w:hAnsi="Helvetica" w:eastAsia="Helvetica" w:cs="Helvetica"/>
-                <w:i w:val="false"/>
-                <w:b w:val="false"/>
-                <w:u w:val="none"/>
-                <w:sz w:val="18"/>
-                <w:szCs w:val="18"/>
-                <w:color w:val="000000"/>
-              </w:rPr>
-            </w:pPr>
-            <w:r>
-              <w:rPr>
-                <w:rFonts w:ascii="Helvetica" w:hAnsi="Helvetica" w:eastAsia="Helvetica" w:cs="Helvetica"/>
-                <w:i w:val="false"/>
-                <w:b w:val="false"/>
-                <w:u w:val="none"/>
-                <w:sz w:val="18"/>
-                <w:szCs w:val="18"/>
-                <w:color w:val="000000"/>
-              </w:rPr>
-              <w:t xml:space="preserve">6.2</w:t>
-            </w:r>
-          </w:p>
-        </w:tc>
-        <w:tc>
-          <w:tcPr>
-            <w:tcBorders>
-              <w:bottom w:val="none" w:sz="0" w:space="0" w:color="000000"/>
-              <w:top w:val="none" w:sz="0" w:space="0" w:color="000000"/>
-              <w:left w:val="none" w:sz="0" w:space="0" w:color="000000"/>
-              <w:right w:val="none" w:sz="0" w:space="0" w:color="000000"/>
-            </w:tcBorders>
-            <w:shd w:val="clear" w:color="auto" w:fill="FEB24C"/>
-            <w:tcMar>
-              <w:top w:w="0" w:type="dxa"/>
-              <w:bottom w:w="0" w:type="dxa"/>
-              <w:left w:w="0" w:type="dxa"/>
-              <w:right w:w="0" w:type="dxa"/>
-            </w:tcMar>
-            <w:vAlign w:val="center"/>
-          </w:tcPr>
-          <w:p>
-            <w:pPr>
-              <w:pStyle w:val="Normal"/>
-              <w:jc w:val="center"/>
-              <w:pBdr>
-                <w:bottom w:val="none" w:sz="0" w:space="0" w:color="000000"/>
-                <w:top w:val="none" w:sz="0" w:space="0" w:color="000000"/>
-                <w:left w:val="none" w:sz="0" w:space="0" w:color="000000"/>
-                <w:right w:val="none" w:sz="0" w:space="0" w:color="000000"/>
-              </w:pBdr>
-              <w:spacing w:after="100" w:before="100" w:line="240"/>
-              <w:ind w:left="100" w:right="100" w:firstLine="0" w:firstLineChars="0"/>
-              <w:rPr>
-                <w:rFonts w:ascii="Helvetica" w:hAnsi="Helvetica" w:eastAsia="Helvetica" w:cs="Helvetica"/>
-                <w:i w:val="false"/>
-                <w:b w:val="false"/>
-                <w:u w:val="none"/>
-                <w:sz w:val="18"/>
-                <w:szCs w:val="18"/>
-                <w:color w:val="000000"/>
-              </w:rPr>
-            </w:pPr>
-            <w:r>
-              <w:rPr>
-                <w:rFonts w:ascii="Helvetica" w:hAnsi="Helvetica" w:eastAsia="Helvetica" w:cs="Helvetica"/>
-                <w:i w:val="false"/>
-                <w:b w:val="false"/>
-                <w:u w:val="none"/>
-                <w:sz w:val="18"/>
-                <w:szCs w:val="18"/>
-                <w:color w:val="000000"/>
-              </w:rPr>
-              <w:t xml:space="preserve">8.9</w:t>
-            </w:r>
-          </w:p>
-        </w:tc>
-        <w:tc>
-          <w:tcPr>
-            <w:tcBorders>
-              <w:bottom w:val="none" w:sz="0" w:space="0" w:color="000000"/>
-              <w:top w:val="none" w:sz="0" w:space="0" w:color="000000"/>
-              <w:left w:val="none" w:sz="0" w:space="0" w:color="000000"/>
-              <w:right w:val="none" w:sz="0" w:space="0" w:color="000000"/>
-            </w:tcBorders>
-            <w:shd w:val="clear" w:color="auto" w:fill="FEB24C"/>
-            <w:tcMar>
-              <w:top w:w="0" w:type="dxa"/>
-              <w:bottom w:w="0" w:type="dxa"/>
-              <w:left w:w="0" w:type="dxa"/>
-              <w:right w:w="0" w:type="dxa"/>
-            </w:tcMar>
-            <w:vAlign w:val="center"/>
-          </w:tcPr>
-          <w:p>
-            <w:pPr>
-              <w:pStyle w:val="Normal"/>
-              <w:jc w:val="center"/>
-              <w:pBdr>
-                <w:bottom w:val="none" w:sz="0" w:space="0" w:color="000000"/>
-                <w:top w:val="none" w:sz="0" w:space="0" w:color="000000"/>
-                <w:left w:val="none" w:sz="0" w:space="0" w:color="000000"/>
-                <w:right w:val="none" w:sz="0" w:space="0" w:color="000000"/>
-              </w:pBdr>
-              <w:spacing w:after="100" w:before="100" w:line="240"/>
-              <w:ind w:left="100" w:right="100" w:firstLine="0" w:firstLineChars="0"/>
-              <w:rPr>
-                <w:rFonts w:ascii="Helvetica" w:hAnsi="Helvetica" w:eastAsia="Helvetica" w:cs="Helvetica"/>
-                <w:i w:val="false"/>
-                <w:b w:val="false"/>
-                <w:u w:val="none"/>
-                <w:sz w:val="18"/>
-                <w:szCs w:val="18"/>
-                <w:color w:val="000000"/>
-              </w:rPr>
-            </w:pPr>
-            <w:r>
-              <w:rPr>
-                <w:rFonts w:ascii="Helvetica" w:hAnsi="Helvetica" w:eastAsia="Helvetica" w:cs="Helvetica"/>
-                <w:i w:val="false"/>
-                <w:b w:val="false"/>
-                <w:u w:val="none"/>
-                <w:sz w:val="18"/>
-                <w:szCs w:val="18"/>
-                <w:color w:val="000000"/>
-              </w:rPr>
-              <w:t xml:space="preserve">6.2</w:t>
+              <w:t xml:space="preserve">13.9</w:t>
             </w:r>
           </w:p>
         </w:tc>
@@ -2697,7 +2697,113 @@
                 <w:szCs w:val="18"/>
                 <w:color w:val="FFFFFF"/>
               </w:rPr>
-              <w:t xml:space="preserve">10.9</w:t>
+              <w:t xml:space="preserve">17.1</w:t>
+            </w:r>
+          </w:p>
+        </w:tc>
+        <w:tc>
+          <w:tcPr>
+            <w:tcBorders>
+              <w:bottom w:val="none" w:sz="0" w:space="0" w:color="000000"/>
+              <w:top w:val="none" w:sz="0" w:space="0" w:color="000000"/>
+              <w:left w:val="none" w:sz="0" w:space="0" w:color="000000"/>
+              <w:right w:val="none" w:sz="0" w:space="0" w:color="000000"/>
+            </w:tcBorders>
+            <w:shd w:val="clear" w:color="auto" w:fill="F03B20"/>
+            <w:tcMar>
+              <w:top w:w="0" w:type="dxa"/>
+              <w:bottom w:w="0" w:type="dxa"/>
+              <w:left w:w="0" w:type="dxa"/>
+              <w:right w:w="0" w:type="dxa"/>
+            </w:tcMar>
+            <w:vAlign w:val="center"/>
+          </w:tcPr>
+          <w:p>
+            <w:pPr>
+              <w:pStyle w:val="Normal"/>
+              <w:jc w:val="center"/>
+              <w:pBdr>
+                <w:bottom w:val="none" w:sz="0" w:space="0" w:color="000000"/>
+                <w:top w:val="none" w:sz="0" w:space="0" w:color="000000"/>
+                <w:left w:val="none" w:sz="0" w:space="0" w:color="000000"/>
+                <w:right w:val="none" w:sz="0" w:space="0" w:color="000000"/>
+              </w:pBdr>
+              <w:spacing w:after="100" w:before="100" w:line="240"/>
+              <w:ind w:left="100" w:right="100" w:firstLine="0" w:firstLineChars="0"/>
+              <w:rPr>
+                <w:rFonts w:ascii="Helvetica" w:hAnsi="Helvetica" w:eastAsia="Helvetica" w:cs="Helvetica"/>
+                <w:i w:val="false"/>
+                <w:b w:val="false"/>
+                <w:u w:val="none"/>
+                <w:sz w:val="18"/>
+                <w:szCs w:val="18"/>
+                <w:color w:val="FFFFFF"/>
+              </w:rPr>
+            </w:pPr>
+            <w:r>
+              <w:rPr>
+                <w:rFonts w:ascii="Helvetica" w:hAnsi="Helvetica" w:eastAsia="Helvetica" w:cs="Helvetica"/>
+                <w:i w:val="false"/>
+                <w:b w:val="false"/>
+                <w:u w:val="none"/>
+                <w:sz w:val="18"/>
+                <w:szCs w:val="18"/>
+                <w:color w:val="FFFFFF"/>
+              </w:rPr>
+              <w:t xml:space="preserve">13.4</w:t>
+            </w:r>
+          </w:p>
+        </w:tc>
+        <w:tc>
+          <w:tcPr>
+            <w:tcBorders>
+              <w:bottom w:val="none" w:sz="0" w:space="0" w:color="000000"/>
+              <w:top w:val="none" w:sz="0" w:space="0" w:color="000000"/>
+              <w:left w:val="none" w:sz="0" w:space="0" w:color="000000"/>
+              <w:right w:val="none" w:sz="0" w:space="0" w:color="000000"/>
+            </w:tcBorders>
+            <w:shd w:val="clear" w:color="auto" w:fill="6A51A3"/>
+            <w:tcMar>
+              <w:top w:w="0" w:type="dxa"/>
+              <w:bottom w:w="0" w:type="dxa"/>
+              <w:left w:w="0" w:type="dxa"/>
+              <w:right w:w="0" w:type="dxa"/>
+            </w:tcMar>
+            <w:vAlign w:val="center"/>
+          </w:tcPr>
+          <w:p>
+            <w:pPr>
+              <w:pStyle w:val="Normal"/>
+              <w:jc w:val="center"/>
+              <w:pBdr>
+                <w:bottom w:val="none" w:sz="0" w:space="0" w:color="000000"/>
+                <w:top w:val="none" w:sz="0" w:space="0" w:color="000000"/>
+                <w:left w:val="none" w:sz="0" w:space="0" w:color="000000"/>
+                <w:right w:val="none" w:sz="0" w:space="0" w:color="000000"/>
+              </w:pBdr>
+              <w:spacing w:after="100" w:before="100" w:line="240"/>
+              <w:ind w:left="100" w:right="100" w:firstLine="0" w:firstLineChars="0"/>
+              <w:rPr>
+                <w:rFonts w:ascii="Helvetica" w:hAnsi="Helvetica" w:eastAsia="Helvetica" w:cs="Helvetica"/>
+                <w:i w:val="false"/>
+                <w:b w:val="false"/>
+                <w:u w:val="none"/>
+                <w:sz w:val="18"/>
+                <w:szCs w:val="18"/>
+                <w:color w:val="FFFFFF"/>
+              </w:rPr>
+            </w:pPr>
+            <w:r>
+              <w:rPr>
+                <w:rFonts w:ascii="Helvetica" w:hAnsi="Helvetica" w:eastAsia="Helvetica" w:cs="Helvetica"/>
+                <w:i w:val="false"/>
+                <w:b w:val="false"/>
+                <w:u w:val="none"/>
+                <w:sz w:val="18"/>
+                <w:szCs w:val="18"/>
+                <w:color w:val="FFFFFF"/>
+              </w:rPr>
+              <w:t xml:space="preserve">20.6</w:t>
             </w:r>
           </w:p>
         </w:tc>
@@ -2750,7 +2856,7 @@
                 <w:szCs w:val="18"/>
                 <w:color w:val="000000"/>
               </w:rPr>
-              <w:t xml:space="preserve">9.5</w:t>
+              <w:t xml:space="preserve">8.2</w:t>
             </w:r>
           </w:p>
         </w:tc>
@@ -2803,60 +2909,7 @@
                 <w:szCs w:val="18"/>
                 <w:color w:val="FFFFFF"/>
               </w:rPr>
-              <w:t xml:space="preserve">12.3</w:t>
-            </w:r>
-          </w:p>
-        </w:tc>
-        <w:tc>
-          <w:tcPr>
-            <w:tcBorders>
-              <w:bottom w:val="none" w:sz="0" w:space="0" w:color="000000"/>
-              <w:top w:val="none" w:sz="0" w:space="0" w:color="000000"/>
-              <w:left w:val="none" w:sz="0" w:space="0" w:color="000000"/>
-              <w:right w:val="none" w:sz="0" w:space="0" w:color="000000"/>
-            </w:tcBorders>
-            <w:shd w:val="clear" w:color="auto" w:fill="FEB24C"/>
-            <w:tcMar>
-              <w:top w:w="0" w:type="dxa"/>
-              <w:bottom w:w="0" w:type="dxa"/>
-              <w:left w:w="0" w:type="dxa"/>
-              <w:right w:w="0" w:type="dxa"/>
-            </w:tcMar>
-            <w:vAlign w:val="center"/>
-          </w:tcPr>
-          <w:p>
-            <w:pPr>
-              <w:pStyle w:val="Normal"/>
-              <w:jc w:val="center"/>
-              <w:pBdr>
-                <w:bottom w:val="none" w:sz="0" w:space="0" w:color="000000"/>
-                <w:top w:val="none" w:sz="0" w:space="0" w:color="000000"/>
-                <w:left w:val="none" w:sz="0" w:space="0" w:color="000000"/>
-                <w:right w:val="none" w:sz="0" w:space="0" w:color="000000"/>
-              </w:pBdr>
-              <w:spacing w:after="100" w:before="100" w:line="240"/>
-              <w:ind w:left="100" w:right="100" w:firstLine="0" w:firstLineChars="0"/>
-              <w:rPr>
-                <w:rFonts w:ascii="Helvetica" w:hAnsi="Helvetica" w:eastAsia="Helvetica" w:cs="Helvetica"/>
-                <w:i w:val="false"/>
-                <w:b w:val="false"/>
-                <w:u w:val="none"/>
-                <w:sz w:val="18"/>
-                <w:szCs w:val="18"/>
-                <w:color w:val="000000"/>
-              </w:rPr>
-            </w:pPr>
-            <w:r>
-              <w:rPr>
-                <w:rFonts w:ascii="Helvetica" w:hAnsi="Helvetica" w:eastAsia="Helvetica" w:cs="Helvetica"/>
-                <w:i w:val="false"/>
-                <w:b w:val="false"/>
-                <w:u w:val="none"/>
-                <w:sz w:val="18"/>
-                <w:szCs w:val="18"/>
-                <w:color w:val="000000"/>
-              </w:rPr>
-              <w:t xml:space="preserve">6.6</w:t>
+              <w:t xml:space="preserve">15.0</w:t>
             </w:r>
           </w:p>
         </w:tc>
@@ -2909,7 +2962,7 @@
                 <w:szCs w:val="18"/>
                 <w:color w:val="FFFFFF"/>
               </w:rPr>
-              <w:t xml:space="preserve">10.0</w:t>
+              <w:t xml:space="preserve">17.4</w:t>
             </w:r>
           </w:p>
         </w:tc>
@@ -2962,7 +3015,7 @@
                 <w:szCs w:val="18"/>
                 <w:color w:val="FFFFFF"/>
               </w:rPr>
-              <w:t xml:space="preserve">11.3</w:t>
+              <w:t xml:space="preserve">19.8</w:t>
             </w:r>
           </w:p>
         </w:tc>
@@ -3015,7 +3068,60 @@
                 <w:szCs w:val="18"/>
                 <w:color w:val="FFFFFF"/>
               </w:rPr>
-              <w:t xml:space="preserve">11.8</w:t>
+              <w:t xml:space="preserve">15.6</w:t>
+            </w:r>
+          </w:p>
+        </w:tc>
+        <w:tc>
+          <w:tcPr>
+            <w:tcBorders>
+              <w:bottom w:val="none" w:sz="0" w:space="0" w:color="000000"/>
+              <w:top w:val="none" w:sz="0" w:space="0" w:color="000000"/>
+              <w:left w:val="none" w:sz="0" w:space="0" w:color="000000"/>
+              <w:right w:val="none" w:sz="0" w:space="0" w:color="000000"/>
+            </w:tcBorders>
+            <w:shd w:val="clear" w:color="auto" w:fill="6A51A3"/>
+            <w:tcMar>
+              <w:top w:w="0" w:type="dxa"/>
+              <w:bottom w:w="0" w:type="dxa"/>
+              <w:left w:w="0" w:type="dxa"/>
+              <w:right w:w="0" w:type="dxa"/>
+            </w:tcMar>
+            <w:vAlign w:val="center"/>
+          </w:tcPr>
+          <w:p>
+            <w:pPr>
+              <w:pStyle w:val="Normal"/>
+              <w:jc w:val="center"/>
+              <w:pBdr>
+                <w:bottom w:val="none" w:sz="0" w:space="0" w:color="000000"/>
+                <w:top w:val="none" w:sz="0" w:space="0" w:color="000000"/>
+                <w:left w:val="none" w:sz="0" w:space="0" w:color="000000"/>
+                <w:right w:val="none" w:sz="0" w:space="0" w:color="000000"/>
+              </w:pBdr>
+              <w:spacing w:after="100" w:before="100" w:line="240"/>
+              <w:ind w:left="100" w:right="100" w:firstLine="0" w:firstLineChars="0"/>
+              <w:rPr>
+                <w:rFonts w:ascii="Helvetica" w:hAnsi="Helvetica" w:eastAsia="Helvetica" w:cs="Helvetica"/>
+                <w:i w:val="false"/>
+                <w:b w:val="false"/>
+                <w:u w:val="none"/>
+                <w:sz w:val="18"/>
+                <w:szCs w:val="18"/>
+                <w:color w:val="FFFFFF"/>
+              </w:rPr>
+            </w:pPr>
+            <w:r>
+              <w:rPr>
+                <w:rFonts w:ascii="Helvetica" w:hAnsi="Helvetica" w:eastAsia="Helvetica" w:cs="Helvetica"/>
+                <w:i w:val="false"/>
+                <w:b w:val="false"/>
+                <w:u w:val="none"/>
+                <w:sz w:val="18"/>
+                <w:szCs w:val="18"/>
+                <w:color w:val="FFFFFF"/>
+              </w:rPr>
+              <w:t xml:space="preserve">25.8</w:t>
             </w:r>
           </w:p>
         </w:tc>
@@ -3068,19 +3174,19 @@
                 <w:szCs w:val="18"/>
                 <w:color w:val="FFFFFF"/>
               </w:rPr>
-              <w:t xml:space="preserve">10.1</w:t>
-            </w:r>
-          </w:p>
-        </w:tc>
-        <w:tc>
-          <w:tcPr>
-            <w:tcBorders>
-              <w:bottom w:val="none" w:sz="0" w:space="0" w:color="000000"/>
-              <w:top w:val="none" w:sz="0" w:space="0" w:color="000000"/>
-              <w:left w:val="none" w:sz="0" w:space="0" w:color="000000"/>
-              <w:right w:val="none" w:sz="0" w:space="0" w:color="000000"/>
-            </w:tcBorders>
-            <w:shd w:val="clear" w:color="auto" w:fill="F03B20"/>
+              <w:t xml:space="preserve">13.6</w:t>
+            </w:r>
+          </w:p>
+        </w:tc>
+        <w:tc>
+          <w:tcPr>
+            <w:tcBorders>
+              <w:bottom w:val="none" w:sz="0" w:space="0" w:color="000000"/>
+              <w:top w:val="none" w:sz="0" w:space="0" w:color="000000"/>
+              <w:left w:val="none" w:sz="0" w:space="0" w:color="000000"/>
+              <w:right w:val="none" w:sz="0" w:space="0" w:color="000000"/>
+            </w:tcBorders>
+            <w:shd w:val="clear" w:color="auto" w:fill="6A51A3"/>
             <w:tcMar>
               <w:top w:w="0" w:type="dxa"/>
               <w:bottom w:w="0" w:type="dxa"/>
@@ -3121,113 +3227,7 @@
                 <w:szCs w:val="18"/>
                 <w:color w:val="FFFFFF"/>
               </w:rPr>
-              <w:t xml:space="preserve">15.7</w:t>
-            </w:r>
-          </w:p>
-        </w:tc>
-        <w:tc>
-          <w:tcPr>
-            <w:tcBorders>
-              <w:bottom w:val="none" w:sz="0" w:space="0" w:color="000000"/>
-              <w:top w:val="none" w:sz="0" w:space="0" w:color="000000"/>
-              <w:left w:val="none" w:sz="0" w:space="0" w:color="000000"/>
-              <w:right w:val="none" w:sz="0" w:space="0" w:color="000000"/>
-            </w:tcBorders>
-            <w:shd w:val="clear" w:color="auto" w:fill="F03B20"/>
-            <w:tcMar>
-              <w:top w:w="0" w:type="dxa"/>
-              <w:bottom w:w="0" w:type="dxa"/>
-              <w:left w:w="0" w:type="dxa"/>
-              <w:right w:w="0" w:type="dxa"/>
-            </w:tcMar>
-            <w:vAlign w:val="center"/>
-          </w:tcPr>
-          <w:p>
-            <w:pPr>
-              <w:pStyle w:val="Normal"/>
-              <w:jc w:val="center"/>
-              <w:pBdr>
-                <w:bottom w:val="none" w:sz="0" w:space="0" w:color="000000"/>
-                <w:top w:val="none" w:sz="0" w:space="0" w:color="000000"/>
-                <w:left w:val="none" w:sz="0" w:space="0" w:color="000000"/>
-                <w:right w:val="none" w:sz="0" w:space="0" w:color="000000"/>
-              </w:pBdr>
-              <w:spacing w:after="100" w:before="100" w:line="240"/>
-              <w:ind w:left="100" w:right="100" w:firstLine="0" w:firstLineChars="0"/>
-              <w:rPr>
-                <w:rFonts w:ascii="Helvetica" w:hAnsi="Helvetica" w:eastAsia="Helvetica" w:cs="Helvetica"/>
-                <w:i w:val="false"/>
-                <w:b w:val="false"/>
-                <w:u w:val="none"/>
-                <w:sz w:val="18"/>
-                <w:szCs w:val="18"/>
-                <w:color w:val="FFFFFF"/>
-              </w:rPr>
-            </w:pPr>
-            <w:r>
-              <w:rPr>
-                <w:rFonts w:ascii="Helvetica" w:hAnsi="Helvetica" w:eastAsia="Helvetica" w:cs="Helvetica"/>
-                <w:i w:val="false"/>
-                <w:b w:val="false"/>
-                <w:u w:val="none"/>
-                <w:sz w:val="18"/>
-                <w:szCs w:val="18"/>
-                <w:color w:val="FFFFFF"/>
-              </w:rPr>
-              <w:t xml:space="preserve">10.2</w:t>
-            </w:r>
-          </w:p>
-        </w:tc>
-        <w:tc>
-          <w:tcPr>
-            <w:tcBorders>
-              <w:bottom w:val="none" w:sz="0" w:space="0" w:color="000000"/>
-              <w:top w:val="none" w:sz="0" w:space="0" w:color="000000"/>
-              <w:left w:val="none" w:sz="0" w:space="0" w:color="000000"/>
-              <w:right w:val="none" w:sz="0" w:space="0" w:color="000000"/>
-            </w:tcBorders>
-            <w:shd w:val="clear" w:color="auto" w:fill="F03B20"/>
-            <w:tcMar>
-              <w:top w:w="0" w:type="dxa"/>
-              <w:bottom w:w="0" w:type="dxa"/>
-              <w:left w:w="0" w:type="dxa"/>
-              <w:right w:w="0" w:type="dxa"/>
-            </w:tcMar>
-            <w:vAlign w:val="center"/>
-          </w:tcPr>
-          <w:p>
-            <w:pPr>
-              <w:pStyle w:val="Normal"/>
-              <w:jc w:val="center"/>
-              <w:pBdr>
-                <w:bottom w:val="none" w:sz="0" w:space="0" w:color="000000"/>
-                <w:top w:val="none" w:sz="0" w:space="0" w:color="000000"/>
-                <w:left w:val="none" w:sz="0" w:space="0" w:color="000000"/>
-                <w:right w:val="none" w:sz="0" w:space="0" w:color="000000"/>
-              </w:pBdr>
-              <w:spacing w:after="100" w:before="100" w:line="240"/>
-              <w:ind w:left="100" w:right="100" w:firstLine="0" w:firstLineChars="0"/>
-              <w:rPr>
-                <w:rFonts w:ascii="Helvetica" w:hAnsi="Helvetica" w:eastAsia="Helvetica" w:cs="Helvetica"/>
-                <w:i w:val="false"/>
-                <w:b w:val="false"/>
-                <w:u w:val="none"/>
-                <w:sz w:val="18"/>
-                <w:szCs w:val="18"/>
-                <w:color w:val="FFFFFF"/>
-              </w:rPr>
-            </w:pPr>
-            <w:r>
-              <w:rPr>
-                <w:rFonts w:ascii="Helvetica" w:hAnsi="Helvetica" w:eastAsia="Helvetica" w:cs="Helvetica"/>
-                <w:i w:val="false"/>
-                <w:b w:val="false"/>
-                <w:u w:val="none"/>
-                <w:sz w:val="18"/>
-                <w:szCs w:val="18"/>
-                <w:color w:val="FFFFFF"/>
-              </w:rPr>
-              <w:t xml:space="preserve">13.5</w:t>
+              <w:t xml:space="preserve">29.7</w:t>
             </w:r>
           </w:p>
         </w:tc>
@@ -3381,6 +3381,483 @@
                 <w:szCs w:val="18"/>
                 <w:color w:val="FFFFFF"/>
               </w:rPr>
+              <w:t xml:space="preserve">13.6</w:t>
+            </w:r>
+          </w:p>
+        </w:tc>
+        <w:tc>
+          <w:tcPr>
+            <w:tcBorders>
+              <w:bottom w:val="none" w:sz="0" w:space="0" w:color="000000"/>
+              <w:top w:val="none" w:sz="0" w:space="0" w:color="000000"/>
+              <w:left w:val="none" w:sz="0" w:space="0" w:color="000000"/>
+              <w:right w:val="none" w:sz="0" w:space="0" w:color="000000"/>
+            </w:tcBorders>
+            <w:shd w:val="clear" w:color="auto" w:fill="FEB24C"/>
+            <w:tcMar>
+              <w:top w:w="0" w:type="dxa"/>
+              <w:bottom w:w="0" w:type="dxa"/>
+              <w:left w:w="0" w:type="dxa"/>
+              <w:right w:w="0" w:type="dxa"/>
+            </w:tcMar>
+            <w:vAlign w:val="center"/>
+          </w:tcPr>
+          <w:p>
+            <w:pPr>
+              <w:pStyle w:val="Normal"/>
+              <w:jc w:val="center"/>
+              <w:pBdr>
+                <w:bottom w:val="none" w:sz="0" w:space="0" w:color="000000"/>
+                <w:top w:val="none" w:sz="0" w:space="0" w:color="000000"/>
+                <w:left w:val="none" w:sz="0" w:space="0" w:color="000000"/>
+                <w:right w:val="none" w:sz="0" w:space="0" w:color="000000"/>
+              </w:pBdr>
+              <w:spacing w:after="100" w:before="100" w:line="240"/>
+              <w:ind w:left="100" w:right="100" w:firstLine="0" w:firstLineChars="0"/>
+              <w:rPr>
+                <w:rFonts w:ascii="Helvetica" w:hAnsi="Helvetica" w:eastAsia="Helvetica" w:cs="Helvetica"/>
+                <w:i w:val="false"/>
+                <w:b w:val="false"/>
+                <w:u w:val="none"/>
+                <w:sz w:val="18"/>
+                <w:szCs w:val="18"/>
+                <w:color w:val="000000"/>
+              </w:rPr>
+            </w:pPr>
+            <w:r>
+              <w:rPr>
+                <w:rFonts w:ascii="Helvetica" w:hAnsi="Helvetica" w:eastAsia="Helvetica" w:cs="Helvetica"/>
+                <w:i w:val="false"/>
+                <w:b w:val="false"/>
+                <w:u w:val="none"/>
+                <w:sz w:val="18"/>
+                <w:szCs w:val="18"/>
+                <w:color w:val="000000"/>
+              </w:rPr>
+              <w:t xml:space="preserve">8.1</w:t>
+            </w:r>
+          </w:p>
+        </w:tc>
+        <w:tc>
+          <w:tcPr>
+            <w:tcBorders>
+              <w:bottom w:val="none" w:sz="0" w:space="0" w:color="000000"/>
+              <w:top w:val="none" w:sz="0" w:space="0" w:color="000000"/>
+              <w:left w:val="none" w:sz="0" w:space="0" w:color="000000"/>
+              <w:right w:val="none" w:sz="0" w:space="0" w:color="000000"/>
+            </w:tcBorders>
+            <w:shd w:val="clear" w:color="auto" w:fill="F03B20"/>
+            <w:tcMar>
+              <w:top w:w="0" w:type="dxa"/>
+              <w:bottom w:w="0" w:type="dxa"/>
+              <w:left w:w="0" w:type="dxa"/>
+              <w:right w:w="0" w:type="dxa"/>
+            </w:tcMar>
+            <w:vAlign w:val="center"/>
+          </w:tcPr>
+          <w:p>
+            <w:pPr>
+              <w:pStyle w:val="Normal"/>
+              <w:jc w:val="center"/>
+              <w:pBdr>
+                <w:bottom w:val="none" w:sz="0" w:space="0" w:color="000000"/>
+                <w:top w:val="none" w:sz="0" w:space="0" w:color="000000"/>
+                <w:left w:val="none" w:sz="0" w:space="0" w:color="000000"/>
+                <w:right w:val="none" w:sz="0" w:space="0" w:color="000000"/>
+              </w:pBdr>
+              <w:spacing w:after="100" w:before="100" w:line="240"/>
+              <w:ind w:left="100" w:right="100" w:firstLine="0" w:firstLineChars="0"/>
+              <w:rPr>
+                <w:rFonts w:ascii="Helvetica" w:hAnsi="Helvetica" w:eastAsia="Helvetica" w:cs="Helvetica"/>
+                <w:i w:val="false"/>
+                <w:b w:val="false"/>
+                <w:u w:val="none"/>
+                <w:sz w:val="18"/>
+                <w:szCs w:val="18"/>
+                <w:color w:val="FFFFFF"/>
+              </w:rPr>
+            </w:pPr>
+            <w:r>
+              <w:rPr>
+                <w:rFonts w:ascii="Helvetica" w:hAnsi="Helvetica" w:eastAsia="Helvetica" w:cs="Helvetica"/>
+                <w:i w:val="false"/>
+                <w:b w:val="false"/>
+                <w:u w:val="none"/>
+                <w:sz w:val="18"/>
+                <w:szCs w:val="18"/>
+                <w:color w:val="FFFFFF"/>
+              </w:rPr>
+              <w:t xml:space="preserve">18.8</w:t>
+            </w:r>
+          </w:p>
+        </w:tc>
+        <w:tc>
+          <w:tcPr>
+            <w:tcBorders>
+              <w:bottom w:val="none" w:sz="0" w:space="0" w:color="000000"/>
+              <w:top w:val="none" w:sz="0" w:space="0" w:color="000000"/>
+              <w:left w:val="none" w:sz="0" w:space="0" w:color="000000"/>
+              <w:right w:val="none" w:sz="0" w:space="0" w:color="000000"/>
+            </w:tcBorders>
+            <w:shd w:val="clear" w:color="auto" w:fill="FFEDA0"/>
+            <w:tcMar>
+              <w:top w:w="0" w:type="dxa"/>
+              <w:bottom w:w="0" w:type="dxa"/>
+              <w:left w:w="0" w:type="dxa"/>
+              <w:right w:w="0" w:type="dxa"/>
+            </w:tcMar>
+            <w:vAlign w:val="center"/>
+          </w:tcPr>
+          <w:p>
+            <w:pPr>
+              <w:pStyle w:val="Normal"/>
+              <w:jc w:val="center"/>
+              <w:pBdr>
+                <w:bottom w:val="none" w:sz="0" w:space="0" w:color="000000"/>
+                <w:top w:val="none" w:sz="0" w:space="0" w:color="000000"/>
+                <w:left w:val="none" w:sz="0" w:space="0" w:color="000000"/>
+                <w:right w:val="none" w:sz="0" w:space="0" w:color="000000"/>
+              </w:pBdr>
+              <w:spacing w:after="100" w:before="100" w:line="240"/>
+              <w:ind w:left="100" w:right="100" w:firstLine="0" w:firstLineChars="0"/>
+              <w:rPr>
+                <w:rFonts w:ascii="Helvetica" w:hAnsi="Helvetica" w:eastAsia="Helvetica" w:cs="Helvetica"/>
+                <w:i w:val="false"/>
+                <w:b w:val="false"/>
+                <w:u w:val="none"/>
+                <w:sz w:val="18"/>
+                <w:szCs w:val="18"/>
+                <w:color w:val="000000"/>
+              </w:rPr>
+            </w:pPr>
+            <w:r>
+              <w:rPr>
+                <w:rFonts w:ascii="Helvetica" w:hAnsi="Helvetica" w:eastAsia="Helvetica" w:cs="Helvetica"/>
+                <w:i w:val="false"/>
+                <w:b w:val="false"/>
+                <w:u w:val="none"/>
+                <w:sz w:val="18"/>
+                <w:szCs w:val="18"/>
+                <w:color w:val="000000"/>
+              </w:rPr>
+              <w:t xml:space="preserve">4.9</w:t>
+            </w:r>
+          </w:p>
+        </w:tc>
+        <w:tc>
+          <w:tcPr>
+            <w:tcBorders>
+              <w:bottom w:val="none" w:sz="0" w:space="0" w:color="000000"/>
+              <w:top w:val="none" w:sz="0" w:space="0" w:color="000000"/>
+              <w:left w:val="none" w:sz="0" w:space="0" w:color="000000"/>
+              <w:right w:val="none" w:sz="0" w:space="0" w:color="000000"/>
+            </w:tcBorders>
+            <w:shd w:val="clear" w:color="auto" w:fill="F03B20"/>
+            <w:tcMar>
+              <w:top w:w="0" w:type="dxa"/>
+              <w:bottom w:w="0" w:type="dxa"/>
+              <w:left w:w="0" w:type="dxa"/>
+              <w:right w:w="0" w:type="dxa"/>
+            </w:tcMar>
+            <w:vAlign w:val="center"/>
+          </w:tcPr>
+          <w:p>
+            <w:pPr>
+              <w:pStyle w:val="Normal"/>
+              <w:jc w:val="center"/>
+              <w:pBdr>
+                <w:bottom w:val="none" w:sz="0" w:space="0" w:color="000000"/>
+                <w:top w:val="none" w:sz="0" w:space="0" w:color="000000"/>
+                <w:left w:val="none" w:sz="0" w:space="0" w:color="000000"/>
+                <w:right w:val="none" w:sz="0" w:space="0" w:color="000000"/>
+              </w:pBdr>
+              <w:spacing w:after="100" w:before="100" w:line="240"/>
+              <w:ind w:left="100" w:right="100" w:firstLine="0" w:firstLineChars="0"/>
+              <w:rPr>
+                <w:rFonts w:ascii="Helvetica" w:hAnsi="Helvetica" w:eastAsia="Helvetica" w:cs="Helvetica"/>
+                <w:i w:val="false"/>
+                <w:b w:val="false"/>
+                <w:u w:val="none"/>
+                <w:sz w:val="18"/>
+                <w:szCs w:val="18"/>
+                <w:color w:val="FFFFFF"/>
+              </w:rPr>
+            </w:pPr>
+            <w:r>
+              <w:rPr>
+                <w:rFonts w:ascii="Helvetica" w:hAnsi="Helvetica" w:eastAsia="Helvetica" w:cs="Helvetica"/>
+                <w:i w:val="false"/>
+                <w:b w:val="false"/>
+                <w:u w:val="none"/>
+                <w:sz w:val="18"/>
+                <w:szCs w:val="18"/>
+                <w:color w:val="FFFFFF"/>
+              </w:rPr>
+              <w:t xml:space="preserve">12.3</w:t>
+            </w:r>
+          </w:p>
+        </w:tc>
+        <w:tc>
+          <w:tcPr>
+            <w:tcBorders>
+              <w:bottom w:val="none" w:sz="0" w:space="0" w:color="000000"/>
+              <w:top w:val="none" w:sz="0" w:space="0" w:color="000000"/>
+              <w:left w:val="none" w:sz="0" w:space="0" w:color="000000"/>
+              <w:right w:val="none" w:sz="0" w:space="0" w:color="000000"/>
+            </w:tcBorders>
+            <w:shd w:val="clear" w:color="auto" w:fill="F03B20"/>
+            <w:tcMar>
+              <w:top w:w="0" w:type="dxa"/>
+              <w:bottom w:w="0" w:type="dxa"/>
+              <w:left w:w="0" w:type="dxa"/>
+              <w:right w:w="0" w:type="dxa"/>
+            </w:tcMar>
+            <w:vAlign w:val="center"/>
+          </w:tcPr>
+          <w:p>
+            <w:pPr>
+              <w:pStyle w:val="Normal"/>
+              <w:jc w:val="center"/>
+              <w:pBdr>
+                <w:bottom w:val="none" w:sz="0" w:space="0" w:color="000000"/>
+                <w:top w:val="none" w:sz="0" w:space="0" w:color="000000"/>
+                <w:left w:val="none" w:sz="0" w:space="0" w:color="000000"/>
+                <w:right w:val="none" w:sz="0" w:space="0" w:color="000000"/>
+              </w:pBdr>
+              <w:spacing w:after="100" w:before="100" w:line="240"/>
+              <w:ind w:left="100" w:right="100" w:firstLine="0" w:firstLineChars="0"/>
+              <w:rPr>
+                <w:rFonts w:ascii="Helvetica" w:hAnsi="Helvetica" w:eastAsia="Helvetica" w:cs="Helvetica"/>
+                <w:i w:val="false"/>
+                <w:b w:val="false"/>
+                <w:u w:val="none"/>
+                <w:sz w:val="18"/>
+                <w:szCs w:val="18"/>
+                <w:color w:val="FFFFFF"/>
+              </w:rPr>
+            </w:pPr>
+            <w:r>
+              <w:rPr>
+                <w:rFonts w:ascii="Helvetica" w:hAnsi="Helvetica" w:eastAsia="Helvetica" w:cs="Helvetica"/>
+                <w:i w:val="false"/>
+                <w:b w:val="false"/>
+                <w:u w:val="none"/>
+                <w:sz w:val="18"/>
+                <w:szCs w:val="18"/>
+                <w:color w:val="FFFFFF"/>
+              </w:rPr>
+              <w:t xml:space="preserve">14.3</w:t>
+            </w:r>
+          </w:p>
+        </w:tc>
+        <w:tc>
+          <w:tcPr>
+            <w:tcBorders>
+              <w:bottom w:val="none" w:sz="0" w:space="0" w:color="000000"/>
+              <w:top w:val="none" w:sz="0" w:space="0" w:color="000000"/>
+              <w:left w:val="none" w:sz="0" w:space="0" w:color="000000"/>
+              <w:right w:val="none" w:sz="0" w:space="0" w:color="000000"/>
+            </w:tcBorders>
+            <w:shd w:val="clear" w:color="auto" w:fill="F03B20"/>
+            <w:tcMar>
+              <w:top w:w="0" w:type="dxa"/>
+              <w:bottom w:w="0" w:type="dxa"/>
+              <w:left w:w="0" w:type="dxa"/>
+              <w:right w:w="0" w:type="dxa"/>
+            </w:tcMar>
+            <w:vAlign w:val="center"/>
+          </w:tcPr>
+          <w:p>
+            <w:pPr>
+              <w:pStyle w:val="Normal"/>
+              <w:jc w:val="center"/>
+              <w:pBdr>
+                <w:bottom w:val="none" w:sz="0" w:space="0" w:color="000000"/>
+                <w:top w:val="none" w:sz="0" w:space="0" w:color="000000"/>
+                <w:left w:val="none" w:sz="0" w:space="0" w:color="000000"/>
+                <w:right w:val="none" w:sz="0" w:space="0" w:color="000000"/>
+              </w:pBdr>
+              <w:spacing w:after="100" w:before="100" w:line="240"/>
+              <w:ind w:left="100" w:right="100" w:firstLine="0" w:firstLineChars="0"/>
+              <w:rPr>
+                <w:rFonts w:ascii="Helvetica" w:hAnsi="Helvetica" w:eastAsia="Helvetica" w:cs="Helvetica"/>
+                <w:i w:val="false"/>
+                <w:b w:val="false"/>
+                <w:u w:val="none"/>
+                <w:sz w:val="18"/>
+                <w:szCs w:val="18"/>
+                <w:color w:val="FFFFFF"/>
+              </w:rPr>
+            </w:pPr>
+            <w:r>
+              <w:rPr>
+                <w:rFonts w:ascii="Helvetica" w:hAnsi="Helvetica" w:eastAsia="Helvetica" w:cs="Helvetica"/>
+                <w:i w:val="false"/>
+                <w:b w:val="false"/>
+                <w:u w:val="none"/>
+                <w:sz w:val="18"/>
+                <w:szCs w:val="18"/>
+                <w:color w:val="FFFFFF"/>
+              </w:rPr>
+              <w:t xml:space="preserve">15.2</w:t>
+            </w:r>
+          </w:p>
+        </w:tc>
+        <w:tc>
+          <w:tcPr>
+            <w:tcBorders>
+              <w:bottom w:val="none" w:sz="0" w:space="0" w:color="000000"/>
+              <w:top w:val="none" w:sz="0" w:space="0" w:color="000000"/>
+              <w:left w:val="none" w:sz="0" w:space="0" w:color="000000"/>
+              <w:right w:val="none" w:sz="0" w:space="0" w:color="000000"/>
+            </w:tcBorders>
+            <w:shd w:val="clear" w:color="auto" w:fill="F03B20"/>
+            <w:tcMar>
+              <w:top w:w="0" w:type="dxa"/>
+              <w:bottom w:w="0" w:type="dxa"/>
+              <w:left w:w="0" w:type="dxa"/>
+              <w:right w:w="0" w:type="dxa"/>
+            </w:tcMar>
+            <w:vAlign w:val="center"/>
+          </w:tcPr>
+          <w:p>
+            <w:pPr>
+              <w:pStyle w:val="Normal"/>
+              <w:jc w:val="center"/>
+              <w:pBdr>
+                <w:bottom w:val="none" w:sz="0" w:space="0" w:color="000000"/>
+                <w:top w:val="none" w:sz="0" w:space="0" w:color="000000"/>
+                <w:left w:val="none" w:sz="0" w:space="0" w:color="000000"/>
+                <w:right w:val="none" w:sz="0" w:space="0" w:color="000000"/>
+              </w:pBdr>
+              <w:spacing w:after="100" w:before="100" w:line="240"/>
+              <w:ind w:left="100" w:right="100" w:firstLine="0" w:firstLineChars="0"/>
+              <w:rPr>
+                <w:rFonts w:ascii="Helvetica" w:hAnsi="Helvetica" w:eastAsia="Helvetica" w:cs="Helvetica"/>
+                <w:i w:val="false"/>
+                <w:b w:val="false"/>
+                <w:u w:val="none"/>
+                <w:sz w:val="18"/>
+                <w:szCs w:val="18"/>
+                <w:color w:val="FFFFFF"/>
+              </w:rPr>
+            </w:pPr>
+            <w:r>
+              <w:rPr>
+                <w:rFonts w:ascii="Helvetica" w:hAnsi="Helvetica" w:eastAsia="Helvetica" w:cs="Helvetica"/>
+                <w:i w:val="false"/>
+                <w:b w:val="false"/>
+                <w:u w:val="none"/>
+                <w:sz w:val="18"/>
+                <w:szCs w:val="18"/>
+                <w:color w:val="FFFFFF"/>
+              </w:rPr>
+              <w:t xml:space="preserve">12.3</w:t>
+            </w:r>
+          </w:p>
+        </w:tc>
+        <w:tc>
+          <w:tcPr>
+            <w:tcBorders>
+              <w:bottom w:val="none" w:sz="0" w:space="0" w:color="000000"/>
+              <w:top w:val="none" w:sz="0" w:space="0" w:color="000000"/>
+              <w:left w:val="none" w:sz="0" w:space="0" w:color="000000"/>
+              <w:right w:val="none" w:sz="0" w:space="0" w:color="000000"/>
+            </w:tcBorders>
+            <w:shd w:val="clear" w:color="auto" w:fill="6A51A3"/>
+            <w:tcMar>
+              <w:top w:w="0" w:type="dxa"/>
+              <w:bottom w:w="0" w:type="dxa"/>
+              <w:left w:w="0" w:type="dxa"/>
+              <w:right w:w="0" w:type="dxa"/>
+            </w:tcMar>
+            <w:vAlign w:val="center"/>
+          </w:tcPr>
+          <w:p>
+            <w:pPr>
+              <w:pStyle w:val="Normal"/>
+              <w:jc w:val="center"/>
+              <w:pBdr>
+                <w:bottom w:val="none" w:sz="0" w:space="0" w:color="000000"/>
+                <w:top w:val="none" w:sz="0" w:space="0" w:color="000000"/>
+                <w:left w:val="none" w:sz="0" w:space="0" w:color="000000"/>
+                <w:right w:val="none" w:sz="0" w:space="0" w:color="000000"/>
+              </w:pBdr>
+              <w:spacing w:after="100" w:before="100" w:line="240"/>
+              <w:ind w:left="100" w:right="100" w:firstLine="0" w:firstLineChars="0"/>
+              <w:rPr>
+                <w:rFonts w:ascii="Helvetica" w:hAnsi="Helvetica" w:eastAsia="Helvetica" w:cs="Helvetica"/>
+                <w:i w:val="false"/>
+                <w:b w:val="false"/>
+                <w:u w:val="none"/>
+                <w:sz w:val="18"/>
+                <w:szCs w:val="18"/>
+                <w:color w:val="FFFFFF"/>
+              </w:rPr>
+            </w:pPr>
+            <w:r>
+              <w:rPr>
+                <w:rFonts w:ascii="Helvetica" w:hAnsi="Helvetica" w:eastAsia="Helvetica" w:cs="Helvetica"/>
+                <w:i w:val="false"/>
+                <w:b w:val="false"/>
+                <w:u w:val="none"/>
+                <w:sz w:val="18"/>
+                <w:szCs w:val="18"/>
+                <w:color w:val="FFFFFF"/>
+              </w:rPr>
+              <w:t xml:space="preserve">20.8</w:t>
+            </w:r>
+          </w:p>
+        </w:tc>
+        <w:tc>
+          <w:tcPr>
+            <w:tcBorders>
+              <w:bottom w:val="none" w:sz="0" w:space="0" w:color="000000"/>
+              <w:top w:val="none" w:sz="0" w:space="0" w:color="000000"/>
+              <w:left w:val="none" w:sz="0" w:space="0" w:color="000000"/>
+              <w:right w:val="none" w:sz="0" w:space="0" w:color="000000"/>
+            </w:tcBorders>
+            <w:shd w:val="clear" w:color="auto" w:fill="F03B20"/>
+            <w:tcMar>
+              <w:top w:w="0" w:type="dxa"/>
+              <w:bottom w:w="0" w:type="dxa"/>
+              <w:left w:w="0" w:type="dxa"/>
+              <w:right w:w="0" w:type="dxa"/>
+            </w:tcMar>
+            <w:vAlign w:val="center"/>
+          </w:tcPr>
+          <w:p>
+            <w:pPr>
+              <w:pStyle w:val="Normal"/>
+              <w:jc w:val="center"/>
+              <w:pBdr>
+                <w:bottom w:val="none" w:sz="0" w:space="0" w:color="000000"/>
+                <w:top w:val="none" w:sz="0" w:space="0" w:color="000000"/>
+                <w:left w:val="none" w:sz="0" w:space="0" w:color="000000"/>
+                <w:right w:val="none" w:sz="0" w:space="0" w:color="000000"/>
+              </w:pBdr>
+              <w:spacing w:after="100" w:before="100" w:line="240"/>
+              <w:ind w:left="100" w:right="100" w:firstLine="0" w:firstLineChars="0"/>
+              <w:rPr>
+                <w:rFonts w:ascii="Helvetica" w:hAnsi="Helvetica" w:eastAsia="Helvetica" w:cs="Helvetica"/>
+                <w:i w:val="false"/>
+                <w:b w:val="false"/>
+                <w:u w:val="none"/>
+                <w:sz w:val="18"/>
+                <w:szCs w:val="18"/>
+                <w:color w:val="FFFFFF"/>
+              </w:rPr>
+            </w:pPr>
+            <w:r>
+              <w:rPr>
+                <w:rFonts w:ascii="Helvetica" w:hAnsi="Helvetica" w:eastAsia="Helvetica" w:cs="Helvetica"/>
+                <w:i w:val="false"/>
+                <w:b w:val="false"/>
+                <w:u w:val="none"/>
+                <w:sz w:val="18"/>
+                <w:szCs w:val="18"/>
+                <w:color w:val="FFFFFF"/>
+              </w:rPr>
               <w:t xml:space="preserve">10.6</w:t>
             </w:r>
           </w:p>
@@ -3393,60 +3870,7 @@
               <w:left w:val="none" w:sz="0" w:space="0" w:color="000000"/>
               <w:right w:val="none" w:sz="0" w:space="0" w:color="000000"/>
             </w:tcBorders>
-            <w:shd w:val="clear" w:color="auto" w:fill="FEB24C"/>
-            <w:tcMar>
-              <w:top w:w="0" w:type="dxa"/>
-              <w:bottom w:w="0" w:type="dxa"/>
-              <w:left w:w="0" w:type="dxa"/>
-              <w:right w:w="0" w:type="dxa"/>
-            </w:tcMar>
-            <w:vAlign w:val="center"/>
-          </w:tcPr>
-          <w:p>
-            <w:pPr>
-              <w:pStyle w:val="Normal"/>
-              <w:jc w:val="center"/>
-              <w:pBdr>
-                <w:bottom w:val="none" w:sz="0" w:space="0" w:color="000000"/>
-                <w:top w:val="none" w:sz="0" w:space="0" w:color="000000"/>
-                <w:left w:val="none" w:sz="0" w:space="0" w:color="000000"/>
-                <w:right w:val="none" w:sz="0" w:space="0" w:color="000000"/>
-              </w:pBdr>
-              <w:spacing w:after="100" w:before="100" w:line="240"/>
-              <w:ind w:left="100" w:right="100" w:firstLine="0" w:firstLineChars="0"/>
-              <w:rPr>
-                <w:rFonts w:ascii="Helvetica" w:hAnsi="Helvetica" w:eastAsia="Helvetica" w:cs="Helvetica"/>
-                <w:i w:val="false"/>
-                <w:b w:val="false"/>
-                <w:u w:val="none"/>
-                <w:sz w:val="18"/>
-                <w:szCs w:val="18"/>
-                <w:color w:val="000000"/>
-              </w:rPr>
-            </w:pPr>
-            <w:r>
-              <w:rPr>
-                <w:rFonts w:ascii="Helvetica" w:hAnsi="Helvetica" w:eastAsia="Helvetica" w:cs="Helvetica"/>
-                <w:i w:val="false"/>
-                <w:b w:val="false"/>
-                <w:u w:val="none"/>
-                <w:sz w:val="18"/>
-                <w:szCs w:val="18"/>
-                <w:color w:val="000000"/>
-              </w:rPr>
-              <w:t xml:space="preserve">8.7</w:t>
-            </w:r>
-          </w:p>
-        </w:tc>
-        <w:tc>
-          <w:tcPr>
-            <w:tcBorders>
-              <w:bottom w:val="none" w:sz="0" w:space="0" w:color="000000"/>
-              <w:top w:val="none" w:sz="0" w:space="0" w:color="000000"/>
-              <w:left w:val="none" w:sz="0" w:space="0" w:color="000000"/>
-              <w:right w:val="none" w:sz="0" w:space="0" w:color="000000"/>
-            </w:tcBorders>
-            <w:shd w:val="clear" w:color="auto" w:fill="F03B20"/>
+            <w:shd w:val="clear" w:color="auto" w:fill="6A51A3"/>
             <w:tcMar>
               <w:top w:w="0" w:type="dxa"/>
               <w:bottom w:w="0" w:type="dxa"/>
@@ -3487,431 +3911,7 @@
                 <w:szCs w:val="18"/>
                 <w:color w:val="FFFFFF"/>
               </w:rPr>
-              <w:t xml:space="preserve">12.4</w:t>
-            </w:r>
-          </w:p>
-        </w:tc>
-        <w:tc>
-          <w:tcPr>
-            <w:tcBorders>
-              <w:bottom w:val="none" w:sz="0" w:space="0" w:color="000000"/>
-              <w:top w:val="none" w:sz="0" w:space="0" w:color="000000"/>
-              <w:left w:val="none" w:sz="0" w:space="0" w:color="000000"/>
-              <w:right w:val="none" w:sz="0" w:space="0" w:color="000000"/>
-            </w:tcBorders>
-            <w:shd w:val="clear" w:color="auto" w:fill="FEB24C"/>
-            <w:tcMar>
-              <w:top w:w="0" w:type="dxa"/>
-              <w:bottom w:w="0" w:type="dxa"/>
-              <w:left w:w="0" w:type="dxa"/>
-              <w:right w:w="0" w:type="dxa"/>
-            </w:tcMar>
-            <w:vAlign w:val="center"/>
-          </w:tcPr>
-          <w:p>
-            <w:pPr>
-              <w:pStyle w:val="Normal"/>
-              <w:jc w:val="center"/>
-              <w:pBdr>
-                <w:bottom w:val="none" w:sz="0" w:space="0" w:color="000000"/>
-                <w:top w:val="none" w:sz="0" w:space="0" w:color="000000"/>
-                <w:left w:val="none" w:sz="0" w:space="0" w:color="000000"/>
-                <w:right w:val="none" w:sz="0" w:space="0" w:color="000000"/>
-              </w:pBdr>
-              <w:spacing w:after="100" w:before="100" w:line="240"/>
-              <w:ind w:left="100" w:right="100" w:firstLine="0" w:firstLineChars="0"/>
-              <w:rPr>
-                <w:rFonts w:ascii="Helvetica" w:hAnsi="Helvetica" w:eastAsia="Helvetica" w:cs="Helvetica"/>
-                <w:i w:val="false"/>
-                <w:b w:val="false"/>
-                <w:u w:val="none"/>
-                <w:sz w:val="18"/>
-                <w:szCs w:val="18"/>
-                <w:color w:val="000000"/>
-              </w:rPr>
-            </w:pPr>
-            <w:r>
-              <w:rPr>
-                <w:rFonts w:ascii="Helvetica" w:hAnsi="Helvetica" w:eastAsia="Helvetica" w:cs="Helvetica"/>
-                <w:i w:val="false"/>
-                <w:b w:val="false"/>
-                <w:u w:val="none"/>
-                <w:sz w:val="18"/>
-                <w:szCs w:val="18"/>
-                <w:color w:val="000000"/>
-              </w:rPr>
-              <w:t xml:space="preserve">8.2</w:t>
-            </w:r>
-          </w:p>
-        </w:tc>
-        <w:tc>
-          <w:tcPr>
-            <w:tcBorders>
-              <w:bottom w:val="none" w:sz="0" w:space="0" w:color="000000"/>
-              <w:top w:val="none" w:sz="0" w:space="0" w:color="000000"/>
-              <w:left w:val="none" w:sz="0" w:space="0" w:color="000000"/>
-              <w:right w:val="none" w:sz="0" w:space="0" w:color="000000"/>
-            </w:tcBorders>
-            <w:shd w:val="clear" w:color="auto" w:fill="F03B20"/>
-            <w:tcMar>
-              <w:top w:w="0" w:type="dxa"/>
-              <w:bottom w:w="0" w:type="dxa"/>
-              <w:left w:w="0" w:type="dxa"/>
-              <w:right w:w="0" w:type="dxa"/>
-            </w:tcMar>
-            <w:vAlign w:val="center"/>
-          </w:tcPr>
-          <w:p>
-            <w:pPr>
-              <w:pStyle w:val="Normal"/>
-              <w:jc w:val="center"/>
-              <w:pBdr>
-                <w:bottom w:val="none" w:sz="0" w:space="0" w:color="000000"/>
-                <w:top w:val="none" w:sz="0" w:space="0" w:color="000000"/>
-                <w:left w:val="none" w:sz="0" w:space="0" w:color="000000"/>
-                <w:right w:val="none" w:sz="0" w:space="0" w:color="000000"/>
-              </w:pBdr>
-              <w:spacing w:after="100" w:before="100" w:line="240"/>
-              <w:ind w:left="100" w:right="100" w:firstLine="0" w:firstLineChars="0"/>
-              <w:rPr>
-                <w:rFonts w:ascii="Helvetica" w:hAnsi="Helvetica" w:eastAsia="Helvetica" w:cs="Helvetica"/>
-                <w:i w:val="false"/>
-                <w:b w:val="false"/>
-                <w:u w:val="none"/>
-                <w:sz w:val="18"/>
-                <w:szCs w:val="18"/>
-                <w:color w:val="FFFFFF"/>
-              </w:rPr>
-            </w:pPr>
-            <w:r>
-              <w:rPr>
-                <w:rFonts w:ascii="Helvetica" w:hAnsi="Helvetica" w:eastAsia="Helvetica" w:cs="Helvetica"/>
-                <w:i w:val="false"/>
-                <w:b w:val="false"/>
-                <w:u w:val="none"/>
-                <w:sz w:val="18"/>
-                <w:szCs w:val="18"/>
-                <w:color w:val="FFFFFF"/>
-              </w:rPr>
-              <w:t xml:space="preserve">10.0</w:t>
-            </w:r>
-          </w:p>
-        </w:tc>
-        <w:tc>
-          <w:tcPr>
-            <w:tcBorders>
-              <w:bottom w:val="none" w:sz="0" w:space="0" w:color="000000"/>
-              <w:top w:val="none" w:sz="0" w:space="0" w:color="000000"/>
-              <w:left w:val="none" w:sz="0" w:space="0" w:color="000000"/>
-              <w:right w:val="none" w:sz="0" w:space="0" w:color="000000"/>
-            </w:tcBorders>
-            <w:shd w:val="clear" w:color="auto" w:fill="F03B20"/>
-            <w:tcMar>
-              <w:top w:w="0" w:type="dxa"/>
-              <w:bottom w:w="0" w:type="dxa"/>
-              <w:left w:w="0" w:type="dxa"/>
-              <w:right w:w="0" w:type="dxa"/>
-            </w:tcMar>
-            <w:vAlign w:val="center"/>
-          </w:tcPr>
-          <w:p>
-            <w:pPr>
-              <w:pStyle w:val="Normal"/>
-              <w:jc w:val="center"/>
-              <w:pBdr>
-                <w:bottom w:val="none" w:sz="0" w:space="0" w:color="000000"/>
-                <w:top w:val="none" w:sz="0" w:space="0" w:color="000000"/>
-                <w:left w:val="none" w:sz="0" w:space="0" w:color="000000"/>
-                <w:right w:val="none" w:sz="0" w:space="0" w:color="000000"/>
-              </w:pBdr>
-              <w:spacing w:after="100" w:before="100" w:line="240"/>
-              <w:ind w:left="100" w:right="100" w:firstLine="0" w:firstLineChars="0"/>
-              <w:rPr>
-                <w:rFonts w:ascii="Helvetica" w:hAnsi="Helvetica" w:eastAsia="Helvetica" w:cs="Helvetica"/>
-                <w:i w:val="false"/>
-                <w:b w:val="false"/>
-                <w:u w:val="none"/>
-                <w:sz w:val="18"/>
-                <w:szCs w:val="18"/>
-                <w:color w:val="FFFFFF"/>
-              </w:rPr>
-            </w:pPr>
-            <w:r>
-              <w:rPr>
-                <w:rFonts w:ascii="Helvetica" w:hAnsi="Helvetica" w:eastAsia="Helvetica" w:cs="Helvetica"/>
-                <w:i w:val="false"/>
-                <w:b w:val="false"/>
-                <w:u w:val="none"/>
-                <w:sz w:val="18"/>
-                <w:szCs w:val="18"/>
-                <w:color w:val="FFFFFF"/>
-              </w:rPr>
-              <w:t xml:space="preserve">11.6</w:t>
-            </w:r>
-          </w:p>
-        </w:tc>
-        <w:tc>
-          <w:tcPr>
-            <w:tcBorders>
-              <w:bottom w:val="none" w:sz="0" w:space="0" w:color="000000"/>
-              <w:top w:val="none" w:sz="0" w:space="0" w:color="000000"/>
-              <w:left w:val="none" w:sz="0" w:space="0" w:color="000000"/>
-              <w:right w:val="none" w:sz="0" w:space="0" w:color="000000"/>
-            </w:tcBorders>
-            <w:shd w:val="clear" w:color="auto" w:fill="F03B20"/>
-            <w:tcMar>
-              <w:top w:w="0" w:type="dxa"/>
-              <w:bottom w:w="0" w:type="dxa"/>
-              <w:left w:w="0" w:type="dxa"/>
-              <w:right w:w="0" w:type="dxa"/>
-            </w:tcMar>
-            <w:vAlign w:val="center"/>
-          </w:tcPr>
-          <w:p>
-            <w:pPr>
-              <w:pStyle w:val="Normal"/>
-              <w:jc w:val="center"/>
-              <w:pBdr>
-                <w:bottom w:val="none" w:sz="0" w:space="0" w:color="000000"/>
-                <w:top w:val="none" w:sz="0" w:space="0" w:color="000000"/>
-                <w:left w:val="none" w:sz="0" w:space="0" w:color="000000"/>
-                <w:right w:val="none" w:sz="0" w:space="0" w:color="000000"/>
-              </w:pBdr>
-              <w:spacing w:after="100" w:before="100" w:line="240"/>
-              <w:ind w:left="100" w:right="100" w:firstLine="0" w:firstLineChars="0"/>
-              <w:rPr>
-                <w:rFonts w:ascii="Helvetica" w:hAnsi="Helvetica" w:eastAsia="Helvetica" w:cs="Helvetica"/>
-                <w:i w:val="false"/>
-                <w:b w:val="false"/>
-                <w:u w:val="none"/>
-                <w:sz w:val="18"/>
-                <w:szCs w:val="18"/>
-                <w:color w:val="FFFFFF"/>
-              </w:rPr>
-            </w:pPr>
-            <w:r>
-              <w:rPr>
-                <w:rFonts w:ascii="Helvetica" w:hAnsi="Helvetica" w:eastAsia="Helvetica" w:cs="Helvetica"/>
-                <w:i w:val="false"/>
-                <w:b w:val="false"/>
-                <w:u w:val="none"/>
-                <w:sz w:val="18"/>
-                <w:szCs w:val="18"/>
-                <w:color w:val="FFFFFF"/>
-              </w:rPr>
-              <w:t xml:space="preserve">10.2</w:t>
-            </w:r>
-          </w:p>
-        </w:tc>
-        <w:tc>
-          <w:tcPr>
-            <w:tcBorders>
-              <w:bottom w:val="none" w:sz="0" w:space="0" w:color="000000"/>
-              <w:top w:val="none" w:sz="0" w:space="0" w:color="000000"/>
-              <w:left w:val="none" w:sz="0" w:space="0" w:color="000000"/>
-              <w:right w:val="none" w:sz="0" w:space="0" w:color="000000"/>
-            </w:tcBorders>
-            <w:shd w:val="clear" w:color="auto" w:fill="FEB24C"/>
-            <w:tcMar>
-              <w:top w:w="0" w:type="dxa"/>
-              <w:bottom w:w="0" w:type="dxa"/>
-              <w:left w:w="0" w:type="dxa"/>
-              <w:right w:w="0" w:type="dxa"/>
-            </w:tcMar>
-            <w:vAlign w:val="center"/>
-          </w:tcPr>
-          <w:p>
-            <w:pPr>
-              <w:pStyle w:val="Normal"/>
-              <w:jc w:val="center"/>
-              <w:pBdr>
-                <w:bottom w:val="none" w:sz="0" w:space="0" w:color="000000"/>
-                <w:top w:val="none" w:sz="0" w:space="0" w:color="000000"/>
-                <w:left w:val="none" w:sz="0" w:space="0" w:color="000000"/>
-                <w:right w:val="none" w:sz="0" w:space="0" w:color="000000"/>
-              </w:pBdr>
-              <w:spacing w:after="100" w:before="100" w:line="240"/>
-              <w:ind w:left="100" w:right="100" w:firstLine="0" w:firstLineChars="0"/>
-              <w:rPr>
-                <w:rFonts w:ascii="Helvetica" w:hAnsi="Helvetica" w:eastAsia="Helvetica" w:cs="Helvetica"/>
-                <w:i w:val="false"/>
-                <w:b w:val="false"/>
-                <w:u w:val="none"/>
-                <w:sz w:val="18"/>
-                <w:szCs w:val="18"/>
-                <w:color w:val="000000"/>
-              </w:rPr>
-            </w:pPr>
-            <w:r>
-              <w:rPr>
-                <w:rFonts w:ascii="Helvetica" w:hAnsi="Helvetica" w:eastAsia="Helvetica" w:cs="Helvetica"/>
-                <w:i w:val="false"/>
-                <w:b w:val="false"/>
-                <w:u w:val="none"/>
-                <w:sz w:val="18"/>
-                <w:szCs w:val="18"/>
-                <w:color w:val="000000"/>
-              </w:rPr>
-              <w:t xml:space="preserve">9.9</w:t>
-            </w:r>
-          </w:p>
-        </w:tc>
-        <w:tc>
-          <w:tcPr>
-            <w:tcBorders>
-              <w:bottom w:val="none" w:sz="0" w:space="0" w:color="000000"/>
-              <w:top w:val="none" w:sz="0" w:space="0" w:color="000000"/>
-              <w:left w:val="none" w:sz="0" w:space="0" w:color="000000"/>
-              <w:right w:val="none" w:sz="0" w:space="0" w:color="000000"/>
-            </w:tcBorders>
-            <w:shd w:val="clear" w:color="auto" w:fill="F03B20"/>
-            <w:tcMar>
-              <w:top w:w="0" w:type="dxa"/>
-              <w:bottom w:w="0" w:type="dxa"/>
-              <w:left w:w="0" w:type="dxa"/>
-              <w:right w:w="0" w:type="dxa"/>
-            </w:tcMar>
-            <w:vAlign w:val="center"/>
-          </w:tcPr>
-          <w:p>
-            <w:pPr>
-              <w:pStyle w:val="Normal"/>
-              <w:jc w:val="center"/>
-              <w:pBdr>
-                <w:bottom w:val="none" w:sz="0" w:space="0" w:color="000000"/>
-                <w:top w:val="none" w:sz="0" w:space="0" w:color="000000"/>
-                <w:left w:val="none" w:sz="0" w:space="0" w:color="000000"/>
-                <w:right w:val="none" w:sz="0" w:space="0" w:color="000000"/>
-              </w:pBdr>
-              <w:spacing w:after="100" w:before="100" w:line="240"/>
-              <w:ind w:left="100" w:right="100" w:firstLine="0" w:firstLineChars="0"/>
-              <w:rPr>
-                <w:rFonts w:ascii="Helvetica" w:hAnsi="Helvetica" w:eastAsia="Helvetica" w:cs="Helvetica"/>
-                <w:i w:val="false"/>
-                <w:b w:val="false"/>
-                <w:u w:val="none"/>
-                <w:sz w:val="18"/>
-                <w:szCs w:val="18"/>
-                <w:color w:val="FFFFFF"/>
-              </w:rPr>
-            </w:pPr>
-            <w:r>
-              <w:rPr>
-                <w:rFonts w:ascii="Helvetica" w:hAnsi="Helvetica" w:eastAsia="Helvetica" w:cs="Helvetica"/>
-                <w:i w:val="false"/>
-                <w:b w:val="false"/>
-                <w:u w:val="none"/>
-                <w:sz w:val="18"/>
-                <w:szCs w:val="18"/>
-                <w:color w:val="FFFFFF"/>
-              </w:rPr>
-              <w:t xml:space="preserve">14.6</w:t>
-            </w:r>
-          </w:p>
-        </w:tc>
-        <w:tc>
-          <w:tcPr>
-            <w:tcBorders>
-              <w:bottom w:val="none" w:sz="0" w:space="0" w:color="000000"/>
-              <w:top w:val="none" w:sz="0" w:space="0" w:color="000000"/>
-              <w:left w:val="none" w:sz="0" w:space="0" w:color="000000"/>
-              <w:right w:val="none" w:sz="0" w:space="0" w:color="000000"/>
-            </w:tcBorders>
-            <w:shd w:val="clear" w:color="auto" w:fill="F03B20"/>
-            <w:tcMar>
-              <w:top w:w="0" w:type="dxa"/>
-              <w:bottom w:w="0" w:type="dxa"/>
-              <w:left w:w="0" w:type="dxa"/>
-              <w:right w:w="0" w:type="dxa"/>
-            </w:tcMar>
-            <w:vAlign w:val="center"/>
-          </w:tcPr>
-          <w:p>
-            <w:pPr>
-              <w:pStyle w:val="Normal"/>
-              <w:jc w:val="center"/>
-              <w:pBdr>
-                <w:bottom w:val="none" w:sz="0" w:space="0" w:color="000000"/>
-                <w:top w:val="none" w:sz="0" w:space="0" w:color="000000"/>
-                <w:left w:val="none" w:sz="0" w:space="0" w:color="000000"/>
-                <w:right w:val="none" w:sz="0" w:space="0" w:color="000000"/>
-              </w:pBdr>
-              <w:spacing w:after="100" w:before="100" w:line="240"/>
-              <w:ind w:left="100" w:right="100" w:firstLine="0" w:firstLineChars="0"/>
-              <w:rPr>
-                <w:rFonts w:ascii="Helvetica" w:hAnsi="Helvetica" w:eastAsia="Helvetica" w:cs="Helvetica"/>
-                <w:i w:val="false"/>
-                <w:b w:val="false"/>
-                <w:u w:val="none"/>
-                <w:sz w:val="18"/>
-                <w:szCs w:val="18"/>
-                <w:color w:val="FFFFFF"/>
-              </w:rPr>
-            </w:pPr>
-            <w:r>
-              <w:rPr>
-                <w:rFonts w:ascii="Helvetica" w:hAnsi="Helvetica" w:eastAsia="Helvetica" w:cs="Helvetica"/>
-                <w:i w:val="false"/>
-                <w:b w:val="false"/>
-                <w:u w:val="none"/>
-                <w:sz w:val="18"/>
-                <w:szCs w:val="18"/>
-                <w:color w:val="FFFFFF"/>
-              </w:rPr>
-              <w:t xml:space="preserve">11.4</w:t>
-            </w:r>
-          </w:p>
-        </w:tc>
-        <w:tc>
-          <w:tcPr>
-            <w:tcBorders>
-              <w:bottom w:val="none" w:sz="0" w:space="0" w:color="000000"/>
-              <w:top w:val="none" w:sz="0" w:space="0" w:color="000000"/>
-              <w:left w:val="none" w:sz="0" w:space="0" w:color="000000"/>
-              <w:right w:val="none" w:sz="0" w:space="0" w:color="000000"/>
-            </w:tcBorders>
-            <w:shd w:val="clear" w:color="auto" w:fill="FEB24C"/>
-            <w:tcMar>
-              <w:top w:w="0" w:type="dxa"/>
-              <w:bottom w:w="0" w:type="dxa"/>
-              <w:left w:w="0" w:type="dxa"/>
-              <w:right w:w="0" w:type="dxa"/>
-            </w:tcMar>
-            <w:vAlign w:val="center"/>
-          </w:tcPr>
-          <w:p>
-            <w:pPr>
-              <w:pStyle w:val="Normal"/>
-              <w:jc w:val="center"/>
-              <w:pBdr>
-                <w:bottom w:val="none" w:sz="0" w:space="0" w:color="000000"/>
-                <w:top w:val="none" w:sz="0" w:space="0" w:color="000000"/>
-                <w:left w:val="none" w:sz="0" w:space="0" w:color="000000"/>
-                <w:right w:val="none" w:sz="0" w:space="0" w:color="000000"/>
-              </w:pBdr>
-              <w:spacing w:after="100" w:before="100" w:line="240"/>
-              <w:ind w:left="100" w:right="100" w:firstLine="0" w:firstLineChars="0"/>
-              <w:rPr>
-                <w:rFonts w:ascii="Helvetica" w:hAnsi="Helvetica" w:eastAsia="Helvetica" w:cs="Helvetica"/>
-                <w:i w:val="false"/>
-                <w:b w:val="false"/>
-                <w:u w:val="none"/>
-                <w:sz w:val="18"/>
-                <w:szCs w:val="18"/>
-                <w:color w:val="000000"/>
-              </w:rPr>
-            </w:pPr>
-            <w:r>
-              <w:rPr>
-                <w:rFonts w:ascii="Helvetica" w:hAnsi="Helvetica" w:eastAsia="Helvetica" w:cs="Helvetica"/>
-                <w:i w:val="false"/>
-                <w:b w:val="false"/>
-                <w:u w:val="none"/>
-                <w:sz w:val="18"/>
-                <w:szCs w:val="18"/>
-                <w:color w:val="000000"/>
-              </w:rPr>
-              <w:t xml:space="preserve">7.7</w:t>
+              <w:t xml:space="preserve">24.3</w:t>
             </w:r>
           </w:p>
         </w:tc>
@@ -4130,7 +4130,7 @@
                 <w:szCs w:val="18"/>
                 <w:color w:val="000000"/>
               </w:rPr>
-              <w:t xml:space="preserve">3.7</w:t>
+              <w:t xml:space="preserve">3.9</w:t>
             </w:r>
           </w:p>
         </w:tc>
@@ -4183,6 +4183,165 @@
                 <w:szCs w:val="18"/>
                 <w:color w:val="000000"/>
               </w:rPr>
+              <w:t xml:space="preserve">4.4</w:t>
+            </w:r>
+          </w:p>
+        </w:tc>
+        <w:tc>
+          <w:tcPr>
+            <w:tcBorders>
+              <w:bottom w:val="none" w:sz="0" w:space="0" w:color="000000"/>
+              <w:top w:val="none" w:sz="0" w:space="0" w:color="000000"/>
+              <w:left w:val="none" w:sz="0" w:space="0" w:color="000000"/>
+              <w:right w:val="none" w:sz="0" w:space="0" w:color="000000"/>
+            </w:tcBorders>
+            <w:shd w:val="clear" w:color="auto" w:fill="FFEDA0"/>
+            <w:tcMar>
+              <w:top w:w="0" w:type="dxa"/>
+              <w:bottom w:w="0" w:type="dxa"/>
+              <w:left w:w="0" w:type="dxa"/>
+              <w:right w:w="0" w:type="dxa"/>
+            </w:tcMar>
+            <w:vAlign w:val="center"/>
+          </w:tcPr>
+          <w:p>
+            <w:pPr>
+              <w:pStyle w:val="Normal"/>
+              <w:jc w:val="center"/>
+              <w:pBdr>
+                <w:bottom w:val="none" w:sz="0" w:space="0" w:color="000000"/>
+                <w:top w:val="none" w:sz="0" w:space="0" w:color="000000"/>
+                <w:left w:val="none" w:sz="0" w:space="0" w:color="000000"/>
+                <w:right w:val="none" w:sz="0" w:space="0" w:color="000000"/>
+              </w:pBdr>
+              <w:spacing w:after="100" w:before="100" w:line="240"/>
+              <w:ind w:left="100" w:right="100" w:firstLine="0" w:firstLineChars="0"/>
+              <w:rPr>
+                <w:rFonts w:ascii="Helvetica" w:hAnsi="Helvetica" w:eastAsia="Helvetica" w:cs="Helvetica"/>
+                <w:i w:val="false"/>
+                <w:b w:val="false"/>
+                <w:u w:val="none"/>
+                <w:sz w:val="18"/>
+                <w:szCs w:val="18"/>
+                <w:color w:val="000000"/>
+              </w:rPr>
+            </w:pPr>
+            <w:r>
+              <w:rPr>
+                <w:rFonts w:ascii="Helvetica" w:hAnsi="Helvetica" w:eastAsia="Helvetica" w:cs="Helvetica"/>
+                <w:i w:val="false"/>
+                <w:b w:val="false"/>
+                <w:u w:val="none"/>
+                <w:sz w:val="18"/>
+                <w:szCs w:val="18"/>
+                <w:color w:val="000000"/>
+              </w:rPr>
+              <w:t xml:space="preserve">1.6</w:t>
+            </w:r>
+          </w:p>
+        </w:tc>
+        <w:tc>
+          <w:tcPr>
+            <w:tcBorders>
+              <w:bottom w:val="none" w:sz="0" w:space="0" w:color="000000"/>
+              <w:top w:val="none" w:sz="0" w:space="0" w:color="000000"/>
+              <w:left w:val="none" w:sz="0" w:space="0" w:color="000000"/>
+              <w:right w:val="none" w:sz="0" w:space="0" w:color="000000"/>
+            </w:tcBorders>
+            <w:shd w:val="clear" w:color="auto" w:fill="FFEDA0"/>
+            <w:tcMar>
+              <w:top w:w="0" w:type="dxa"/>
+              <w:bottom w:w="0" w:type="dxa"/>
+              <w:left w:w="0" w:type="dxa"/>
+              <w:right w:w="0" w:type="dxa"/>
+            </w:tcMar>
+            <w:vAlign w:val="center"/>
+          </w:tcPr>
+          <w:p>
+            <w:pPr>
+              <w:pStyle w:val="Normal"/>
+              <w:jc w:val="center"/>
+              <w:pBdr>
+                <w:bottom w:val="none" w:sz="0" w:space="0" w:color="000000"/>
+                <w:top w:val="none" w:sz="0" w:space="0" w:color="000000"/>
+                <w:left w:val="none" w:sz="0" w:space="0" w:color="000000"/>
+                <w:right w:val="none" w:sz="0" w:space="0" w:color="000000"/>
+              </w:pBdr>
+              <w:spacing w:after="100" w:before="100" w:line="240"/>
+              <w:ind w:left="100" w:right="100" w:firstLine="0" w:firstLineChars="0"/>
+              <w:rPr>
+                <w:rFonts w:ascii="Helvetica" w:hAnsi="Helvetica" w:eastAsia="Helvetica" w:cs="Helvetica"/>
+                <w:i w:val="false"/>
+                <w:b w:val="false"/>
+                <w:u w:val="none"/>
+                <w:sz w:val="18"/>
+                <w:szCs w:val="18"/>
+                <w:color w:val="000000"/>
+              </w:rPr>
+            </w:pPr>
+            <w:r>
+              <w:rPr>
+                <w:rFonts w:ascii="Helvetica" w:hAnsi="Helvetica" w:eastAsia="Helvetica" w:cs="Helvetica"/>
+                <w:i w:val="false"/>
+                <w:b w:val="false"/>
+                <w:u w:val="none"/>
+                <w:sz w:val="18"/>
+                <w:szCs w:val="18"/>
+                <w:color w:val="000000"/>
+              </w:rPr>
+              <w:t xml:space="preserve">2.7</w:t>
+            </w:r>
+          </w:p>
+        </w:tc>
+        <w:tc>
+          <w:tcPr>
+            <w:tcBorders>
+              <w:bottom w:val="none" w:sz="0" w:space="0" w:color="000000"/>
+              <w:top w:val="none" w:sz="0" w:space="0" w:color="000000"/>
+              <w:left w:val="none" w:sz="0" w:space="0" w:color="000000"/>
+              <w:right w:val="none" w:sz="0" w:space="0" w:color="000000"/>
+            </w:tcBorders>
+            <w:shd w:val="clear" w:color="auto" w:fill="FFEDA0"/>
+            <w:tcMar>
+              <w:top w:w="0" w:type="dxa"/>
+              <w:bottom w:w="0" w:type="dxa"/>
+              <w:left w:w="0" w:type="dxa"/>
+              <w:right w:w="0" w:type="dxa"/>
+            </w:tcMar>
+            <w:vAlign w:val="center"/>
+          </w:tcPr>
+          <w:p>
+            <w:pPr>
+              <w:pStyle w:val="Normal"/>
+              <w:jc w:val="center"/>
+              <w:pBdr>
+                <w:bottom w:val="none" w:sz="0" w:space="0" w:color="000000"/>
+                <w:top w:val="none" w:sz="0" w:space="0" w:color="000000"/>
+                <w:left w:val="none" w:sz="0" w:space="0" w:color="000000"/>
+                <w:right w:val="none" w:sz="0" w:space="0" w:color="000000"/>
+              </w:pBdr>
+              <w:spacing w:after="100" w:before="100" w:line="240"/>
+              <w:ind w:left="100" w:right="100" w:firstLine="0" w:firstLineChars="0"/>
+              <w:rPr>
+                <w:rFonts w:ascii="Helvetica" w:hAnsi="Helvetica" w:eastAsia="Helvetica" w:cs="Helvetica"/>
+                <w:i w:val="false"/>
+                <w:b w:val="false"/>
+                <w:u w:val="none"/>
+                <w:sz w:val="18"/>
+                <w:szCs w:val="18"/>
+                <w:color w:val="000000"/>
+              </w:rPr>
+            </w:pPr>
+            <w:r>
+              <w:rPr>
+                <w:rFonts w:ascii="Helvetica" w:hAnsi="Helvetica" w:eastAsia="Helvetica" w:cs="Helvetica"/>
+                <w:i w:val="false"/>
+                <w:b w:val="false"/>
+                <w:u w:val="none"/>
+                <w:sz w:val="18"/>
+                <w:szCs w:val="18"/>
+                <w:color w:val="000000"/>
+              </w:rPr>
               <w:t xml:space="preserve">4.6</w:t>
             </w:r>
           </w:p>
@@ -4195,6 +4354,59 @@
               <w:left w:val="none" w:sz="0" w:space="0" w:color="000000"/>
               <w:right w:val="none" w:sz="0" w:space="0" w:color="000000"/>
             </w:tcBorders>
+            <w:shd w:val="clear" w:color="auto" w:fill="FEB24C"/>
+            <w:tcMar>
+              <w:top w:w="0" w:type="dxa"/>
+              <w:bottom w:w="0" w:type="dxa"/>
+              <w:left w:w="0" w:type="dxa"/>
+              <w:right w:w="0" w:type="dxa"/>
+            </w:tcMar>
+            <w:vAlign w:val="center"/>
+          </w:tcPr>
+          <w:p>
+            <w:pPr>
+              <w:pStyle w:val="Normal"/>
+              <w:jc w:val="center"/>
+              <w:pBdr>
+                <w:bottom w:val="none" w:sz="0" w:space="0" w:color="000000"/>
+                <w:top w:val="none" w:sz="0" w:space="0" w:color="000000"/>
+                <w:left w:val="none" w:sz="0" w:space="0" w:color="000000"/>
+                <w:right w:val="none" w:sz="0" w:space="0" w:color="000000"/>
+              </w:pBdr>
+              <w:spacing w:after="100" w:before="100" w:line="240"/>
+              <w:ind w:left="100" w:right="100" w:firstLine="0" w:firstLineChars="0"/>
+              <w:rPr>
+                <w:rFonts w:ascii="Helvetica" w:hAnsi="Helvetica" w:eastAsia="Helvetica" w:cs="Helvetica"/>
+                <w:i w:val="false"/>
+                <w:b w:val="false"/>
+                <w:u w:val="none"/>
+                <w:sz w:val="18"/>
+                <w:szCs w:val="18"/>
+                <w:color w:val="000000"/>
+              </w:rPr>
+            </w:pPr>
+            <w:r>
+              <w:rPr>
+                <w:rFonts w:ascii="Helvetica" w:hAnsi="Helvetica" w:eastAsia="Helvetica" w:cs="Helvetica"/>
+                <w:i w:val="false"/>
+                <w:b w:val="false"/>
+                <w:u w:val="none"/>
+                <w:sz w:val="18"/>
+                <w:szCs w:val="18"/>
+                <w:color w:val="000000"/>
+              </w:rPr>
+              <w:t xml:space="preserve">5.2</w:t>
+            </w:r>
+          </w:p>
+        </w:tc>
+        <w:tc>
+          <w:tcPr>
+            <w:tcBorders>
+              <w:bottom w:val="none" w:sz="0" w:space="0" w:color="000000"/>
+              <w:top w:val="none" w:sz="0" w:space="0" w:color="000000"/>
+              <w:left w:val="none" w:sz="0" w:space="0" w:color="000000"/>
+              <w:right w:val="none" w:sz="0" w:space="0" w:color="000000"/>
+            </w:tcBorders>
             <w:shd w:val="clear" w:color="auto" w:fill="FFEDA0"/>
             <w:tcMar>
               <w:top w:w="0" w:type="dxa"/>
@@ -4236,7 +4448,60 @@
                 <w:szCs w:val="18"/>
                 <w:color w:val="000000"/>
               </w:rPr>
-              <w:t xml:space="preserve">0.0</w:t>
+              <w:t xml:space="preserve">3.9</w:t>
+            </w:r>
+          </w:p>
+        </w:tc>
+        <w:tc>
+          <w:tcPr>
+            <w:tcBorders>
+              <w:bottom w:val="none" w:sz="0" w:space="0" w:color="000000"/>
+              <w:top w:val="none" w:sz="0" w:space="0" w:color="000000"/>
+              <w:left w:val="none" w:sz="0" w:space="0" w:color="000000"/>
+              <w:right w:val="none" w:sz="0" w:space="0" w:color="000000"/>
+            </w:tcBorders>
+            <w:shd w:val="clear" w:color="auto" w:fill="FEB24C"/>
+            <w:tcMar>
+              <w:top w:w="0" w:type="dxa"/>
+              <w:bottom w:w="0" w:type="dxa"/>
+              <w:left w:w="0" w:type="dxa"/>
+              <w:right w:w="0" w:type="dxa"/>
+            </w:tcMar>
+            <w:vAlign w:val="center"/>
+          </w:tcPr>
+          <w:p>
+            <w:pPr>
+              <w:pStyle w:val="Normal"/>
+              <w:jc w:val="center"/>
+              <w:pBdr>
+                <w:bottom w:val="none" w:sz="0" w:space="0" w:color="000000"/>
+                <w:top w:val="none" w:sz="0" w:space="0" w:color="000000"/>
+                <w:left w:val="none" w:sz="0" w:space="0" w:color="000000"/>
+                <w:right w:val="none" w:sz="0" w:space="0" w:color="000000"/>
+              </w:pBdr>
+              <w:spacing w:after="100" w:before="100" w:line="240"/>
+              <w:ind w:left="100" w:right="100" w:firstLine="0" w:firstLineChars="0"/>
+              <w:rPr>
+                <w:rFonts w:ascii="Helvetica" w:hAnsi="Helvetica" w:eastAsia="Helvetica" w:cs="Helvetica"/>
+                <w:i w:val="false"/>
+                <w:b w:val="false"/>
+                <w:u w:val="none"/>
+                <w:sz w:val="18"/>
+                <w:szCs w:val="18"/>
+                <w:color w:val="000000"/>
+              </w:rPr>
+            </w:pPr>
+            <w:r>
+              <w:rPr>
+                <w:rFonts w:ascii="Helvetica" w:hAnsi="Helvetica" w:eastAsia="Helvetica" w:cs="Helvetica"/>
+                <w:i w:val="false"/>
+                <w:b w:val="false"/>
+                <w:u w:val="none"/>
+                <w:sz w:val="18"/>
+                <w:szCs w:val="18"/>
+                <w:color w:val="000000"/>
+              </w:rPr>
+              <w:t xml:space="preserve">5.6</w:t>
             </w:r>
           </w:p>
         </w:tc>
@@ -4289,166 +4554,7 @@
                 <w:szCs w:val="18"/>
                 <w:color w:val="000000"/>
               </w:rPr>
-              <w:t xml:space="preserve">4.0</w:t>
-            </w:r>
-          </w:p>
-        </w:tc>
-        <w:tc>
-          <w:tcPr>
-            <w:tcBorders>
-              <w:bottom w:val="none" w:sz="0" w:space="0" w:color="000000"/>
-              <w:top w:val="none" w:sz="0" w:space="0" w:color="000000"/>
-              <w:left w:val="none" w:sz="0" w:space="0" w:color="000000"/>
-              <w:right w:val="none" w:sz="0" w:space="0" w:color="000000"/>
-            </w:tcBorders>
-            <w:shd w:val="clear" w:color="auto" w:fill="FFEDA0"/>
-            <w:tcMar>
-              <w:top w:w="0" w:type="dxa"/>
-              <w:bottom w:w="0" w:type="dxa"/>
-              <w:left w:w="0" w:type="dxa"/>
-              <w:right w:w="0" w:type="dxa"/>
-            </w:tcMar>
-            <w:vAlign w:val="center"/>
-          </w:tcPr>
-          <w:p>
-            <w:pPr>
-              <w:pStyle w:val="Normal"/>
-              <w:jc w:val="center"/>
-              <w:pBdr>
-                <w:bottom w:val="none" w:sz="0" w:space="0" w:color="000000"/>
-                <w:top w:val="none" w:sz="0" w:space="0" w:color="000000"/>
-                <w:left w:val="none" w:sz="0" w:space="0" w:color="000000"/>
-                <w:right w:val="none" w:sz="0" w:space="0" w:color="000000"/>
-              </w:pBdr>
-              <w:spacing w:after="100" w:before="100" w:line="240"/>
-              <w:ind w:left="100" w:right="100" w:firstLine="0" w:firstLineChars="0"/>
-              <w:rPr>
-                <w:rFonts w:ascii="Helvetica" w:hAnsi="Helvetica" w:eastAsia="Helvetica" w:cs="Helvetica"/>
-                <w:i w:val="false"/>
-                <w:b w:val="false"/>
-                <w:u w:val="none"/>
-                <w:sz w:val="18"/>
-                <w:szCs w:val="18"/>
-                <w:color w:val="000000"/>
-              </w:rPr>
-            </w:pPr>
-            <w:r>
-              <w:rPr>
-                <w:rFonts w:ascii="Helvetica" w:hAnsi="Helvetica" w:eastAsia="Helvetica" w:cs="Helvetica"/>
-                <w:i w:val="false"/>
-                <w:b w:val="false"/>
-                <w:u w:val="none"/>
-                <w:sz w:val="18"/>
-                <w:szCs w:val="18"/>
-                <w:color w:val="000000"/>
-              </w:rPr>
-              <w:t xml:space="preserve">4.6</w:t>
-            </w:r>
-          </w:p>
-        </w:tc>
-        <w:tc>
-          <w:tcPr>
-            <w:tcBorders>
-              <w:bottom w:val="none" w:sz="0" w:space="0" w:color="000000"/>
-              <w:top w:val="none" w:sz="0" w:space="0" w:color="000000"/>
-              <w:left w:val="none" w:sz="0" w:space="0" w:color="000000"/>
-              <w:right w:val="none" w:sz="0" w:space="0" w:color="000000"/>
-            </w:tcBorders>
-            <w:shd w:val="clear" w:color="auto" w:fill="FFEDA0"/>
-            <w:tcMar>
-              <w:top w:w="0" w:type="dxa"/>
-              <w:bottom w:w="0" w:type="dxa"/>
-              <w:left w:w="0" w:type="dxa"/>
-              <w:right w:w="0" w:type="dxa"/>
-            </w:tcMar>
-            <w:vAlign w:val="center"/>
-          </w:tcPr>
-          <w:p>
-            <w:pPr>
-              <w:pStyle w:val="Normal"/>
-              <w:jc w:val="center"/>
-              <w:pBdr>
-                <w:bottom w:val="none" w:sz="0" w:space="0" w:color="000000"/>
-                <w:top w:val="none" w:sz="0" w:space="0" w:color="000000"/>
-                <w:left w:val="none" w:sz="0" w:space="0" w:color="000000"/>
-                <w:right w:val="none" w:sz="0" w:space="0" w:color="000000"/>
-              </w:pBdr>
-              <w:spacing w:after="100" w:before="100" w:line="240"/>
-              <w:ind w:left="100" w:right="100" w:firstLine="0" w:firstLineChars="0"/>
-              <w:rPr>
-                <w:rFonts w:ascii="Helvetica" w:hAnsi="Helvetica" w:eastAsia="Helvetica" w:cs="Helvetica"/>
-                <w:i w:val="false"/>
-                <w:b w:val="false"/>
-                <w:u w:val="none"/>
-                <w:sz w:val="18"/>
-                <w:szCs w:val="18"/>
-                <w:color w:val="000000"/>
-              </w:rPr>
-            </w:pPr>
-            <w:r>
-              <w:rPr>
-                <w:rFonts w:ascii="Helvetica" w:hAnsi="Helvetica" w:eastAsia="Helvetica" w:cs="Helvetica"/>
-                <w:i w:val="false"/>
-                <w:b w:val="false"/>
-                <w:u w:val="none"/>
-                <w:sz w:val="18"/>
-                <w:szCs w:val="18"/>
-                <w:color w:val="000000"/>
-              </w:rPr>
-              <w:t xml:space="preserve">4.4</w:t>
-            </w:r>
-          </w:p>
-        </w:tc>
-        <w:tc>
-          <w:tcPr>
-            <w:tcBorders>
-              <w:bottom w:val="none" w:sz="0" w:space="0" w:color="000000"/>
-              <w:top w:val="none" w:sz="0" w:space="0" w:color="000000"/>
-              <w:left w:val="none" w:sz="0" w:space="0" w:color="000000"/>
-              <w:right w:val="none" w:sz="0" w:space="0" w:color="000000"/>
-            </w:tcBorders>
-            <w:shd w:val="clear" w:color="auto" w:fill="FFEDA0"/>
-            <w:tcMar>
-              <w:top w:w="0" w:type="dxa"/>
-              <w:bottom w:w="0" w:type="dxa"/>
-              <w:left w:w="0" w:type="dxa"/>
-              <w:right w:w="0" w:type="dxa"/>
-            </w:tcMar>
-            <w:vAlign w:val="center"/>
-          </w:tcPr>
-          <w:p>
-            <w:pPr>
-              <w:pStyle w:val="Normal"/>
-              <w:jc w:val="center"/>
-              <w:pBdr>
-                <w:bottom w:val="none" w:sz="0" w:space="0" w:color="000000"/>
-                <w:top w:val="none" w:sz="0" w:space="0" w:color="000000"/>
-                <w:left w:val="none" w:sz="0" w:space="0" w:color="000000"/>
-                <w:right w:val="none" w:sz="0" w:space="0" w:color="000000"/>
-              </w:pBdr>
-              <w:spacing w:after="100" w:before="100" w:line="240"/>
-              <w:ind w:left="100" w:right="100" w:firstLine="0" w:firstLineChars="0"/>
-              <w:rPr>
-                <w:rFonts w:ascii="Helvetica" w:hAnsi="Helvetica" w:eastAsia="Helvetica" w:cs="Helvetica"/>
-                <w:i w:val="false"/>
-                <w:b w:val="false"/>
-                <w:u w:val="none"/>
-                <w:sz w:val="18"/>
-                <w:szCs w:val="18"/>
-                <w:color w:val="000000"/>
-              </w:rPr>
-            </w:pPr>
-            <w:r>
-              <w:rPr>
-                <w:rFonts w:ascii="Helvetica" w:hAnsi="Helvetica" w:eastAsia="Helvetica" w:cs="Helvetica"/>
-                <w:i w:val="false"/>
-                <w:b w:val="false"/>
-                <w:u w:val="none"/>
-                <w:sz w:val="18"/>
-                <w:szCs w:val="18"/>
-                <w:color w:val="000000"/>
-              </w:rPr>
-              <w:t xml:space="preserve">3.6</w:t>
+              <w:t xml:space="preserve">3.2</w:t>
             </w:r>
           </w:p>
         </w:tc>
@@ -4501,113 +4607,7 @@
                 <w:szCs w:val="18"/>
                 <w:color w:val="000000"/>
               </w:rPr>
-              <w:t xml:space="preserve">7.3</w:t>
-            </w:r>
-          </w:p>
-        </w:tc>
-        <w:tc>
-          <w:tcPr>
-            <w:tcBorders>
-              <w:bottom w:val="none" w:sz="0" w:space="0" w:color="000000"/>
-              <w:top w:val="none" w:sz="0" w:space="0" w:color="000000"/>
-              <w:left w:val="none" w:sz="0" w:space="0" w:color="000000"/>
-              <w:right w:val="none" w:sz="0" w:space="0" w:color="000000"/>
-            </w:tcBorders>
-            <w:shd w:val="clear" w:color="auto" w:fill="FFEDA0"/>
-            <w:tcMar>
-              <w:top w:w="0" w:type="dxa"/>
-              <w:bottom w:w="0" w:type="dxa"/>
-              <w:left w:w="0" w:type="dxa"/>
-              <w:right w:w="0" w:type="dxa"/>
-            </w:tcMar>
-            <w:vAlign w:val="center"/>
-          </w:tcPr>
-          <w:p>
-            <w:pPr>
-              <w:pStyle w:val="Normal"/>
-              <w:jc w:val="center"/>
-              <w:pBdr>
-                <w:bottom w:val="none" w:sz="0" w:space="0" w:color="000000"/>
-                <w:top w:val="none" w:sz="0" w:space="0" w:color="000000"/>
-                <w:left w:val="none" w:sz="0" w:space="0" w:color="000000"/>
-                <w:right w:val="none" w:sz="0" w:space="0" w:color="000000"/>
-              </w:pBdr>
-              <w:spacing w:after="100" w:before="100" w:line="240"/>
-              <w:ind w:left="100" w:right="100" w:firstLine="0" w:firstLineChars="0"/>
-              <w:rPr>
-                <w:rFonts w:ascii="Helvetica" w:hAnsi="Helvetica" w:eastAsia="Helvetica" w:cs="Helvetica"/>
-                <w:i w:val="false"/>
-                <w:b w:val="false"/>
-                <w:u w:val="none"/>
-                <w:sz w:val="18"/>
-                <w:szCs w:val="18"/>
-                <w:color w:val="000000"/>
-              </w:rPr>
-            </w:pPr>
-            <w:r>
-              <w:rPr>
-                <w:rFonts w:ascii="Helvetica" w:hAnsi="Helvetica" w:eastAsia="Helvetica" w:cs="Helvetica"/>
-                <w:i w:val="false"/>
-                <w:b w:val="false"/>
-                <w:u w:val="none"/>
-                <w:sz w:val="18"/>
-                <w:szCs w:val="18"/>
-                <w:color w:val="000000"/>
-              </w:rPr>
-              <w:t xml:space="preserve">4.3</w:t>
-            </w:r>
-          </w:p>
-        </w:tc>
-        <w:tc>
-          <w:tcPr>
-            <w:tcBorders>
-              <w:bottom w:val="none" w:sz="0" w:space="0" w:color="000000"/>
-              <w:top w:val="none" w:sz="0" w:space="0" w:color="000000"/>
-              <w:left w:val="none" w:sz="0" w:space="0" w:color="000000"/>
-              <w:right w:val="none" w:sz="0" w:space="0" w:color="000000"/>
-            </w:tcBorders>
-            <w:shd w:val="clear" w:color="auto" w:fill="FFEDA0"/>
-            <w:tcMar>
-              <w:top w:w="0" w:type="dxa"/>
-              <w:bottom w:w="0" w:type="dxa"/>
-              <w:left w:w="0" w:type="dxa"/>
-              <w:right w:w="0" w:type="dxa"/>
-            </w:tcMar>
-            <w:vAlign w:val="center"/>
-          </w:tcPr>
-          <w:p>
-            <w:pPr>
-              <w:pStyle w:val="Normal"/>
-              <w:jc w:val="center"/>
-              <w:pBdr>
-                <w:bottom w:val="none" w:sz="0" w:space="0" w:color="000000"/>
-                <w:top w:val="none" w:sz="0" w:space="0" w:color="000000"/>
-                <w:left w:val="none" w:sz="0" w:space="0" w:color="000000"/>
-                <w:right w:val="none" w:sz="0" w:space="0" w:color="000000"/>
-              </w:pBdr>
-              <w:spacing w:after="100" w:before="100" w:line="240"/>
-              <w:ind w:left="100" w:right="100" w:firstLine="0" w:firstLineChars="0"/>
-              <w:rPr>
-                <w:rFonts w:ascii="Helvetica" w:hAnsi="Helvetica" w:eastAsia="Helvetica" w:cs="Helvetica"/>
-                <w:i w:val="false"/>
-                <w:b w:val="false"/>
-                <w:u w:val="none"/>
-                <w:sz w:val="18"/>
-                <w:szCs w:val="18"/>
-                <w:color w:val="000000"/>
-              </w:rPr>
-            </w:pPr>
-            <w:r>
-              <w:rPr>
-                <w:rFonts w:ascii="Helvetica" w:hAnsi="Helvetica" w:eastAsia="Helvetica" w:cs="Helvetica"/>
-                <w:i w:val="false"/>
-                <w:b w:val="false"/>
-                <w:u w:val="none"/>
-                <w:sz w:val="18"/>
-                <w:szCs w:val="18"/>
-                <w:color w:val="000000"/>
-              </w:rPr>
-              <w:t xml:space="preserve">3.9</w:t>
+              <w:t xml:space="preserve">7.7</w:t>
             </w:r>
           </w:p>
         </w:tc>
@@ -4761,7 +4761,60 @@
                 <w:szCs w:val="18"/>
                 <w:color w:val="000000"/>
               </w:rPr>
-              <w:t xml:space="preserve">8.8</w:t>
+              <w:t xml:space="preserve">6.8</w:t>
+            </w:r>
+          </w:p>
+        </w:tc>
+        <w:tc>
+          <w:tcPr>
+            <w:tcBorders>
+              <w:bottom w:val="none" w:sz="0" w:space="0" w:color="000000"/>
+              <w:top w:val="none" w:sz="0" w:space="0" w:color="000000"/>
+              <w:left w:val="none" w:sz="0" w:space="0" w:color="000000"/>
+              <w:right w:val="none" w:sz="0" w:space="0" w:color="000000"/>
+            </w:tcBorders>
+            <w:shd w:val="clear" w:color="auto" w:fill="FFEDA0"/>
+            <w:tcMar>
+              <w:top w:w="0" w:type="dxa"/>
+              <w:bottom w:w="0" w:type="dxa"/>
+              <w:left w:w="0" w:type="dxa"/>
+              <w:right w:w="0" w:type="dxa"/>
+            </w:tcMar>
+            <w:vAlign w:val="center"/>
+          </w:tcPr>
+          <w:p>
+            <w:pPr>
+              <w:pStyle w:val="Normal"/>
+              <w:jc w:val="center"/>
+              <w:pBdr>
+                <w:bottom w:val="none" w:sz="0" w:space="0" w:color="000000"/>
+                <w:top w:val="none" w:sz="0" w:space="0" w:color="000000"/>
+                <w:left w:val="none" w:sz="0" w:space="0" w:color="000000"/>
+                <w:right w:val="none" w:sz="0" w:space="0" w:color="000000"/>
+              </w:pBdr>
+              <w:spacing w:after="100" w:before="100" w:line="240"/>
+              <w:ind w:left="100" w:right="100" w:firstLine="0" w:firstLineChars="0"/>
+              <w:rPr>
+                <w:rFonts w:ascii="Helvetica" w:hAnsi="Helvetica" w:eastAsia="Helvetica" w:cs="Helvetica"/>
+                <w:i w:val="false"/>
+                <w:b w:val="false"/>
+                <w:u w:val="none"/>
+                <w:sz w:val="18"/>
+                <w:szCs w:val="18"/>
+                <w:color w:val="000000"/>
+              </w:rPr>
+            </w:pPr>
+            <w:r>
+              <w:rPr>
+                <w:rFonts w:ascii="Helvetica" w:hAnsi="Helvetica" w:eastAsia="Helvetica" w:cs="Helvetica"/>
+                <w:i w:val="false"/>
+                <w:b w:val="false"/>
+                <w:u w:val="none"/>
+                <w:sz w:val="18"/>
+                <w:szCs w:val="18"/>
+                <w:color w:val="000000"/>
+              </w:rPr>
+              <w:t xml:space="preserve">4.9</w:t>
             </w:r>
           </w:p>
         </w:tc>
@@ -4814,7 +4867,378 @@
                 <w:szCs w:val="18"/>
                 <w:color w:val="000000"/>
               </w:rPr>
-              <w:t xml:space="preserve">7.0</w:t>
+              <w:t xml:space="preserve">8.5</w:t>
+            </w:r>
+          </w:p>
+        </w:tc>
+        <w:tc>
+          <w:tcPr>
+            <w:tcBorders>
+              <w:bottom w:val="none" w:sz="0" w:space="0" w:color="000000"/>
+              <w:top w:val="none" w:sz="0" w:space="0" w:color="000000"/>
+              <w:left w:val="none" w:sz="0" w:space="0" w:color="000000"/>
+              <w:right w:val="none" w:sz="0" w:space="0" w:color="000000"/>
+            </w:tcBorders>
+            <w:shd w:val="clear" w:color="auto" w:fill="FFEDA0"/>
+            <w:tcMar>
+              <w:top w:w="0" w:type="dxa"/>
+              <w:bottom w:w="0" w:type="dxa"/>
+              <w:left w:w="0" w:type="dxa"/>
+              <w:right w:w="0" w:type="dxa"/>
+            </w:tcMar>
+            <w:vAlign w:val="center"/>
+          </w:tcPr>
+          <w:p>
+            <w:pPr>
+              <w:pStyle w:val="Normal"/>
+              <w:jc w:val="center"/>
+              <w:pBdr>
+                <w:bottom w:val="none" w:sz="0" w:space="0" w:color="000000"/>
+                <w:top w:val="none" w:sz="0" w:space="0" w:color="000000"/>
+                <w:left w:val="none" w:sz="0" w:space="0" w:color="000000"/>
+                <w:right w:val="none" w:sz="0" w:space="0" w:color="000000"/>
+              </w:pBdr>
+              <w:spacing w:after="100" w:before="100" w:line="240"/>
+              <w:ind w:left="100" w:right="100" w:firstLine="0" w:firstLineChars="0"/>
+              <w:rPr>
+                <w:rFonts w:ascii="Helvetica" w:hAnsi="Helvetica" w:eastAsia="Helvetica" w:cs="Helvetica"/>
+                <w:i w:val="false"/>
+                <w:b w:val="false"/>
+                <w:u w:val="none"/>
+                <w:sz w:val="18"/>
+                <w:szCs w:val="18"/>
+                <w:color w:val="000000"/>
+              </w:rPr>
+            </w:pPr>
+            <w:r>
+              <w:rPr>
+                <w:rFonts w:ascii="Helvetica" w:hAnsi="Helvetica" w:eastAsia="Helvetica" w:cs="Helvetica"/>
+                <w:i w:val="false"/>
+                <w:b w:val="false"/>
+                <w:u w:val="none"/>
+                <w:sz w:val="18"/>
+                <w:szCs w:val="18"/>
+                <w:color w:val="000000"/>
+              </w:rPr>
+              <w:t xml:space="preserve">3.3</w:t>
+            </w:r>
+          </w:p>
+        </w:tc>
+        <w:tc>
+          <w:tcPr>
+            <w:tcBorders>
+              <w:bottom w:val="none" w:sz="0" w:space="0" w:color="000000"/>
+              <w:top w:val="none" w:sz="0" w:space="0" w:color="000000"/>
+              <w:left w:val="none" w:sz="0" w:space="0" w:color="000000"/>
+              <w:right w:val="none" w:sz="0" w:space="0" w:color="000000"/>
+            </w:tcBorders>
+            <w:shd w:val="clear" w:color="auto" w:fill="FEB24C"/>
+            <w:tcMar>
+              <w:top w:w="0" w:type="dxa"/>
+              <w:bottom w:w="0" w:type="dxa"/>
+              <w:left w:w="0" w:type="dxa"/>
+              <w:right w:w="0" w:type="dxa"/>
+            </w:tcMar>
+            <w:vAlign w:val="center"/>
+          </w:tcPr>
+          <w:p>
+            <w:pPr>
+              <w:pStyle w:val="Normal"/>
+              <w:jc w:val="center"/>
+              <w:pBdr>
+                <w:bottom w:val="none" w:sz="0" w:space="0" w:color="000000"/>
+                <w:top w:val="none" w:sz="0" w:space="0" w:color="000000"/>
+                <w:left w:val="none" w:sz="0" w:space="0" w:color="000000"/>
+                <w:right w:val="none" w:sz="0" w:space="0" w:color="000000"/>
+              </w:pBdr>
+              <w:spacing w:after="100" w:before="100" w:line="240"/>
+              <w:ind w:left="100" w:right="100" w:firstLine="0" w:firstLineChars="0"/>
+              <w:rPr>
+                <w:rFonts w:ascii="Helvetica" w:hAnsi="Helvetica" w:eastAsia="Helvetica" w:cs="Helvetica"/>
+                <w:i w:val="false"/>
+                <w:b w:val="false"/>
+                <w:u w:val="none"/>
+                <w:sz w:val="18"/>
+                <w:szCs w:val="18"/>
+                <w:color w:val="000000"/>
+              </w:rPr>
+            </w:pPr>
+            <w:r>
+              <w:rPr>
+                <w:rFonts w:ascii="Helvetica" w:hAnsi="Helvetica" w:eastAsia="Helvetica" w:cs="Helvetica"/>
+                <w:i w:val="false"/>
+                <w:b w:val="false"/>
+                <w:u w:val="none"/>
+                <w:sz w:val="18"/>
+                <w:szCs w:val="18"/>
+                <w:color w:val="000000"/>
+              </w:rPr>
+              <w:t xml:space="preserve">5.0</w:t>
+            </w:r>
+          </w:p>
+        </w:tc>
+        <w:tc>
+          <w:tcPr>
+            <w:tcBorders>
+              <w:bottom w:val="none" w:sz="0" w:space="0" w:color="000000"/>
+              <w:top w:val="none" w:sz="0" w:space="0" w:color="000000"/>
+              <w:left w:val="none" w:sz="0" w:space="0" w:color="000000"/>
+              <w:right w:val="none" w:sz="0" w:space="0" w:color="000000"/>
+            </w:tcBorders>
+            <w:shd w:val="clear" w:color="auto" w:fill="FEB24C"/>
+            <w:tcMar>
+              <w:top w:w="0" w:type="dxa"/>
+              <w:bottom w:w="0" w:type="dxa"/>
+              <w:left w:w="0" w:type="dxa"/>
+              <w:right w:w="0" w:type="dxa"/>
+            </w:tcMar>
+            <w:vAlign w:val="center"/>
+          </w:tcPr>
+          <w:p>
+            <w:pPr>
+              <w:pStyle w:val="Normal"/>
+              <w:jc w:val="center"/>
+              <w:pBdr>
+                <w:bottom w:val="none" w:sz="0" w:space="0" w:color="000000"/>
+                <w:top w:val="none" w:sz="0" w:space="0" w:color="000000"/>
+                <w:left w:val="none" w:sz="0" w:space="0" w:color="000000"/>
+                <w:right w:val="none" w:sz="0" w:space="0" w:color="000000"/>
+              </w:pBdr>
+              <w:spacing w:after="100" w:before="100" w:line="240"/>
+              <w:ind w:left="100" w:right="100" w:firstLine="0" w:firstLineChars="0"/>
+              <w:rPr>
+                <w:rFonts w:ascii="Helvetica" w:hAnsi="Helvetica" w:eastAsia="Helvetica" w:cs="Helvetica"/>
+                <w:i w:val="false"/>
+                <w:b w:val="false"/>
+                <w:u w:val="none"/>
+                <w:sz w:val="18"/>
+                <w:szCs w:val="18"/>
+                <w:color w:val="000000"/>
+              </w:rPr>
+            </w:pPr>
+            <w:r>
+              <w:rPr>
+                <w:rFonts w:ascii="Helvetica" w:hAnsi="Helvetica" w:eastAsia="Helvetica" w:cs="Helvetica"/>
+                <w:i w:val="false"/>
+                <w:b w:val="false"/>
+                <w:u w:val="none"/>
+                <w:sz w:val="18"/>
+                <w:szCs w:val="18"/>
+                <w:color w:val="000000"/>
+              </w:rPr>
+              <w:t xml:space="preserve">7.6</w:t>
+            </w:r>
+          </w:p>
+        </w:tc>
+        <w:tc>
+          <w:tcPr>
+            <w:tcBorders>
+              <w:bottom w:val="none" w:sz="0" w:space="0" w:color="000000"/>
+              <w:top w:val="none" w:sz="0" w:space="0" w:color="000000"/>
+              <w:left w:val="none" w:sz="0" w:space="0" w:color="000000"/>
+              <w:right w:val="none" w:sz="0" w:space="0" w:color="000000"/>
+            </w:tcBorders>
+            <w:shd w:val="clear" w:color="auto" w:fill="FEB24C"/>
+            <w:tcMar>
+              <w:top w:w="0" w:type="dxa"/>
+              <w:bottom w:w="0" w:type="dxa"/>
+              <w:left w:w="0" w:type="dxa"/>
+              <w:right w:w="0" w:type="dxa"/>
+            </w:tcMar>
+            <w:vAlign w:val="center"/>
+          </w:tcPr>
+          <w:p>
+            <w:pPr>
+              <w:pStyle w:val="Normal"/>
+              <w:jc w:val="center"/>
+              <w:pBdr>
+                <w:bottom w:val="none" w:sz="0" w:space="0" w:color="000000"/>
+                <w:top w:val="none" w:sz="0" w:space="0" w:color="000000"/>
+                <w:left w:val="none" w:sz="0" w:space="0" w:color="000000"/>
+                <w:right w:val="none" w:sz="0" w:space="0" w:color="000000"/>
+              </w:pBdr>
+              <w:spacing w:after="100" w:before="100" w:line="240"/>
+              <w:ind w:left="100" w:right="100" w:firstLine="0" w:firstLineChars="0"/>
+              <w:rPr>
+                <w:rFonts w:ascii="Helvetica" w:hAnsi="Helvetica" w:eastAsia="Helvetica" w:cs="Helvetica"/>
+                <w:i w:val="false"/>
+                <w:b w:val="false"/>
+                <w:u w:val="none"/>
+                <w:sz w:val="18"/>
+                <w:szCs w:val="18"/>
+                <w:color w:val="000000"/>
+              </w:rPr>
+            </w:pPr>
+            <w:r>
+              <w:rPr>
+                <w:rFonts w:ascii="Helvetica" w:hAnsi="Helvetica" w:eastAsia="Helvetica" w:cs="Helvetica"/>
+                <w:i w:val="false"/>
+                <w:b w:val="false"/>
+                <w:u w:val="none"/>
+                <w:sz w:val="18"/>
+                <w:szCs w:val="18"/>
+                <w:color w:val="000000"/>
+              </w:rPr>
+              <w:t xml:space="preserve">7.7</w:t>
+            </w:r>
+          </w:p>
+        </w:tc>
+        <w:tc>
+          <w:tcPr>
+            <w:tcBorders>
+              <w:bottom w:val="none" w:sz="0" w:space="0" w:color="000000"/>
+              <w:top w:val="none" w:sz="0" w:space="0" w:color="000000"/>
+              <w:left w:val="none" w:sz="0" w:space="0" w:color="000000"/>
+              <w:right w:val="none" w:sz="0" w:space="0" w:color="000000"/>
+            </w:tcBorders>
+            <w:shd w:val="clear" w:color="auto" w:fill="FEB24C"/>
+            <w:tcMar>
+              <w:top w:w="0" w:type="dxa"/>
+              <w:bottom w:w="0" w:type="dxa"/>
+              <w:left w:w="0" w:type="dxa"/>
+              <w:right w:w="0" w:type="dxa"/>
+            </w:tcMar>
+            <w:vAlign w:val="center"/>
+          </w:tcPr>
+          <w:p>
+            <w:pPr>
+              <w:pStyle w:val="Normal"/>
+              <w:jc w:val="center"/>
+              <w:pBdr>
+                <w:bottom w:val="none" w:sz="0" w:space="0" w:color="000000"/>
+                <w:top w:val="none" w:sz="0" w:space="0" w:color="000000"/>
+                <w:left w:val="none" w:sz="0" w:space="0" w:color="000000"/>
+                <w:right w:val="none" w:sz="0" w:space="0" w:color="000000"/>
+              </w:pBdr>
+              <w:spacing w:after="100" w:before="100" w:line="240"/>
+              <w:ind w:left="100" w:right="100" w:firstLine="0" w:firstLineChars="0"/>
+              <w:rPr>
+                <w:rFonts w:ascii="Helvetica" w:hAnsi="Helvetica" w:eastAsia="Helvetica" w:cs="Helvetica"/>
+                <w:i w:val="false"/>
+                <w:b w:val="false"/>
+                <w:u w:val="none"/>
+                <w:sz w:val="18"/>
+                <w:szCs w:val="18"/>
+                <w:color w:val="000000"/>
+              </w:rPr>
+            </w:pPr>
+            <w:r>
+              <w:rPr>
+                <w:rFonts w:ascii="Helvetica" w:hAnsi="Helvetica" w:eastAsia="Helvetica" w:cs="Helvetica"/>
+                <w:i w:val="false"/>
+                <w:b w:val="false"/>
+                <w:u w:val="none"/>
+                <w:sz w:val="18"/>
+                <w:szCs w:val="18"/>
+                <w:color w:val="000000"/>
+              </w:rPr>
+              <w:t xml:space="preserve">6.4</w:t>
+            </w:r>
+          </w:p>
+        </w:tc>
+        <w:tc>
+          <w:tcPr>
+            <w:tcBorders>
+              <w:bottom w:val="none" w:sz="0" w:space="0" w:color="000000"/>
+              <w:top w:val="none" w:sz="0" w:space="0" w:color="000000"/>
+              <w:left w:val="none" w:sz="0" w:space="0" w:color="000000"/>
+              <w:right w:val="none" w:sz="0" w:space="0" w:color="000000"/>
+            </w:tcBorders>
+            <w:shd w:val="clear" w:color="auto" w:fill="FEB24C"/>
+            <w:tcMar>
+              <w:top w:w="0" w:type="dxa"/>
+              <w:bottom w:w="0" w:type="dxa"/>
+              <w:left w:w="0" w:type="dxa"/>
+              <w:right w:w="0" w:type="dxa"/>
+            </w:tcMar>
+            <w:vAlign w:val="center"/>
+          </w:tcPr>
+          <w:p>
+            <w:pPr>
+              <w:pStyle w:val="Normal"/>
+              <w:jc w:val="center"/>
+              <w:pBdr>
+                <w:bottom w:val="none" w:sz="0" w:space="0" w:color="000000"/>
+                <w:top w:val="none" w:sz="0" w:space="0" w:color="000000"/>
+                <w:left w:val="none" w:sz="0" w:space="0" w:color="000000"/>
+                <w:right w:val="none" w:sz="0" w:space="0" w:color="000000"/>
+              </w:pBdr>
+              <w:spacing w:after="100" w:before="100" w:line="240"/>
+              <w:ind w:left="100" w:right="100" w:firstLine="0" w:firstLineChars="0"/>
+              <w:rPr>
+                <w:rFonts w:ascii="Helvetica" w:hAnsi="Helvetica" w:eastAsia="Helvetica" w:cs="Helvetica"/>
+                <w:i w:val="false"/>
+                <w:b w:val="false"/>
+                <w:u w:val="none"/>
+                <w:sz w:val="18"/>
+                <w:szCs w:val="18"/>
+                <w:color w:val="000000"/>
+              </w:rPr>
+            </w:pPr>
+            <w:r>
+              <w:rPr>
+                <w:rFonts w:ascii="Helvetica" w:hAnsi="Helvetica" w:eastAsia="Helvetica" w:cs="Helvetica"/>
+                <w:i w:val="false"/>
+                <w:b w:val="false"/>
+                <w:u w:val="none"/>
+                <w:sz w:val="18"/>
+                <w:szCs w:val="18"/>
+                <w:color w:val="000000"/>
+              </w:rPr>
+              <w:t xml:space="preserve">9.0</w:t>
+            </w:r>
+          </w:p>
+        </w:tc>
+        <w:tc>
+          <w:tcPr>
+            <w:tcBorders>
+              <w:bottom w:val="none" w:sz="0" w:space="0" w:color="000000"/>
+              <w:top w:val="none" w:sz="0" w:space="0" w:color="000000"/>
+              <w:left w:val="none" w:sz="0" w:space="0" w:color="000000"/>
+              <w:right w:val="none" w:sz="0" w:space="0" w:color="000000"/>
+            </w:tcBorders>
+            <w:shd w:val="clear" w:color="auto" w:fill="FFEDA0"/>
+            <w:tcMar>
+              <w:top w:w="0" w:type="dxa"/>
+              <w:bottom w:w="0" w:type="dxa"/>
+              <w:left w:w="0" w:type="dxa"/>
+              <w:right w:w="0" w:type="dxa"/>
+            </w:tcMar>
+            <w:vAlign w:val="center"/>
+          </w:tcPr>
+          <w:p>
+            <w:pPr>
+              <w:pStyle w:val="Normal"/>
+              <w:jc w:val="center"/>
+              <w:pBdr>
+                <w:bottom w:val="none" w:sz="0" w:space="0" w:color="000000"/>
+                <w:top w:val="none" w:sz="0" w:space="0" w:color="000000"/>
+                <w:left w:val="none" w:sz="0" w:space="0" w:color="000000"/>
+                <w:right w:val="none" w:sz="0" w:space="0" w:color="000000"/>
+              </w:pBdr>
+              <w:spacing w:after="100" w:before="100" w:line="240"/>
+              <w:ind w:left="100" w:right="100" w:firstLine="0" w:firstLineChars="0"/>
+              <w:rPr>
+                <w:rFonts w:ascii="Helvetica" w:hAnsi="Helvetica" w:eastAsia="Helvetica" w:cs="Helvetica"/>
+                <w:i w:val="false"/>
+                <w:b w:val="false"/>
+                <w:u w:val="none"/>
+                <w:sz w:val="18"/>
+                <w:szCs w:val="18"/>
+                <w:color w:val="000000"/>
+              </w:rPr>
+            </w:pPr>
+            <w:r>
+              <w:rPr>
+                <w:rFonts w:ascii="Helvetica" w:hAnsi="Helvetica" w:eastAsia="Helvetica" w:cs="Helvetica"/>
+                <w:i w:val="false"/>
+                <w:b w:val="false"/>
+                <w:u w:val="none"/>
+                <w:sz w:val="18"/>
+                <w:szCs w:val="18"/>
+                <w:color w:val="000000"/>
+              </w:rPr>
+              <w:t xml:space="preserve">4.3</w:t>
             </w:r>
           </w:p>
         </w:tc>
@@ -4867,431 +5291,7 @@
                 <w:szCs w:val="18"/>
                 <w:color w:val="FFFFFF"/>
               </w:rPr>
-              <w:t xml:space="preserve">10.5</w:t>
-            </w:r>
-          </w:p>
-        </w:tc>
-        <w:tc>
-          <w:tcPr>
-            <w:tcBorders>
-              <w:bottom w:val="none" w:sz="0" w:space="0" w:color="000000"/>
-              <w:top w:val="none" w:sz="0" w:space="0" w:color="000000"/>
-              <w:left w:val="none" w:sz="0" w:space="0" w:color="000000"/>
-              <w:right w:val="none" w:sz="0" w:space="0" w:color="000000"/>
-            </w:tcBorders>
-            <w:shd w:val="clear" w:color="auto" w:fill="FEB24C"/>
-            <w:tcMar>
-              <w:top w:w="0" w:type="dxa"/>
-              <w:bottom w:w="0" w:type="dxa"/>
-              <w:left w:w="0" w:type="dxa"/>
-              <w:right w:w="0" w:type="dxa"/>
-            </w:tcMar>
-            <w:vAlign w:val="center"/>
-          </w:tcPr>
-          <w:p>
-            <w:pPr>
-              <w:pStyle w:val="Normal"/>
-              <w:jc w:val="center"/>
-              <w:pBdr>
-                <w:bottom w:val="none" w:sz="0" w:space="0" w:color="000000"/>
-                <w:top w:val="none" w:sz="0" w:space="0" w:color="000000"/>
-                <w:left w:val="none" w:sz="0" w:space="0" w:color="000000"/>
-                <w:right w:val="none" w:sz="0" w:space="0" w:color="000000"/>
-              </w:pBdr>
-              <w:spacing w:after="100" w:before="100" w:line="240"/>
-              <w:ind w:left="100" w:right="100" w:firstLine="0" w:firstLineChars="0"/>
-              <w:rPr>
-                <w:rFonts w:ascii="Helvetica" w:hAnsi="Helvetica" w:eastAsia="Helvetica" w:cs="Helvetica"/>
-                <w:i w:val="false"/>
-                <w:b w:val="false"/>
-                <w:u w:val="none"/>
-                <w:sz w:val="18"/>
-                <w:szCs w:val="18"/>
-                <w:color w:val="000000"/>
-              </w:rPr>
-            </w:pPr>
-            <w:r>
-              <w:rPr>
-                <w:rFonts w:ascii="Helvetica" w:hAnsi="Helvetica" w:eastAsia="Helvetica" w:cs="Helvetica"/>
-                <w:i w:val="false"/>
-                <w:b w:val="false"/>
-                <w:u w:val="none"/>
-                <w:sz w:val="18"/>
-                <w:szCs w:val="18"/>
-                <w:color w:val="000000"/>
-              </w:rPr>
-              <w:t xml:space="preserve">6.6</w:t>
-            </w:r>
-          </w:p>
-        </w:tc>
-        <w:tc>
-          <w:tcPr>
-            <w:tcBorders>
-              <w:bottom w:val="none" w:sz="0" w:space="0" w:color="000000"/>
-              <w:top w:val="none" w:sz="0" w:space="0" w:color="000000"/>
-              <w:left w:val="none" w:sz="0" w:space="0" w:color="000000"/>
-              <w:right w:val="none" w:sz="0" w:space="0" w:color="000000"/>
-            </w:tcBorders>
-            <w:shd w:val="clear" w:color="auto" w:fill="FEB24C"/>
-            <w:tcMar>
-              <w:top w:w="0" w:type="dxa"/>
-              <w:bottom w:w="0" w:type="dxa"/>
-              <w:left w:w="0" w:type="dxa"/>
-              <w:right w:w="0" w:type="dxa"/>
-            </w:tcMar>
-            <w:vAlign w:val="center"/>
-          </w:tcPr>
-          <w:p>
-            <w:pPr>
-              <w:pStyle w:val="Normal"/>
-              <w:jc w:val="center"/>
-              <w:pBdr>
-                <w:bottom w:val="none" w:sz="0" w:space="0" w:color="000000"/>
-                <w:top w:val="none" w:sz="0" w:space="0" w:color="000000"/>
-                <w:left w:val="none" w:sz="0" w:space="0" w:color="000000"/>
-                <w:right w:val="none" w:sz="0" w:space="0" w:color="000000"/>
-              </w:pBdr>
-              <w:spacing w:after="100" w:before="100" w:line="240"/>
-              <w:ind w:left="100" w:right="100" w:firstLine="0" w:firstLineChars="0"/>
-              <w:rPr>
-                <w:rFonts w:ascii="Helvetica" w:hAnsi="Helvetica" w:eastAsia="Helvetica" w:cs="Helvetica"/>
-                <w:i w:val="false"/>
-                <w:b w:val="false"/>
-                <w:u w:val="none"/>
-                <w:sz w:val="18"/>
-                <w:szCs w:val="18"/>
-                <w:color w:val="000000"/>
-              </w:rPr>
-            </w:pPr>
-            <w:r>
-              <w:rPr>
-                <w:rFonts w:ascii="Helvetica" w:hAnsi="Helvetica" w:eastAsia="Helvetica" w:cs="Helvetica"/>
-                <w:i w:val="false"/>
-                <w:b w:val="false"/>
-                <w:u w:val="none"/>
-                <w:sz w:val="18"/>
-                <w:szCs w:val="18"/>
-                <w:color w:val="000000"/>
-              </w:rPr>
-              <w:t xml:space="preserve">7.7</w:t>
-            </w:r>
-          </w:p>
-        </w:tc>
-        <w:tc>
-          <w:tcPr>
-            <w:tcBorders>
-              <w:bottom w:val="none" w:sz="0" w:space="0" w:color="000000"/>
-              <w:top w:val="none" w:sz="0" w:space="0" w:color="000000"/>
-              <w:left w:val="none" w:sz="0" w:space="0" w:color="000000"/>
-              <w:right w:val="none" w:sz="0" w:space="0" w:color="000000"/>
-            </w:tcBorders>
-            <w:shd w:val="clear" w:color="auto" w:fill="FEB24C"/>
-            <w:tcMar>
-              <w:top w:w="0" w:type="dxa"/>
-              <w:bottom w:w="0" w:type="dxa"/>
-              <w:left w:w="0" w:type="dxa"/>
-              <w:right w:w="0" w:type="dxa"/>
-            </w:tcMar>
-            <w:vAlign w:val="center"/>
-          </w:tcPr>
-          <w:p>
-            <w:pPr>
-              <w:pStyle w:val="Normal"/>
-              <w:jc w:val="center"/>
-              <w:pBdr>
-                <w:bottom w:val="none" w:sz="0" w:space="0" w:color="000000"/>
-                <w:top w:val="none" w:sz="0" w:space="0" w:color="000000"/>
-                <w:left w:val="none" w:sz="0" w:space="0" w:color="000000"/>
-                <w:right w:val="none" w:sz="0" w:space="0" w:color="000000"/>
-              </w:pBdr>
-              <w:spacing w:after="100" w:before="100" w:line="240"/>
-              <w:ind w:left="100" w:right="100" w:firstLine="0" w:firstLineChars="0"/>
-              <w:rPr>
-                <w:rFonts w:ascii="Helvetica" w:hAnsi="Helvetica" w:eastAsia="Helvetica" w:cs="Helvetica"/>
-                <w:i w:val="false"/>
-                <w:b w:val="false"/>
-                <w:u w:val="none"/>
-                <w:sz w:val="18"/>
-                <w:szCs w:val="18"/>
-                <w:color w:val="000000"/>
-              </w:rPr>
-            </w:pPr>
-            <w:r>
-              <w:rPr>
-                <w:rFonts w:ascii="Helvetica" w:hAnsi="Helvetica" w:eastAsia="Helvetica" w:cs="Helvetica"/>
-                <w:i w:val="false"/>
-                <w:b w:val="false"/>
-                <w:u w:val="none"/>
-                <w:sz w:val="18"/>
-                <w:szCs w:val="18"/>
-                <w:color w:val="000000"/>
-              </w:rPr>
-              <w:t xml:space="preserve">9.0</w:t>
-            </w:r>
-          </w:p>
-        </w:tc>
-        <w:tc>
-          <w:tcPr>
-            <w:tcBorders>
-              <w:bottom w:val="none" w:sz="0" w:space="0" w:color="000000"/>
-              <w:top w:val="none" w:sz="0" w:space="0" w:color="000000"/>
-              <w:left w:val="none" w:sz="0" w:space="0" w:color="000000"/>
-              <w:right w:val="none" w:sz="0" w:space="0" w:color="000000"/>
-            </w:tcBorders>
-            <w:shd w:val="clear" w:color="auto" w:fill="FEB24C"/>
-            <w:tcMar>
-              <w:top w:w="0" w:type="dxa"/>
-              <w:bottom w:w="0" w:type="dxa"/>
-              <w:left w:w="0" w:type="dxa"/>
-              <w:right w:w="0" w:type="dxa"/>
-            </w:tcMar>
-            <w:vAlign w:val="center"/>
-          </w:tcPr>
-          <w:p>
-            <w:pPr>
-              <w:pStyle w:val="Normal"/>
-              <w:jc w:val="center"/>
-              <w:pBdr>
-                <w:bottom w:val="none" w:sz="0" w:space="0" w:color="000000"/>
-                <w:top w:val="none" w:sz="0" w:space="0" w:color="000000"/>
-                <w:left w:val="none" w:sz="0" w:space="0" w:color="000000"/>
-                <w:right w:val="none" w:sz="0" w:space="0" w:color="000000"/>
-              </w:pBdr>
-              <w:spacing w:after="100" w:before="100" w:line="240"/>
-              <w:ind w:left="100" w:right="100" w:firstLine="0" w:firstLineChars="0"/>
-              <w:rPr>
-                <w:rFonts w:ascii="Helvetica" w:hAnsi="Helvetica" w:eastAsia="Helvetica" w:cs="Helvetica"/>
-                <w:i w:val="false"/>
-                <w:b w:val="false"/>
-                <w:u w:val="none"/>
-                <w:sz w:val="18"/>
-                <w:szCs w:val="18"/>
-                <w:color w:val="000000"/>
-              </w:rPr>
-            </w:pPr>
-            <w:r>
-              <w:rPr>
-                <w:rFonts w:ascii="Helvetica" w:hAnsi="Helvetica" w:eastAsia="Helvetica" w:cs="Helvetica"/>
-                <w:i w:val="false"/>
-                <w:b w:val="false"/>
-                <w:u w:val="none"/>
-                <w:sz w:val="18"/>
-                <w:szCs w:val="18"/>
-                <w:color w:val="000000"/>
-              </w:rPr>
-              <w:t xml:space="preserve">9.6</w:t>
-            </w:r>
-          </w:p>
-        </w:tc>
-        <w:tc>
-          <w:tcPr>
-            <w:tcBorders>
-              <w:bottom w:val="none" w:sz="0" w:space="0" w:color="000000"/>
-              <w:top w:val="none" w:sz="0" w:space="0" w:color="000000"/>
-              <w:left w:val="none" w:sz="0" w:space="0" w:color="000000"/>
-              <w:right w:val="none" w:sz="0" w:space="0" w:color="000000"/>
-            </w:tcBorders>
-            <w:shd w:val="clear" w:color="auto" w:fill="FEB24C"/>
-            <w:tcMar>
-              <w:top w:w="0" w:type="dxa"/>
-              <w:bottom w:w="0" w:type="dxa"/>
-              <w:left w:w="0" w:type="dxa"/>
-              <w:right w:w="0" w:type="dxa"/>
-            </w:tcMar>
-            <w:vAlign w:val="center"/>
-          </w:tcPr>
-          <w:p>
-            <w:pPr>
-              <w:pStyle w:val="Normal"/>
-              <w:jc w:val="center"/>
-              <w:pBdr>
-                <w:bottom w:val="none" w:sz="0" w:space="0" w:color="000000"/>
-                <w:top w:val="none" w:sz="0" w:space="0" w:color="000000"/>
-                <w:left w:val="none" w:sz="0" w:space="0" w:color="000000"/>
-                <w:right w:val="none" w:sz="0" w:space="0" w:color="000000"/>
-              </w:pBdr>
-              <w:spacing w:after="100" w:before="100" w:line="240"/>
-              <w:ind w:left="100" w:right="100" w:firstLine="0" w:firstLineChars="0"/>
-              <w:rPr>
-                <w:rFonts w:ascii="Helvetica" w:hAnsi="Helvetica" w:eastAsia="Helvetica" w:cs="Helvetica"/>
-                <w:i w:val="false"/>
-                <w:b w:val="false"/>
-                <w:u w:val="none"/>
-                <w:sz w:val="18"/>
-                <w:szCs w:val="18"/>
-                <w:color w:val="000000"/>
-              </w:rPr>
-            </w:pPr>
-            <w:r>
-              <w:rPr>
-                <w:rFonts w:ascii="Helvetica" w:hAnsi="Helvetica" w:eastAsia="Helvetica" w:cs="Helvetica"/>
-                <w:i w:val="false"/>
-                <w:b w:val="false"/>
-                <w:u w:val="none"/>
-                <w:sz w:val="18"/>
-                <w:szCs w:val="18"/>
-                <w:color w:val="000000"/>
-              </w:rPr>
-              <w:t xml:space="preserve">8.6</w:t>
-            </w:r>
-          </w:p>
-        </w:tc>
-        <w:tc>
-          <w:tcPr>
-            <w:tcBorders>
-              <w:bottom w:val="none" w:sz="0" w:space="0" w:color="000000"/>
-              <w:top w:val="none" w:sz="0" w:space="0" w:color="000000"/>
-              <w:left w:val="none" w:sz="0" w:space="0" w:color="000000"/>
-              <w:right w:val="none" w:sz="0" w:space="0" w:color="000000"/>
-            </w:tcBorders>
-            <w:shd w:val="clear" w:color="auto" w:fill="FEB24C"/>
-            <w:tcMar>
-              <w:top w:w="0" w:type="dxa"/>
-              <w:bottom w:w="0" w:type="dxa"/>
-              <w:left w:w="0" w:type="dxa"/>
-              <w:right w:w="0" w:type="dxa"/>
-            </w:tcMar>
-            <w:vAlign w:val="center"/>
-          </w:tcPr>
-          <w:p>
-            <w:pPr>
-              <w:pStyle w:val="Normal"/>
-              <w:jc w:val="center"/>
-              <w:pBdr>
-                <w:bottom w:val="none" w:sz="0" w:space="0" w:color="000000"/>
-                <w:top w:val="none" w:sz="0" w:space="0" w:color="000000"/>
-                <w:left w:val="none" w:sz="0" w:space="0" w:color="000000"/>
-                <w:right w:val="none" w:sz="0" w:space="0" w:color="000000"/>
-              </w:pBdr>
-              <w:spacing w:after="100" w:before="100" w:line="240"/>
-              <w:ind w:left="100" w:right="100" w:firstLine="0" w:firstLineChars="0"/>
-              <w:rPr>
-                <w:rFonts w:ascii="Helvetica" w:hAnsi="Helvetica" w:eastAsia="Helvetica" w:cs="Helvetica"/>
-                <w:i w:val="false"/>
-                <w:b w:val="false"/>
-                <w:u w:val="none"/>
-                <w:sz w:val="18"/>
-                <w:szCs w:val="18"/>
-                <w:color w:val="000000"/>
-              </w:rPr>
-            </w:pPr>
-            <w:r>
-              <w:rPr>
-                <w:rFonts w:ascii="Helvetica" w:hAnsi="Helvetica" w:eastAsia="Helvetica" w:cs="Helvetica"/>
-                <w:i w:val="false"/>
-                <w:b w:val="false"/>
-                <w:u w:val="none"/>
-                <w:sz w:val="18"/>
-                <w:szCs w:val="18"/>
-                <w:color w:val="000000"/>
-              </w:rPr>
-              <w:t xml:space="preserve">9.6</w:t>
-            </w:r>
-          </w:p>
-        </w:tc>
-        <w:tc>
-          <w:tcPr>
-            <w:tcBorders>
-              <w:bottom w:val="none" w:sz="0" w:space="0" w:color="000000"/>
-              <w:top w:val="none" w:sz="0" w:space="0" w:color="000000"/>
-              <w:left w:val="none" w:sz="0" w:space="0" w:color="000000"/>
-              <w:right w:val="none" w:sz="0" w:space="0" w:color="000000"/>
-            </w:tcBorders>
-            <w:shd w:val="clear" w:color="auto" w:fill="FEB24C"/>
-            <w:tcMar>
-              <w:top w:w="0" w:type="dxa"/>
-              <w:bottom w:w="0" w:type="dxa"/>
-              <w:left w:w="0" w:type="dxa"/>
-              <w:right w:w="0" w:type="dxa"/>
-            </w:tcMar>
-            <w:vAlign w:val="center"/>
-          </w:tcPr>
-          <w:p>
-            <w:pPr>
-              <w:pStyle w:val="Normal"/>
-              <w:jc w:val="center"/>
-              <w:pBdr>
-                <w:bottom w:val="none" w:sz="0" w:space="0" w:color="000000"/>
-                <w:top w:val="none" w:sz="0" w:space="0" w:color="000000"/>
-                <w:left w:val="none" w:sz="0" w:space="0" w:color="000000"/>
-                <w:right w:val="none" w:sz="0" w:space="0" w:color="000000"/>
-              </w:pBdr>
-              <w:spacing w:after="100" w:before="100" w:line="240"/>
-              <w:ind w:left="100" w:right="100" w:firstLine="0" w:firstLineChars="0"/>
-              <w:rPr>
-                <w:rFonts w:ascii="Helvetica" w:hAnsi="Helvetica" w:eastAsia="Helvetica" w:cs="Helvetica"/>
-                <w:i w:val="false"/>
-                <w:b w:val="false"/>
-                <w:u w:val="none"/>
-                <w:sz w:val="18"/>
-                <w:szCs w:val="18"/>
-                <w:color w:val="000000"/>
-              </w:rPr>
-            </w:pPr>
-            <w:r>
-              <w:rPr>
-                <w:rFonts w:ascii="Helvetica" w:hAnsi="Helvetica" w:eastAsia="Helvetica" w:cs="Helvetica"/>
-                <w:i w:val="false"/>
-                <w:b w:val="false"/>
-                <w:u w:val="none"/>
-                <w:sz w:val="18"/>
-                <w:szCs w:val="18"/>
-                <w:color w:val="000000"/>
-              </w:rPr>
-              <w:t xml:space="preserve">9.6</w:t>
-            </w:r>
-          </w:p>
-        </w:tc>
-        <w:tc>
-          <w:tcPr>
-            <w:tcBorders>
-              <w:bottom w:val="none" w:sz="0" w:space="0" w:color="000000"/>
-              <w:top w:val="none" w:sz="0" w:space="0" w:color="000000"/>
-              <w:left w:val="none" w:sz="0" w:space="0" w:color="000000"/>
-              <w:right w:val="none" w:sz="0" w:space="0" w:color="000000"/>
-            </w:tcBorders>
-            <w:shd w:val="clear" w:color="auto" w:fill="FEB24C"/>
-            <w:tcMar>
-              <w:top w:w="0" w:type="dxa"/>
-              <w:bottom w:w="0" w:type="dxa"/>
-              <w:left w:w="0" w:type="dxa"/>
-              <w:right w:w="0" w:type="dxa"/>
-            </w:tcMar>
-            <w:vAlign w:val="center"/>
-          </w:tcPr>
-          <w:p>
-            <w:pPr>
-              <w:pStyle w:val="Normal"/>
-              <w:jc w:val="center"/>
-              <w:pBdr>
-                <w:bottom w:val="none" w:sz="0" w:space="0" w:color="000000"/>
-                <w:top w:val="none" w:sz="0" w:space="0" w:color="000000"/>
-                <w:left w:val="none" w:sz="0" w:space="0" w:color="000000"/>
-                <w:right w:val="none" w:sz="0" w:space="0" w:color="000000"/>
-              </w:pBdr>
-              <w:spacing w:after="100" w:before="100" w:line="240"/>
-              <w:ind w:left="100" w:right="100" w:firstLine="0" w:firstLineChars="0"/>
-              <w:rPr>
-                <w:rFonts w:ascii="Helvetica" w:hAnsi="Helvetica" w:eastAsia="Helvetica" w:cs="Helvetica"/>
-                <w:i w:val="false"/>
-                <w:b w:val="false"/>
-                <w:u w:val="none"/>
-                <w:sz w:val="18"/>
-                <w:szCs w:val="18"/>
-                <w:color w:val="000000"/>
-              </w:rPr>
-            </w:pPr>
-            <w:r>
-              <w:rPr>
-                <w:rFonts w:ascii="Helvetica" w:hAnsi="Helvetica" w:eastAsia="Helvetica" w:cs="Helvetica"/>
-                <w:i w:val="false"/>
-                <w:b w:val="false"/>
-                <w:u w:val="none"/>
-                <w:sz w:val="18"/>
-                <w:szCs w:val="18"/>
-                <w:color w:val="000000"/>
-              </w:rPr>
-              <w:t xml:space="preserve">5.8</w:t>
+              <w:t xml:space="preserve">15.8</w:t>
             </w:r>
           </w:p>
         </w:tc>
@@ -5415,6 +5415,59 @@
               <w:left w:val="none" w:sz="0" w:space="0" w:color="000000"/>
               <w:right w:val="none" w:sz="0" w:space="0" w:color="000000"/>
             </w:tcBorders>
+            <w:shd w:val="clear" w:color="auto" w:fill="FEB24C"/>
+            <w:tcMar>
+              <w:top w:w="0" w:type="dxa"/>
+              <w:bottom w:w="0" w:type="dxa"/>
+              <w:left w:w="0" w:type="dxa"/>
+              <w:right w:w="0" w:type="dxa"/>
+            </w:tcMar>
+            <w:vAlign w:val="center"/>
+          </w:tcPr>
+          <w:p>
+            <w:pPr>
+              <w:pStyle w:val="Normal"/>
+              <w:jc w:val="center"/>
+              <w:pBdr>
+                <w:bottom w:val="none" w:sz="0" w:space="0" w:color="000000"/>
+                <w:top w:val="none" w:sz="0" w:space="0" w:color="000000"/>
+                <w:left w:val="none" w:sz="0" w:space="0" w:color="000000"/>
+                <w:right w:val="none" w:sz="0" w:space="0" w:color="000000"/>
+              </w:pBdr>
+              <w:spacing w:after="100" w:before="100" w:line="240"/>
+              <w:ind w:left="100" w:right="100" w:firstLine="0" w:firstLineChars="0"/>
+              <w:rPr>
+                <w:rFonts w:ascii="Helvetica" w:hAnsi="Helvetica" w:eastAsia="Helvetica" w:cs="Helvetica"/>
+                <w:i w:val="false"/>
+                <w:b w:val="false"/>
+                <w:u w:val="none"/>
+                <w:sz w:val="18"/>
+                <w:szCs w:val="18"/>
+                <w:color w:val="000000"/>
+              </w:rPr>
+            </w:pPr>
+            <w:r>
+              <w:rPr>
+                <w:rFonts w:ascii="Helvetica" w:hAnsi="Helvetica" w:eastAsia="Helvetica" w:cs="Helvetica"/>
+                <w:i w:val="false"/>
+                <w:b w:val="false"/>
+                <w:u w:val="none"/>
+                <w:sz w:val="18"/>
+                <w:szCs w:val="18"/>
+                <w:color w:val="000000"/>
+              </w:rPr>
+              <w:t xml:space="preserve">5.3</w:t>
+            </w:r>
+          </w:p>
+        </w:tc>
+        <w:tc>
+          <w:tcPr>
+            <w:tcBorders>
+              <w:bottom w:val="none" w:sz="0" w:space="0" w:color="000000"/>
+              <w:top w:val="none" w:sz="0" w:space="0" w:color="000000"/>
+              <w:left w:val="none" w:sz="0" w:space="0" w:color="000000"/>
+              <w:right w:val="none" w:sz="0" w:space="0" w:color="000000"/>
+            </w:tcBorders>
             <w:shd w:val="clear" w:color="auto" w:fill="FFEDA0"/>
             <w:tcMar>
               <w:top w:w="0" w:type="dxa"/>
@@ -5456,7 +5509,219 @@
                 <w:szCs w:val="18"/>
                 <w:color w:val="000000"/>
               </w:rPr>
-              <w:t xml:space="preserve">4.1</w:t>
+              <w:t xml:space="preserve">3.4</w:t>
+            </w:r>
+          </w:p>
+        </w:tc>
+        <w:tc>
+          <w:tcPr>
+            <w:tcBorders>
+              <w:bottom w:val="none" w:sz="0" w:space="0" w:color="000000"/>
+              <w:top w:val="none" w:sz="0" w:space="0" w:color="000000"/>
+              <w:left w:val="none" w:sz="0" w:space="0" w:color="000000"/>
+              <w:right w:val="none" w:sz="0" w:space="0" w:color="000000"/>
+            </w:tcBorders>
+            <w:shd w:val="clear" w:color="auto" w:fill="FEB24C"/>
+            <w:tcMar>
+              <w:top w:w="0" w:type="dxa"/>
+              <w:bottom w:w="0" w:type="dxa"/>
+              <w:left w:w="0" w:type="dxa"/>
+              <w:right w:w="0" w:type="dxa"/>
+            </w:tcMar>
+            <w:vAlign w:val="center"/>
+          </w:tcPr>
+          <w:p>
+            <w:pPr>
+              <w:pStyle w:val="Normal"/>
+              <w:jc w:val="center"/>
+              <w:pBdr>
+                <w:bottom w:val="none" w:sz="0" w:space="0" w:color="000000"/>
+                <w:top w:val="none" w:sz="0" w:space="0" w:color="000000"/>
+                <w:left w:val="none" w:sz="0" w:space="0" w:color="000000"/>
+                <w:right w:val="none" w:sz="0" w:space="0" w:color="000000"/>
+              </w:pBdr>
+              <w:spacing w:after="100" w:before="100" w:line="240"/>
+              <w:ind w:left="100" w:right="100" w:firstLine="0" w:firstLineChars="0"/>
+              <w:rPr>
+                <w:rFonts w:ascii="Helvetica" w:hAnsi="Helvetica" w:eastAsia="Helvetica" w:cs="Helvetica"/>
+                <w:i w:val="false"/>
+                <w:b w:val="false"/>
+                <w:u w:val="none"/>
+                <w:sz w:val="18"/>
+                <w:szCs w:val="18"/>
+                <w:color w:val="000000"/>
+              </w:rPr>
+            </w:pPr>
+            <w:r>
+              <w:rPr>
+                <w:rFonts w:ascii="Helvetica" w:hAnsi="Helvetica" w:eastAsia="Helvetica" w:cs="Helvetica"/>
+                <w:i w:val="false"/>
+                <w:b w:val="false"/>
+                <w:u w:val="none"/>
+                <w:sz w:val="18"/>
+                <w:szCs w:val="18"/>
+                <w:color w:val="000000"/>
+              </w:rPr>
+              <w:t xml:space="preserve">7.2</w:t>
+            </w:r>
+          </w:p>
+        </w:tc>
+        <w:tc>
+          <w:tcPr>
+            <w:tcBorders>
+              <w:bottom w:val="none" w:sz="0" w:space="0" w:color="000000"/>
+              <w:top w:val="none" w:sz="0" w:space="0" w:color="000000"/>
+              <w:left w:val="none" w:sz="0" w:space="0" w:color="000000"/>
+              <w:right w:val="none" w:sz="0" w:space="0" w:color="000000"/>
+            </w:tcBorders>
+            <w:shd w:val="clear" w:color="auto" w:fill="FEB24C"/>
+            <w:tcMar>
+              <w:top w:w="0" w:type="dxa"/>
+              <w:bottom w:w="0" w:type="dxa"/>
+              <w:left w:w="0" w:type="dxa"/>
+              <w:right w:w="0" w:type="dxa"/>
+            </w:tcMar>
+            <w:vAlign w:val="center"/>
+          </w:tcPr>
+          <w:p>
+            <w:pPr>
+              <w:pStyle w:val="Normal"/>
+              <w:jc w:val="center"/>
+              <w:pBdr>
+                <w:bottom w:val="none" w:sz="0" w:space="0" w:color="000000"/>
+                <w:top w:val="none" w:sz="0" w:space="0" w:color="000000"/>
+                <w:left w:val="none" w:sz="0" w:space="0" w:color="000000"/>
+                <w:right w:val="none" w:sz="0" w:space="0" w:color="000000"/>
+              </w:pBdr>
+              <w:spacing w:after="100" w:before="100" w:line="240"/>
+              <w:ind w:left="100" w:right="100" w:firstLine="0" w:firstLineChars="0"/>
+              <w:rPr>
+                <w:rFonts w:ascii="Helvetica" w:hAnsi="Helvetica" w:eastAsia="Helvetica" w:cs="Helvetica"/>
+                <w:i w:val="false"/>
+                <w:b w:val="false"/>
+                <w:u w:val="none"/>
+                <w:sz w:val="18"/>
+                <w:szCs w:val="18"/>
+                <w:color w:val="000000"/>
+              </w:rPr>
+            </w:pPr>
+            <w:r>
+              <w:rPr>
+                <w:rFonts w:ascii="Helvetica" w:hAnsi="Helvetica" w:eastAsia="Helvetica" w:cs="Helvetica"/>
+                <w:i w:val="false"/>
+                <w:b w:val="false"/>
+                <w:u w:val="none"/>
+                <w:sz w:val="18"/>
+                <w:szCs w:val="18"/>
+                <w:color w:val="000000"/>
+              </w:rPr>
+              <w:t xml:space="preserve">9.8</w:t>
+            </w:r>
+          </w:p>
+        </w:tc>
+        <w:tc>
+          <w:tcPr>
+            <w:tcBorders>
+              <w:bottom w:val="none" w:sz="0" w:space="0" w:color="000000"/>
+              <w:top w:val="none" w:sz="0" w:space="0" w:color="000000"/>
+              <w:left w:val="none" w:sz="0" w:space="0" w:color="000000"/>
+              <w:right w:val="none" w:sz="0" w:space="0" w:color="000000"/>
+            </w:tcBorders>
+            <w:shd w:val="clear" w:color="auto" w:fill="FEB24C"/>
+            <w:tcMar>
+              <w:top w:w="0" w:type="dxa"/>
+              <w:bottom w:w="0" w:type="dxa"/>
+              <w:left w:w="0" w:type="dxa"/>
+              <w:right w:w="0" w:type="dxa"/>
+            </w:tcMar>
+            <w:vAlign w:val="center"/>
+          </w:tcPr>
+          <w:p>
+            <w:pPr>
+              <w:pStyle w:val="Normal"/>
+              <w:jc w:val="center"/>
+              <w:pBdr>
+                <w:bottom w:val="none" w:sz="0" w:space="0" w:color="000000"/>
+                <w:top w:val="none" w:sz="0" w:space="0" w:color="000000"/>
+                <w:left w:val="none" w:sz="0" w:space="0" w:color="000000"/>
+                <w:right w:val="none" w:sz="0" w:space="0" w:color="000000"/>
+              </w:pBdr>
+              <w:spacing w:after="100" w:before="100" w:line="240"/>
+              <w:ind w:left="100" w:right="100" w:firstLine="0" w:firstLineChars="0"/>
+              <w:rPr>
+                <w:rFonts w:ascii="Helvetica" w:hAnsi="Helvetica" w:eastAsia="Helvetica" w:cs="Helvetica"/>
+                <w:i w:val="false"/>
+                <w:b w:val="false"/>
+                <w:u w:val="none"/>
+                <w:sz w:val="18"/>
+                <w:szCs w:val="18"/>
+                <w:color w:val="000000"/>
+              </w:rPr>
+            </w:pPr>
+            <w:r>
+              <w:rPr>
+                <w:rFonts w:ascii="Helvetica" w:hAnsi="Helvetica" w:eastAsia="Helvetica" w:cs="Helvetica"/>
+                <w:i w:val="false"/>
+                <w:b w:val="false"/>
+                <w:u w:val="none"/>
+                <w:sz w:val="18"/>
+                <w:szCs w:val="18"/>
+                <w:color w:val="000000"/>
+              </w:rPr>
+              <w:t xml:space="preserve">7.0</w:t>
+            </w:r>
+          </w:p>
+        </w:tc>
+        <w:tc>
+          <w:tcPr>
+            <w:tcBorders>
+              <w:bottom w:val="none" w:sz="0" w:space="0" w:color="000000"/>
+              <w:top w:val="none" w:sz="0" w:space="0" w:color="000000"/>
+              <w:left w:val="none" w:sz="0" w:space="0" w:color="000000"/>
+              <w:right w:val="none" w:sz="0" w:space="0" w:color="000000"/>
+            </w:tcBorders>
+            <w:shd w:val="clear" w:color="auto" w:fill="FEB24C"/>
+            <w:tcMar>
+              <w:top w:w="0" w:type="dxa"/>
+              <w:bottom w:w="0" w:type="dxa"/>
+              <w:left w:w="0" w:type="dxa"/>
+              <w:right w:w="0" w:type="dxa"/>
+            </w:tcMar>
+            <w:vAlign w:val="center"/>
+          </w:tcPr>
+          <w:p>
+            <w:pPr>
+              <w:pStyle w:val="Normal"/>
+              <w:jc w:val="center"/>
+              <w:pBdr>
+                <w:bottom w:val="none" w:sz="0" w:space="0" w:color="000000"/>
+                <w:top w:val="none" w:sz="0" w:space="0" w:color="000000"/>
+                <w:left w:val="none" w:sz="0" w:space="0" w:color="000000"/>
+                <w:right w:val="none" w:sz="0" w:space="0" w:color="000000"/>
+              </w:pBdr>
+              <w:spacing w:after="100" w:before="100" w:line="240"/>
+              <w:ind w:left="100" w:right="100" w:firstLine="0" w:firstLineChars="0"/>
+              <w:rPr>
+                <w:rFonts w:ascii="Helvetica" w:hAnsi="Helvetica" w:eastAsia="Helvetica" w:cs="Helvetica"/>
+                <w:i w:val="false"/>
+                <w:b w:val="false"/>
+                <w:u w:val="none"/>
+                <w:sz w:val="18"/>
+                <w:szCs w:val="18"/>
+                <w:color w:val="000000"/>
+              </w:rPr>
+            </w:pPr>
+            <w:r>
+              <w:rPr>
+                <w:rFonts w:ascii="Helvetica" w:hAnsi="Helvetica" w:eastAsia="Helvetica" w:cs="Helvetica"/>
+                <w:i w:val="false"/>
+                <w:b w:val="false"/>
+                <w:u w:val="none"/>
+                <w:sz w:val="18"/>
+                <w:szCs w:val="18"/>
+                <w:color w:val="000000"/>
+              </w:rPr>
+              <w:t xml:space="preserve">6.1</w:t>
             </w:r>
           </w:p>
         </w:tc>
@@ -5509,7 +5774,7 @@
                 <w:szCs w:val="18"/>
                 <w:color w:val="000000"/>
               </w:rPr>
-              <w:t xml:space="preserve">2.9</w:t>
+              <w:t xml:space="preserve">2.2</w:t>
             </w:r>
           </w:p>
         </w:tc>
@@ -5562,113 +5827,7 @@
                 <w:szCs w:val="18"/>
                 <w:color w:val="000000"/>
               </w:rPr>
-              <w:t xml:space="preserve">5.2</w:t>
-            </w:r>
-          </w:p>
-        </w:tc>
-        <w:tc>
-          <w:tcPr>
-            <w:tcBorders>
-              <w:bottom w:val="none" w:sz="0" w:space="0" w:color="000000"/>
-              <w:top w:val="none" w:sz="0" w:space="0" w:color="000000"/>
-              <w:left w:val="none" w:sz="0" w:space="0" w:color="000000"/>
-              <w:right w:val="none" w:sz="0" w:space="0" w:color="000000"/>
-            </w:tcBorders>
-            <w:shd w:val="clear" w:color="auto" w:fill="FEB24C"/>
-            <w:tcMar>
-              <w:top w:w="0" w:type="dxa"/>
-              <w:bottom w:w="0" w:type="dxa"/>
-              <w:left w:w="0" w:type="dxa"/>
-              <w:right w:w="0" w:type="dxa"/>
-            </w:tcMar>
-            <w:vAlign w:val="center"/>
-          </w:tcPr>
-          <w:p>
-            <w:pPr>
-              <w:pStyle w:val="Normal"/>
-              <w:jc w:val="center"/>
-              <w:pBdr>
-                <w:bottom w:val="none" w:sz="0" w:space="0" w:color="000000"/>
-                <w:top w:val="none" w:sz="0" w:space="0" w:color="000000"/>
-                <w:left w:val="none" w:sz="0" w:space="0" w:color="000000"/>
-                <w:right w:val="none" w:sz="0" w:space="0" w:color="000000"/>
-              </w:pBdr>
-              <w:spacing w:after="100" w:before="100" w:line="240"/>
-              <w:ind w:left="100" w:right="100" w:firstLine="0" w:firstLineChars="0"/>
-              <w:rPr>
-                <w:rFonts w:ascii="Helvetica" w:hAnsi="Helvetica" w:eastAsia="Helvetica" w:cs="Helvetica"/>
-                <w:i w:val="false"/>
-                <w:b w:val="false"/>
-                <w:u w:val="none"/>
-                <w:sz w:val="18"/>
-                <w:szCs w:val="18"/>
-                <w:color w:val="000000"/>
-              </w:rPr>
-            </w:pPr>
-            <w:r>
-              <w:rPr>
-                <w:rFonts w:ascii="Helvetica" w:hAnsi="Helvetica" w:eastAsia="Helvetica" w:cs="Helvetica"/>
-                <w:i w:val="false"/>
-                <w:b w:val="false"/>
-                <w:u w:val="none"/>
-                <w:sz w:val="18"/>
-                <w:szCs w:val="18"/>
-                <w:color w:val="000000"/>
-              </w:rPr>
-              <w:t xml:space="preserve">8.2</w:t>
-            </w:r>
-          </w:p>
-        </w:tc>
-        <w:tc>
-          <w:tcPr>
-            <w:tcBorders>
-              <w:bottom w:val="none" w:sz="0" w:space="0" w:color="000000"/>
-              <w:top w:val="none" w:sz="0" w:space="0" w:color="000000"/>
-              <w:left w:val="none" w:sz="0" w:space="0" w:color="000000"/>
-              <w:right w:val="none" w:sz="0" w:space="0" w:color="000000"/>
-            </w:tcBorders>
-            <w:shd w:val="clear" w:color="auto" w:fill="FEB24C"/>
-            <w:tcMar>
-              <w:top w:w="0" w:type="dxa"/>
-              <w:bottom w:w="0" w:type="dxa"/>
-              <w:left w:w="0" w:type="dxa"/>
-              <w:right w:w="0" w:type="dxa"/>
-            </w:tcMar>
-            <w:vAlign w:val="center"/>
-          </w:tcPr>
-          <w:p>
-            <w:pPr>
-              <w:pStyle w:val="Normal"/>
-              <w:jc w:val="center"/>
-              <w:pBdr>
-                <w:bottom w:val="none" w:sz="0" w:space="0" w:color="000000"/>
-                <w:top w:val="none" w:sz="0" w:space="0" w:color="000000"/>
-                <w:left w:val="none" w:sz="0" w:space="0" w:color="000000"/>
-                <w:right w:val="none" w:sz="0" w:space="0" w:color="000000"/>
-              </w:pBdr>
-              <w:spacing w:after="100" w:before="100" w:line="240"/>
-              <w:ind w:left="100" w:right="100" w:firstLine="0" w:firstLineChars="0"/>
-              <w:rPr>
-                <w:rFonts w:ascii="Helvetica" w:hAnsi="Helvetica" w:eastAsia="Helvetica" w:cs="Helvetica"/>
-                <w:i w:val="false"/>
-                <w:b w:val="false"/>
-                <w:u w:val="none"/>
-                <w:sz w:val="18"/>
-                <w:szCs w:val="18"/>
-                <w:color w:val="000000"/>
-              </w:rPr>
-            </w:pPr>
-            <w:r>
-              <w:rPr>
-                <w:rFonts w:ascii="Helvetica" w:hAnsi="Helvetica" w:eastAsia="Helvetica" w:cs="Helvetica"/>
-                <w:i w:val="false"/>
-                <w:b w:val="false"/>
-                <w:u w:val="none"/>
-                <w:sz w:val="18"/>
-                <w:szCs w:val="18"/>
-                <w:color w:val="000000"/>
-              </w:rPr>
-              <w:t xml:space="preserve">6.0</w:t>
+              <w:t xml:space="preserve">5.5</w:t>
             </w:r>
           </w:p>
         </w:tc>
@@ -5721,7 +5880,7 @@
                 <w:szCs w:val="18"/>
                 <w:color w:val="000000"/>
               </w:rPr>
-              <w:t xml:space="preserve">3.8</w:t>
+              <w:t xml:space="preserve">4.5</w:t>
             </w:r>
           </w:p>
         </w:tc>
@@ -5774,219 +5933,60 @@
                 <w:szCs w:val="18"/>
                 <w:color w:val="000000"/>
               </w:rPr>
-              <w:t xml:space="preserve">2.2</w:t>
-            </w:r>
-          </w:p>
-        </w:tc>
-        <w:tc>
-          <w:tcPr>
-            <w:tcBorders>
-              <w:bottom w:val="none" w:sz="0" w:space="0" w:color="000000"/>
-              <w:top w:val="none" w:sz="0" w:space="0" w:color="000000"/>
-              <w:left w:val="none" w:sz="0" w:space="0" w:color="000000"/>
-              <w:right w:val="none" w:sz="0" w:space="0" w:color="000000"/>
-            </w:tcBorders>
-            <w:shd w:val="clear" w:color="auto" w:fill="FFEDA0"/>
-            <w:tcMar>
-              <w:top w:w="0" w:type="dxa"/>
-              <w:bottom w:w="0" w:type="dxa"/>
-              <w:left w:w="0" w:type="dxa"/>
-              <w:right w:w="0" w:type="dxa"/>
-            </w:tcMar>
-            <w:vAlign w:val="center"/>
-          </w:tcPr>
-          <w:p>
-            <w:pPr>
-              <w:pStyle w:val="Normal"/>
-              <w:jc w:val="center"/>
-              <w:pBdr>
-                <w:bottom w:val="none" w:sz="0" w:space="0" w:color="000000"/>
-                <w:top w:val="none" w:sz="0" w:space="0" w:color="000000"/>
-                <w:left w:val="none" w:sz="0" w:space="0" w:color="000000"/>
-                <w:right w:val="none" w:sz="0" w:space="0" w:color="000000"/>
-              </w:pBdr>
-              <w:spacing w:after="100" w:before="100" w:line="240"/>
-              <w:ind w:left="100" w:right="100" w:firstLine="0" w:firstLineChars="0"/>
-              <w:rPr>
-                <w:rFonts w:ascii="Helvetica" w:hAnsi="Helvetica" w:eastAsia="Helvetica" w:cs="Helvetica"/>
-                <w:i w:val="false"/>
-                <w:b w:val="false"/>
-                <w:u w:val="none"/>
-                <w:sz w:val="18"/>
-                <w:szCs w:val="18"/>
-                <w:color w:val="000000"/>
-              </w:rPr>
-            </w:pPr>
-            <w:r>
-              <w:rPr>
-                <w:rFonts w:ascii="Helvetica" w:hAnsi="Helvetica" w:eastAsia="Helvetica" w:cs="Helvetica"/>
-                <w:i w:val="false"/>
-                <w:b w:val="false"/>
-                <w:u w:val="none"/>
-                <w:sz w:val="18"/>
-                <w:szCs w:val="18"/>
-                <w:color w:val="000000"/>
-              </w:rPr>
-              <w:t xml:space="preserve">4.2</w:t>
-            </w:r>
-          </w:p>
-        </w:tc>
-        <w:tc>
-          <w:tcPr>
-            <w:tcBorders>
-              <w:bottom w:val="none" w:sz="0" w:space="0" w:color="000000"/>
-              <w:top w:val="none" w:sz="0" w:space="0" w:color="000000"/>
-              <w:left w:val="none" w:sz="0" w:space="0" w:color="000000"/>
-              <w:right w:val="none" w:sz="0" w:space="0" w:color="000000"/>
-            </w:tcBorders>
-            <w:shd w:val="clear" w:color="auto" w:fill="FFEDA0"/>
-            <w:tcMar>
-              <w:top w:w="0" w:type="dxa"/>
-              <w:bottom w:w="0" w:type="dxa"/>
-              <w:left w:w="0" w:type="dxa"/>
-              <w:right w:w="0" w:type="dxa"/>
-            </w:tcMar>
-            <w:vAlign w:val="center"/>
-          </w:tcPr>
-          <w:p>
-            <w:pPr>
-              <w:pStyle w:val="Normal"/>
-              <w:jc w:val="center"/>
-              <w:pBdr>
-                <w:bottom w:val="none" w:sz="0" w:space="0" w:color="000000"/>
-                <w:top w:val="none" w:sz="0" w:space="0" w:color="000000"/>
-                <w:left w:val="none" w:sz="0" w:space="0" w:color="000000"/>
-                <w:right w:val="none" w:sz="0" w:space="0" w:color="000000"/>
-              </w:pBdr>
-              <w:spacing w:after="100" w:before="100" w:line="240"/>
-              <w:ind w:left="100" w:right="100" w:firstLine="0" w:firstLineChars="0"/>
-              <w:rPr>
-                <w:rFonts w:ascii="Helvetica" w:hAnsi="Helvetica" w:eastAsia="Helvetica" w:cs="Helvetica"/>
-                <w:i w:val="false"/>
-                <w:b w:val="false"/>
-                <w:u w:val="none"/>
-                <w:sz w:val="18"/>
-                <w:szCs w:val="18"/>
-                <w:color w:val="000000"/>
-              </w:rPr>
-            </w:pPr>
-            <w:r>
-              <w:rPr>
-                <w:rFonts w:ascii="Helvetica" w:hAnsi="Helvetica" w:eastAsia="Helvetica" w:cs="Helvetica"/>
-                <w:i w:val="false"/>
-                <w:b w:val="false"/>
-                <w:u w:val="none"/>
-                <w:sz w:val="18"/>
-                <w:szCs w:val="18"/>
-                <w:color w:val="000000"/>
-              </w:rPr>
-              <w:t xml:space="preserve">3.4</w:t>
-            </w:r>
-          </w:p>
-        </w:tc>
-        <w:tc>
-          <w:tcPr>
-            <w:tcBorders>
-              <w:bottom w:val="none" w:sz="0" w:space="0" w:color="000000"/>
-              <w:top w:val="none" w:sz="0" w:space="0" w:color="000000"/>
-              <w:left w:val="none" w:sz="0" w:space="0" w:color="000000"/>
-              <w:right w:val="none" w:sz="0" w:space="0" w:color="000000"/>
-            </w:tcBorders>
-            <w:shd w:val="clear" w:color="auto" w:fill="FFEDA0"/>
-            <w:tcMar>
-              <w:top w:w="0" w:type="dxa"/>
-              <w:bottom w:w="0" w:type="dxa"/>
-              <w:left w:w="0" w:type="dxa"/>
-              <w:right w:w="0" w:type="dxa"/>
-            </w:tcMar>
-            <w:vAlign w:val="center"/>
-          </w:tcPr>
-          <w:p>
-            <w:pPr>
-              <w:pStyle w:val="Normal"/>
-              <w:jc w:val="center"/>
-              <w:pBdr>
-                <w:bottom w:val="none" w:sz="0" w:space="0" w:color="000000"/>
-                <w:top w:val="none" w:sz="0" w:space="0" w:color="000000"/>
-                <w:left w:val="none" w:sz="0" w:space="0" w:color="000000"/>
-                <w:right w:val="none" w:sz="0" w:space="0" w:color="000000"/>
-              </w:pBdr>
-              <w:spacing w:after="100" w:before="100" w:line="240"/>
-              <w:ind w:left="100" w:right="100" w:firstLine="0" w:firstLineChars="0"/>
-              <w:rPr>
-                <w:rFonts w:ascii="Helvetica" w:hAnsi="Helvetica" w:eastAsia="Helvetica" w:cs="Helvetica"/>
-                <w:i w:val="false"/>
-                <w:b w:val="false"/>
-                <w:u w:val="none"/>
-                <w:sz w:val="18"/>
-                <w:szCs w:val="18"/>
-                <w:color w:val="000000"/>
-              </w:rPr>
-            </w:pPr>
-            <w:r>
-              <w:rPr>
-                <w:rFonts w:ascii="Helvetica" w:hAnsi="Helvetica" w:eastAsia="Helvetica" w:cs="Helvetica"/>
-                <w:i w:val="false"/>
-                <w:b w:val="false"/>
-                <w:u w:val="none"/>
-                <w:sz w:val="18"/>
-                <w:szCs w:val="18"/>
-                <w:color w:val="000000"/>
-              </w:rPr>
-              <w:t xml:space="preserve">3.3</w:t>
-            </w:r>
-          </w:p>
-        </w:tc>
-        <w:tc>
-          <w:tcPr>
-            <w:tcBorders>
-              <w:bottom w:val="none" w:sz="0" w:space="0" w:color="000000"/>
-              <w:top w:val="none" w:sz="0" w:space="0" w:color="000000"/>
-              <w:left w:val="none" w:sz="0" w:space="0" w:color="000000"/>
-              <w:right w:val="none" w:sz="0" w:space="0" w:color="000000"/>
-            </w:tcBorders>
-            <w:shd w:val="clear" w:color="auto" w:fill="FEB24C"/>
-            <w:tcMar>
-              <w:top w:w="0" w:type="dxa"/>
-              <w:bottom w:w="0" w:type="dxa"/>
-              <w:left w:w="0" w:type="dxa"/>
-              <w:right w:w="0" w:type="dxa"/>
-            </w:tcMar>
-            <w:vAlign w:val="center"/>
-          </w:tcPr>
-          <w:p>
-            <w:pPr>
-              <w:pStyle w:val="Normal"/>
-              <w:jc w:val="center"/>
-              <w:pBdr>
-                <w:bottom w:val="none" w:sz="0" w:space="0" w:color="000000"/>
-                <w:top w:val="none" w:sz="0" w:space="0" w:color="000000"/>
-                <w:left w:val="none" w:sz="0" w:space="0" w:color="000000"/>
-                <w:right w:val="none" w:sz="0" w:space="0" w:color="000000"/>
-              </w:pBdr>
-              <w:spacing w:after="100" w:before="100" w:line="240"/>
-              <w:ind w:left="100" w:right="100" w:firstLine="0" w:firstLineChars="0"/>
-              <w:rPr>
-                <w:rFonts w:ascii="Helvetica" w:hAnsi="Helvetica" w:eastAsia="Helvetica" w:cs="Helvetica"/>
-                <w:i w:val="false"/>
-                <w:b w:val="false"/>
-                <w:u w:val="none"/>
-                <w:sz w:val="18"/>
-                <w:szCs w:val="18"/>
-                <w:color w:val="000000"/>
-              </w:rPr>
-            </w:pPr>
-            <w:r>
-              <w:rPr>
-                <w:rFonts w:ascii="Helvetica" w:hAnsi="Helvetica" w:eastAsia="Helvetica" w:cs="Helvetica"/>
-                <w:i w:val="false"/>
-                <w:b w:val="false"/>
-                <w:u w:val="none"/>
-                <w:sz w:val="18"/>
-                <w:szCs w:val="18"/>
-                <w:color w:val="000000"/>
-              </w:rPr>
-              <w:t xml:space="preserve">6.9</w:t>
+              <w:t xml:space="preserve">2.3</w:t>
+            </w:r>
+          </w:p>
+        </w:tc>
+        <w:tc>
+          <w:tcPr>
+            <w:tcBorders>
+              <w:bottom w:val="none" w:sz="0" w:space="0" w:color="000000"/>
+              <w:top w:val="none" w:sz="0" w:space="0" w:color="000000"/>
+              <w:left w:val="none" w:sz="0" w:space="0" w:color="000000"/>
+              <w:right w:val="none" w:sz="0" w:space="0" w:color="000000"/>
+            </w:tcBorders>
+            <w:shd w:val="clear" w:color="auto" w:fill="F03B20"/>
+            <w:tcMar>
+              <w:top w:w="0" w:type="dxa"/>
+              <w:bottom w:w="0" w:type="dxa"/>
+              <w:left w:w="0" w:type="dxa"/>
+              <w:right w:w="0" w:type="dxa"/>
+            </w:tcMar>
+            <w:vAlign w:val="center"/>
+          </w:tcPr>
+          <w:p>
+            <w:pPr>
+              <w:pStyle w:val="Normal"/>
+              <w:jc w:val="center"/>
+              <w:pBdr>
+                <w:bottom w:val="none" w:sz="0" w:space="0" w:color="000000"/>
+                <w:top w:val="none" w:sz="0" w:space="0" w:color="000000"/>
+                <w:left w:val="none" w:sz="0" w:space="0" w:color="000000"/>
+                <w:right w:val="none" w:sz="0" w:space="0" w:color="000000"/>
+              </w:pBdr>
+              <w:spacing w:after="100" w:before="100" w:line="240"/>
+              <w:ind w:left="100" w:right="100" w:firstLine="0" w:firstLineChars="0"/>
+              <w:rPr>
+                <w:rFonts w:ascii="Helvetica" w:hAnsi="Helvetica" w:eastAsia="Helvetica" w:cs="Helvetica"/>
+                <w:i w:val="false"/>
+                <w:b w:val="false"/>
+                <w:u w:val="none"/>
+                <w:sz w:val="18"/>
+                <w:szCs w:val="18"/>
+                <w:color w:val="FFFFFF"/>
+              </w:rPr>
+            </w:pPr>
+            <w:r>
+              <w:rPr>
+                <w:rFonts w:ascii="Helvetica" w:hAnsi="Helvetica" w:eastAsia="Helvetica" w:cs="Helvetica"/>
+                <w:i w:val="false"/>
+                <w:b w:val="false"/>
+                <w:u w:val="none"/>
+                <w:sz w:val="18"/>
+                <w:szCs w:val="18"/>
+                <w:color w:val="FFFFFF"/>
+              </w:rPr>
+              <w:t xml:space="preserve">16.2</w:t>
             </w:r>
           </w:p>
         </w:tc>
@@ -6110,6 +6110,430 @@
               <w:left w:val="none" w:sz="0" w:space="0" w:color="000000"/>
               <w:right w:val="none" w:sz="0" w:space="0" w:color="000000"/>
             </w:tcBorders>
+            <w:shd w:val="clear" w:color="auto" w:fill="FFEDA0"/>
+            <w:tcMar>
+              <w:top w:w="0" w:type="dxa"/>
+              <w:bottom w:w="0" w:type="dxa"/>
+              <w:left w:w="0" w:type="dxa"/>
+              <w:right w:w="0" w:type="dxa"/>
+            </w:tcMar>
+            <w:vAlign w:val="center"/>
+          </w:tcPr>
+          <w:p>
+            <w:pPr>
+              <w:pStyle w:val="Normal"/>
+              <w:jc w:val="center"/>
+              <w:pBdr>
+                <w:bottom w:val="none" w:sz="0" w:space="0" w:color="000000"/>
+                <w:top w:val="none" w:sz="0" w:space="0" w:color="000000"/>
+                <w:left w:val="none" w:sz="0" w:space="0" w:color="000000"/>
+                <w:right w:val="none" w:sz="0" w:space="0" w:color="000000"/>
+              </w:pBdr>
+              <w:spacing w:after="100" w:before="100" w:line="240"/>
+              <w:ind w:left="100" w:right="100" w:firstLine="0" w:firstLineChars="0"/>
+              <w:rPr>
+                <w:rFonts w:ascii="Helvetica" w:hAnsi="Helvetica" w:eastAsia="Helvetica" w:cs="Helvetica"/>
+                <w:i w:val="false"/>
+                <w:b w:val="false"/>
+                <w:u w:val="none"/>
+                <w:sz w:val="18"/>
+                <w:szCs w:val="18"/>
+                <w:color w:val="000000"/>
+              </w:rPr>
+            </w:pPr>
+            <w:r>
+              <w:rPr>
+                <w:rFonts w:ascii="Helvetica" w:hAnsi="Helvetica" w:eastAsia="Helvetica" w:cs="Helvetica"/>
+                <w:i w:val="false"/>
+                <w:b w:val="false"/>
+                <w:u w:val="none"/>
+                <w:sz w:val="18"/>
+                <w:szCs w:val="18"/>
+                <w:color w:val="000000"/>
+              </w:rPr>
+              <w:t xml:space="preserve">3.7</w:t>
+            </w:r>
+          </w:p>
+        </w:tc>
+        <w:tc>
+          <w:tcPr>
+            <w:tcBorders>
+              <w:bottom w:val="single" w:sz="12" w:space="0" w:color="666666"/>
+              <w:top w:val="none" w:sz="0" w:space="0" w:color="000000"/>
+              <w:left w:val="none" w:sz="0" w:space="0" w:color="000000"/>
+              <w:right w:val="none" w:sz="0" w:space="0" w:color="000000"/>
+            </w:tcBorders>
+            <w:shd w:val="clear" w:color="auto" w:fill="FFEDA0"/>
+            <w:tcMar>
+              <w:top w:w="0" w:type="dxa"/>
+              <w:bottom w:w="0" w:type="dxa"/>
+              <w:left w:w="0" w:type="dxa"/>
+              <w:right w:w="0" w:type="dxa"/>
+            </w:tcMar>
+            <w:vAlign w:val="center"/>
+          </w:tcPr>
+          <w:p>
+            <w:pPr>
+              <w:pStyle w:val="Normal"/>
+              <w:jc w:val="center"/>
+              <w:pBdr>
+                <w:bottom w:val="none" w:sz="0" w:space="0" w:color="000000"/>
+                <w:top w:val="none" w:sz="0" w:space="0" w:color="000000"/>
+                <w:left w:val="none" w:sz="0" w:space="0" w:color="000000"/>
+                <w:right w:val="none" w:sz="0" w:space="0" w:color="000000"/>
+              </w:pBdr>
+              <w:spacing w:after="100" w:before="100" w:line="240"/>
+              <w:ind w:left="100" w:right="100" w:firstLine="0" w:firstLineChars="0"/>
+              <w:rPr>
+                <w:rFonts w:ascii="Helvetica" w:hAnsi="Helvetica" w:eastAsia="Helvetica" w:cs="Helvetica"/>
+                <w:i w:val="false"/>
+                <w:b w:val="false"/>
+                <w:u w:val="none"/>
+                <w:sz w:val="18"/>
+                <w:szCs w:val="18"/>
+                <w:color w:val="000000"/>
+              </w:rPr>
+            </w:pPr>
+            <w:r>
+              <w:rPr>
+                <w:rFonts w:ascii="Helvetica" w:hAnsi="Helvetica" w:eastAsia="Helvetica" w:cs="Helvetica"/>
+                <w:i w:val="false"/>
+                <w:b w:val="false"/>
+                <w:u w:val="none"/>
+                <w:sz w:val="18"/>
+                <w:szCs w:val="18"/>
+                <w:color w:val="000000"/>
+              </w:rPr>
+              <w:t xml:space="preserve">3.6</w:t>
+            </w:r>
+          </w:p>
+        </w:tc>
+        <w:tc>
+          <w:tcPr>
+            <w:tcBorders>
+              <w:bottom w:val="single" w:sz="12" w:space="0" w:color="666666"/>
+              <w:top w:val="none" w:sz="0" w:space="0" w:color="000000"/>
+              <w:left w:val="none" w:sz="0" w:space="0" w:color="000000"/>
+              <w:right w:val="none" w:sz="0" w:space="0" w:color="000000"/>
+            </w:tcBorders>
+            <w:shd w:val="clear" w:color="auto" w:fill="FFEDA0"/>
+            <w:tcMar>
+              <w:top w:w="0" w:type="dxa"/>
+              <w:bottom w:w="0" w:type="dxa"/>
+              <w:left w:w="0" w:type="dxa"/>
+              <w:right w:w="0" w:type="dxa"/>
+            </w:tcMar>
+            <w:vAlign w:val="center"/>
+          </w:tcPr>
+          <w:p>
+            <w:pPr>
+              <w:pStyle w:val="Normal"/>
+              <w:jc w:val="center"/>
+              <w:pBdr>
+                <w:bottom w:val="none" w:sz="0" w:space="0" w:color="000000"/>
+                <w:top w:val="none" w:sz="0" w:space="0" w:color="000000"/>
+                <w:left w:val="none" w:sz="0" w:space="0" w:color="000000"/>
+                <w:right w:val="none" w:sz="0" w:space="0" w:color="000000"/>
+              </w:pBdr>
+              <w:spacing w:after="100" w:before="100" w:line="240"/>
+              <w:ind w:left="100" w:right="100" w:firstLine="0" w:firstLineChars="0"/>
+              <w:rPr>
+                <w:rFonts w:ascii="Helvetica" w:hAnsi="Helvetica" w:eastAsia="Helvetica" w:cs="Helvetica"/>
+                <w:i w:val="false"/>
+                <w:b w:val="false"/>
+                <w:u w:val="none"/>
+                <w:sz w:val="18"/>
+                <w:szCs w:val="18"/>
+                <w:color w:val="000000"/>
+              </w:rPr>
+            </w:pPr>
+            <w:r>
+              <w:rPr>
+                <w:rFonts w:ascii="Helvetica" w:hAnsi="Helvetica" w:eastAsia="Helvetica" w:cs="Helvetica"/>
+                <w:i w:val="false"/>
+                <w:b w:val="false"/>
+                <w:u w:val="none"/>
+                <w:sz w:val="18"/>
+                <w:szCs w:val="18"/>
+                <w:color w:val="000000"/>
+              </w:rPr>
+              <w:t xml:space="preserve">3.8</w:t>
+            </w:r>
+          </w:p>
+        </w:tc>
+        <w:tc>
+          <w:tcPr>
+            <w:tcBorders>
+              <w:bottom w:val="single" w:sz="12" w:space="0" w:color="666666"/>
+              <w:top w:val="none" w:sz="0" w:space="0" w:color="000000"/>
+              <w:left w:val="none" w:sz="0" w:space="0" w:color="000000"/>
+              <w:right w:val="none" w:sz="0" w:space="0" w:color="000000"/>
+            </w:tcBorders>
+            <w:shd w:val="clear" w:color="auto" w:fill="FFEDA0"/>
+            <w:tcMar>
+              <w:top w:w="0" w:type="dxa"/>
+              <w:bottom w:w="0" w:type="dxa"/>
+              <w:left w:w="0" w:type="dxa"/>
+              <w:right w:w="0" w:type="dxa"/>
+            </w:tcMar>
+            <w:vAlign w:val="center"/>
+          </w:tcPr>
+          <w:p>
+            <w:pPr>
+              <w:pStyle w:val="Normal"/>
+              <w:jc w:val="center"/>
+              <w:pBdr>
+                <w:bottom w:val="none" w:sz="0" w:space="0" w:color="000000"/>
+                <w:top w:val="none" w:sz="0" w:space="0" w:color="000000"/>
+                <w:left w:val="none" w:sz="0" w:space="0" w:color="000000"/>
+                <w:right w:val="none" w:sz="0" w:space="0" w:color="000000"/>
+              </w:pBdr>
+              <w:spacing w:after="100" w:before="100" w:line="240"/>
+              <w:ind w:left="100" w:right="100" w:firstLine="0" w:firstLineChars="0"/>
+              <w:rPr>
+                <w:rFonts w:ascii="Helvetica" w:hAnsi="Helvetica" w:eastAsia="Helvetica" w:cs="Helvetica"/>
+                <w:i w:val="false"/>
+                <w:b w:val="false"/>
+                <w:u w:val="none"/>
+                <w:sz w:val="18"/>
+                <w:szCs w:val="18"/>
+                <w:color w:val="000000"/>
+              </w:rPr>
+            </w:pPr>
+            <w:r>
+              <w:rPr>
+                <w:rFonts w:ascii="Helvetica" w:hAnsi="Helvetica" w:eastAsia="Helvetica" w:cs="Helvetica"/>
+                <w:i w:val="false"/>
+                <w:b w:val="false"/>
+                <w:u w:val="none"/>
+                <w:sz w:val="18"/>
+                <w:szCs w:val="18"/>
+                <w:color w:val="000000"/>
+              </w:rPr>
+              <w:t xml:space="preserve">0.0</w:t>
+            </w:r>
+          </w:p>
+        </w:tc>
+        <w:tc>
+          <w:tcPr>
+            <w:tcBorders>
+              <w:bottom w:val="single" w:sz="12" w:space="0" w:color="666666"/>
+              <w:top w:val="none" w:sz="0" w:space="0" w:color="000000"/>
+              <w:left w:val="none" w:sz="0" w:space="0" w:color="000000"/>
+              <w:right w:val="none" w:sz="0" w:space="0" w:color="000000"/>
+            </w:tcBorders>
+            <w:shd w:val="clear" w:color="auto" w:fill="FFEDA0"/>
+            <w:tcMar>
+              <w:top w:w="0" w:type="dxa"/>
+              <w:bottom w:w="0" w:type="dxa"/>
+              <w:left w:w="0" w:type="dxa"/>
+              <w:right w:w="0" w:type="dxa"/>
+            </w:tcMar>
+            <w:vAlign w:val="center"/>
+          </w:tcPr>
+          <w:p>
+            <w:pPr>
+              <w:pStyle w:val="Normal"/>
+              <w:jc w:val="center"/>
+              <w:pBdr>
+                <w:bottom w:val="none" w:sz="0" w:space="0" w:color="000000"/>
+                <w:top w:val="none" w:sz="0" w:space="0" w:color="000000"/>
+                <w:left w:val="none" w:sz="0" w:space="0" w:color="000000"/>
+                <w:right w:val="none" w:sz="0" w:space="0" w:color="000000"/>
+              </w:pBdr>
+              <w:spacing w:after="100" w:before="100" w:line="240"/>
+              <w:ind w:left="100" w:right="100" w:firstLine="0" w:firstLineChars="0"/>
+              <w:rPr>
+                <w:rFonts w:ascii="Helvetica" w:hAnsi="Helvetica" w:eastAsia="Helvetica" w:cs="Helvetica"/>
+                <w:i w:val="false"/>
+                <w:b w:val="false"/>
+                <w:u w:val="none"/>
+                <w:sz w:val="18"/>
+                <w:szCs w:val="18"/>
+                <w:color w:val="000000"/>
+              </w:rPr>
+            </w:pPr>
+            <w:r>
+              <w:rPr>
+                <w:rFonts w:ascii="Helvetica" w:hAnsi="Helvetica" w:eastAsia="Helvetica" w:cs="Helvetica"/>
+                <w:i w:val="false"/>
+                <w:b w:val="false"/>
+                <w:u w:val="none"/>
+                <w:sz w:val="18"/>
+                <w:szCs w:val="18"/>
+                <w:color w:val="000000"/>
+              </w:rPr>
+              <w:t xml:space="preserve">2.7</w:t>
+            </w:r>
+          </w:p>
+        </w:tc>
+        <w:tc>
+          <w:tcPr>
+            <w:tcBorders>
+              <w:bottom w:val="single" w:sz="12" w:space="0" w:color="666666"/>
+              <w:top w:val="none" w:sz="0" w:space="0" w:color="000000"/>
+              <w:left w:val="none" w:sz="0" w:space="0" w:color="000000"/>
+              <w:right w:val="none" w:sz="0" w:space="0" w:color="000000"/>
+            </w:tcBorders>
+            <w:shd w:val="clear" w:color="auto" w:fill="FFEDA0"/>
+            <w:tcMar>
+              <w:top w:w="0" w:type="dxa"/>
+              <w:bottom w:w="0" w:type="dxa"/>
+              <w:left w:w="0" w:type="dxa"/>
+              <w:right w:w="0" w:type="dxa"/>
+            </w:tcMar>
+            <w:vAlign w:val="center"/>
+          </w:tcPr>
+          <w:p>
+            <w:pPr>
+              <w:pStyle w:val="Normal"/>
+              <w:jc w:val="center"/>
+              <w:pBdr>
+                <w:bottom w:val="none" w:sz="0" w:space="0" w:color="000000"/>
+                <w:top w:val="none" w:sz="0" w:space="0" w:color="000000"/>
+                <w:left w:val="none" w:sz="0" w:space="0" w:color="000000"/>
+                <w:right w:val="none" w:sz="0" w:space="0" w:color="000000"/>
+              </w:pBdr>
+              <w:spacing w:after="100" w:before="100" w:line="240"/>
+              <w:ind w:left="100" w:right="100" w:firstLine="0" w:firstLineChars="0"/>
+              <w:rPr>
+                <w:rFonts w:ascii="Helvetica" w:hAnsi="Helvetica" w:eastAsia="Helvetica" w:cs="Helvetica"/>
+                <w:i w:val="false"/>
+                <w:b w:val="false"/>
+                <w:u w:val="none"/>
+                <w:sz w:val="18"/>
+                <w:szCs w:val="18"/>
+                <w:color w:val="000000"/>
+              </w:rPr>
+            </w:pPr>
+            <w:r>
+              <w:rPr>
+                <w:rFonts w:ascii="Helvetica" w:hAnsi="Helvetica" w:eastAsia="Helvetica" w:cs="Helvetica"/>
+                <w:i w:val="false"/>
+                <w:b w:val="false"/>
+                <w:u w:val="none"/>
+                <w:sz w:val="18"/>
+                <w:szCs w:val="18"/>
+                <w:color w:val="000000"/>
+              </w:rPr>
+              <w:t xml:space="preserve">4.4</w:t>
+            </w:r>
+          </w:p>
+        </w:tc>
+        <w:tc>
+          <w:tcPr>
+            <w:tcBorders>
+              <w:bottom w:val="single" w:sz="12" w:space="0" w:color="666666"/>
+              <w:top w:val="none" w:sz="0" w:space="0" w:color="000000"/>
+              <w:left w:val="none" w:sz="0" w:space="0" w:color="000000"/>
+              <w:right w:val="none" w:sz="0" w:space="0" w:color="000000"/>
+            </w:tcBorders>
+            <w:shd w:val="clear" w:color="auto" w:fill="FFEDA0"/>
+            <w:tcMar>
+              <w:top w:w="0" w:type="dxa"/>
+              <w:bottom w:w="0" w:type="dxa"/>
+              <w:left w:w="0" w:type="dxa"/>
+              <w:right w:w="0" w:type="dxa"/>
+            </w:tcMar>
+            <w:vAlign w:val="center"/>
+          </w:tcPr>
+          <w:p>
+            <w:pPr>
+              <w:pStyle w:val="Normal"/>
+              <w:jc w:val="center"/>
+              <w:pBdr>
+                <w:bottom w:val="none" w:sz="0" w:space="0" w:color="000000"/>
+                <w:top w:val="none" w:sz="0" w:space="0" w:color="000000"/>
+                <w:left w:val="none" w:sz="0" w:space="0" w:color="000000"/>
+                <w:right w:val="none" w:sz="0" w:space="0" w:color="000000"/>
+              </w:pBdr>
+              <w:spacing w:after="100" w:before="100" w:line="240"/>
+              <w:ind w:left="100" w:right="100" w:firstLine="0" w:firstLineChars="0"/>
+              <w:rPr>
+                <w:rFonts w:ascii="Helvetica" w:hAnsi="Helvetica" w:eastAsia="Helvetica" w:cs="Helvetica"/>
+                <w:i w:val="false"/>
+                <w:b w:val="false"/>
+                <w:u w:val="none"/>
+                <w:sz w:val="18"/>
+                <w:szCs w:val="18"/>
+                <w:color w:val="000000"/>
+              </w:rPr>
+            </w:pPr>
+            <w:r>
+              <w:rPr>
+                <w:rFonts w:ascii="Helvetica" w:hAnsi="Helvetica" w:eastAsia="Helvetica" w:cs="Helvetica"/>
+                <w:i w:val="false"/>
+                <w:b w:val="false"/>
+                <w:u w:val="none"/>
+                <w:sz w:val="18"/>
+                <w:szCs w:val="18"/>
+                <w:color w:val="000000"/>
+              </w:rPr>
+              <w:t xml:space="preserve">4.1</w:t>
+            </w:r>
+          </w:p>
+        </w:tc>
+        <w:tc>
+          <w:tcPr>
+            <w:tcBorders>
+              <w:bottom w:val="single" w:sz="12" w:space="0" w:color="666666"/>
+              <w:top w:val="none" w:sz="0" w:space="0" w:color="000000"/>
+              <w:left w:val="none" w:sz="0" w:space="0" w:color="000000"/>
+              <w:right w:val="none" w:sz="0" w:space="0" w:color="000000"/>
+            </w:tcBorders>
+            <w:shd w:val="clear" w:color="auto" w:fill="FFEDA0"/>
+            <w:tcMar>
+              <w:top w:w="0" w:type="dxa"/>
+              <w:bottom w:w="0" w:type="dxa"/>
+              <w:left w:w="0" w:type="dxa"/>
+              <w:right w:w="0" w:type="dxa"/>
+            </w:tcMar>
+            <w:vAlign w:val="center"/>
+          </w:tcPr>
+          <w:p>
+            <w:pPr>
+              <w:pStyle w:val="Normal"/>
+              <w:jc w:val="center"/>
+              <w:pBdr>
+                <w:bottom w:val="none" w:sz="0" w:space="0" w:color="000000"/>
+                <w:top w:val="none" w:sz="0" w:space="0" w:color="000000"/>
+                <w:left w:val="none" w:sz="0" w:space="0" w:color="000000"/>
+                <w:right w:val="none" w:sz="0" w:space="0" w:color="000000"/>
+              </w:pBdr>
+              <w:spacing w:after="100" w:before="100" w:line="240"/>
+              <w:ind w:left="100" w:right="100" w:firstLine="0" w:firstLineChars="0"/>
+              <w:rPr>
+                <w:rFonts w:ascii="Helvetica" w:hAnsi="Helvetica" w:eastAsia="Helvetica" w:cs="Helvetica"/>
+                <w:i w:val="false"/>
+                <w:b w:val="false"/>
+                <w:u w:val="none"/>
+                <w:sz w:val="18"/>
+                <w:szCs w:val="18"/>
+                <w:color w:val="000000"/>
+              </w:rPr>
+            </w:pPr>
+            <w:r>
+              <w:rPr>
+                <w:rFonts w:ascii="Helvetica" w:hAnsi="Helvetica" w:eastAsia="Helvetica" w:cs="Helvetica"/>
+                <w:i w:val="false"/>
+                <w:b w:val="false"/>
+                <w:u w:val="none"/>
+                <w:sz w:val="18"/>
+                <w:szCs w:val="18"/>
+                <w:color w:val="000000"/>
+              </w:rPr>
+              <w:t xml:space="preserve">3.1</w:t>
+            </w:r>
+          </w:p>
+        </w:tc>
+        <w:tc>
+          <w:tcPr>
+            <w:tcBorders>
+              <w:bottom w:val="single" w:sz="12" w:space="0" w:color="666666"/>
+              <w:top w:val="none" w:sz="0" w:space="0" w:color="000000"/>
+              <w:left w:val="none" w:sz="0" w:space="0" w:color="000000"/>
+              <w:right w:val="none" w:sz="0" w:space="0" w:color="000000"/>
+            </w:tcBorders>
             <w:shd w:val="clear" w:color="auto" w:fill="FEB24C"/>
             <w:tcMar>
               <w:top w:w="0" w:type="dxa"/>
@@ -6151,7 +6575,7 @@
                 <w:szCs w:val="18"/>
                 <w:color w:val="000000"/>
               </w:rPr>
-              <w:t xml:space="preserve">6.5</w:t>
+              <w:t xml:space="preserve">6.7</w:t>
             </w:r>
           </w:p>
         </w:tc>
@@ -6163,6 +6587,59 @@
               <w:left w:val="none" w:sz="0" w:space="0" w:color="000000"/>
               <w:right w:val="none" w:sz="0" w:space="0" w:color="000000"/>
             </w:tcBorders>
+            <w:shd w:val="clear" w:color="auto" w:fill="FFEDA0"/>
+            <w:tcMar>
+              <w:top w:w="0" w:type="dxa"/>
+              <w:bottom w:w="0" w:type="dxa"/>
+              <w:left w:w="0" w:type="dxa"/>
+              <w:right w:w="0" w:type="dxa"/>
+            </w:tcMar>
+            <w:vAlign w:val="center"/>
+          </w:tcPr>
+          <w:p>
+            <w:pPr>
+              <w:pStyle w:val="Normal"/>
+              <w:jc w:val="center"/>
+              <w:pBdr>
+                <w:bottom w:val="none" w:sz="0" w:space="0" w:color="000000"/>
+                <w:top w:val="none" w:sz="0" w:space="0" w:color="000000"/>
+                <w:left w:val="none" w:sz="0" w:space="0" w:color="000000"/>
+                <w:right w:val="none" w:sz="0" w:space="0" w:color="000000"/>
+              </w:pBdr>
+              <w:spacing w:after="100" w:before="100" w:line="240"/>
+              <w:ind w:left="100" w:right="100" w:firstLine="0" w:firstLineChars="0"/>
+              <w:rPr>
+                <w:rFonts w:ascii="Helvetica" w:hAnsi="Helvetica" w:eastAsia="Helvetica" w:cs="Helvetica"/>
+                <w:i w:val="false"/>
+                <w:b w:val="false"/>
+                <w:u w:val="none"/>
+                <w:sz w:val="18"/>
+                <w:szCs w:val="18"/>
+                <w:color w:val="000000"/>
+              </w:rPr>
+            </w:pPr>
+            <w:r>
+              <w:rPr>
+                <w:rFonts w:ascii="Helvetica" w:hAnsi="Helvetica" w:eastAsia="Helvetica" w:cs="Helvetica"/>
+                <w:i w:val="false"/>
+                <w:b w:val="false"/>
+                <w:u w:val="none"/>
+                <w:sz w:val="18"/>
+                <w:szCs w:val="18"/>
+                <w:color w:val="000000"/>
+              </w:rPr>
+              <w:t xml:space="preserve">2.9</w:t>
+            </w:r>
+          </w:p>
+        </w:tc>
+        <w:tc>
+          <w:tcPr>
+            <w:tcBorders>
+              <w:bottom w:val="single" w:sz="12" w:space="0" w:color="666666"/>
+              <w:top w:val="none" w:sz="0" w:space="0" w:color="000000"/>
+              <w:left w:val="none" w:sz="0" w:space="0" w:color="000000"/>
+              <w:right w:val="none" w:sz="0" w:space="0" w:color="000000"/>
+            </w:tcBorders>
             <w:shd w:val="clear" w:color="auto" w:fill="FEB24C"/>
             <w:tcMar>
               <w:top w:w="0" w:type="dxa"/>
@@ -6204,484 +6681,7 @@
                 <w:szCs w:val="18"/>
                 <w:color w:val="000000"/>
               </w:rPr>
-              <w:t xml:space="preserve">8.1</w:t>
-            </w:r>
-          </w:p>
-        </w:tc>
-        <w:tc>
-          <w:tcPr>
-            <w:tcBorders>
-              <w:bottom w:val="single" w:sz="12" w:space="0" w:color="666666"/>
-              <w:top w:val="none" w:sz="0" w:space="0" w:color="000000"/>
-              <w:left w:val="none" w:sz="0" w:space="0" w:color="000000"/>
-              <w:right w:val="none" w:sz="0" w:space="0" w:color="000000"/>
-            </w:tcBorders>
-            <w:shd w:val="clear" w:color="auto" w:fill="FFEDA0"/>
-            <w:tcMar>
-              <w:top w:w="0" w:type="dxa"/>
-              <w:bottom w:w="0" w:type="dxa"/>
-              <w:left w:w="0" w:type="dxa"/>
-              <w:right w:w="0" w:type="dxa"/>
-            </w:tcMar>
-            <w:vAlign w:val="center"/>
-          </w:tcPr>
-          <w:p>
-            <w:pPr>
-              <w:pStyle w:val="Normal"/>
-              <w:jc w:val="center"/>
-              <w:pBdr>
-                <w:bottom w:val="none" w:sz="0" w:space="0" w:color="000000"/>
-                <w:top w:val="none" w:sz="0" w:space="0" w:color="000000"/>
-                <w:left w:val="none" w:sz="0" w:space="0" w:color="000000"/>
-                <w:right w:val="none" w:sz="0" w:space="0" w:color="000000"/>
-              </w:pBdr>
-              <w:spacing w:after="100" w:before="100" w:line="240"/>
-              <w:ind w:left="100" w:right="100" w:firstLine="0" w:firstLineChars="0"/>
-              <w:rPr>
-                <w:rFonts w:ascii="Helvetica" w:hAnsi="Helvetica" w:eastAsia="Helvetica" w:cs="Helvetica"/>
-                <w:i w:val="false"/>
-                <w:b w:val="false"/>
-                <w:u w:val="none"/>
-                <w:sz w:val="18"/>
-                <w:szCs w:val="18"/>
-                <w:color w:val="000000"/>
-              </w:rPr>
-            </w:pPr>
-            <w:r>
-              <w:rPr>
-                <w:rFonts w:ascii="Helvetica" w:hAnsi="Helvetica" w:eastAsia="Helvetica" w:cs="Helvetica"/>
-                <w:i w:val="false"/>
-                <w:b w:val="false"/>
-                <w:u w:val="none"/>
-                <w:sz w:val="18"/>
-                <w:szCs w:val="18"/>
-                <w:color w:val="000000"/>
-              </w:rPr>
-              <w:t xml:space="preserve">4.9</w:t>
-            </w:r>
-          </w:p>
-        </w:tc>
-        <w:tc>
-          <w:tcPr>
-            <w:tcBorders>
-              <w:bottom w:val="single" w:sz="12" w:space="0" w:color="666666"/>
-              <w:top w:val="none" w:sz="0" w:space="0" w:color="000000"/>
-              <w:left w:val="none" w:sz="0" w:space="0" w:color="000000"/>
-              <w:right w:val="none" w:sz="0" w:space="0" w:color="000000"/>
-            </w:tcBorders>
-            <w:shd w:val="clear" w:color="auto" w:fill="FFEDA0"/>
-            <w:tcMar>
-              <w:top w:w="0" w:type="dxa"/>
-              <w:bottom w:w="0" w:type="dxa"/>
-              <w:left w:w="0" w:type="dxa"/>
-              <w:right w:w="0" w:type="dxa"/>
-            </w:tcMar>
-            <w:vAlign w:val="center"/>
-          </w:tcPr>
-          <w:p>
-            <w:pPr>
-              <w:pStyle w:val="Normal"/>
-              <w:jc w:val="center"/>
-              <w:pBdr>
-                <w:bottom w:val="none" w:sz="0" w:space="0" w:color="000000"/>
-                <w:top w:val="none" w:sz="0" w:space="0" w:color="000000"/>
-                <w:left w:val="none" w:sz="0" w:space="0" w:color="000000"/>
-                <w:right w:val="none" w:sz="0" w:space="0" w:color="000000"/>
-              </w:pBdr>
-              <w:spacing w:after="100" w:before="100" w:line="240"/>
-              <w:ind w:left="100" w:right="100" w:firstLine="0" w:firstLineChars="0"/>
-              <w:rPr>
-                <w:rFonts w:ascii="Helvetica" w:hAnsi="Helvetica" w:eastAsia="Helvetica" w:cs="Helvetica"/>
-                <w:i w:val="false"/>
-                <w:b w:val="false"/>
-                <w:u w:val="none"/>
-                <w:sz w:val="18"/>
-                <w:szCs w:val="18"/>
-                <w:color w:val="000000"/>
-              </w:rPr>
-            </w:pPr>
-            <w:r>
-              <w:rPr>
-                <w:rFonts w:ascii="Helvetica" w:hAnsi="Helvetica" w:eastAsia="Helvetica" w:cs="Helvetica"/>
-                <w:i w:val="false"/>
-                <w:b w:val="false"/>
-                <w:u w:val="none"/>
-                <w:sz w:val="18"/>
-                <w:szCs w:val="18"/>
-                <w:color w:val="000000"/>
-              </w:rPr>
-              <w:t xml:space="preserve">3.3</w:t>
-            </w:r>
-          </w:p>
-        </w:tc>
-        <w:tc>
-          <w:tcPr>
-            <w:tcBorders>
-              <w:bottom w:val="single" w:sz="12" w:space="0" w:color="666666"/>
-              <w:top w:val="none" w:sz="0" w:space="0" w:color="000000"/>
-              <w:left w:val="none" w:sz="0" w:space="0" w:color="000000"/>
-              <w:right w:val="none" w:sz="0" w:space="0" w:color="000000"/>
-            </w:tcBorders>
-            <w:shd w:val="clear" w:color="auto" w:fill="FFEDA0"/>
-            <w:tcMar>
-              <w:top w:w="0" w:type="dxa"/>
-              <w:bottom w:w="0" w:type="dxa"/>
-              <w:left w:w="0" w:type="dxa"/>
-              <w:right w:w="0" w:type="dxa"/>
-            </w:tcMar>
-            <w:vAlign w:val="center"/>
-          </w:tcPr>
-          <w:p>
-            <w:pPr>
-              <w:pStyle w:val="Normal"/>
-              <w:jc w:val="center"/>
-              <w:pBdr>
-                <w:bottom w:val="none" w:sz="0" w:space="0" w:color="000000"/>
-                <w:top w:val="none" w:sz="0" w:space="0" w:color="000000"/>
-                <w:left w:val="none" w:sz="0" w:space="0" w:color="000000"/>
-                <w:right w:val="none" w:sz="0" w:space="0" w:color="000000"/>
-              </w:pBdr>
-              <w:spacing w:after="100" w:before="100" w:line="240"/>
-              <w:ind w:left="100" w:right="100" w:firstLine="0" w:firstLineChars="0"/>
-              <w:rPr>
-                <w:rFonts w:ascii="Helvetica" w:hAnsi="Helvetica" w:eastAsia="Helvetica" w:cs="Helvetica"/>
-                <w:i w:val="false"/>
-                <w:b w:val="false"/>
-                <w:u w:val="none"/>
-                <w:sz w:val="18"/>
-                <w:szCs w:val="18"/>
-                <w:color w:val="000000"/>
-              </w:rPr>
-            </w:pPr>
-            <w:r>
-              <w:rPr>
-                <w:rFonts w:ascii="Helvetica" w:hAnsi="Helvetica" w:eastAsia="Helvetica" w:cs="Helvetica"/>
-                <w:i w:val="false"/>
-                <w:b w:val="false"/>
-                <w:u w:val="none"/>
-                <w:sz w:val="18"/>
-                <w:szCs w:val="18"/>
-                <w:color w:val="000000"/>
-              </w:rPr>
-              <w:t xml:space="preserve">4.7</w:t>
-            </w:r>
-          </w:p>
-        </w:tc>
-        <w:tc>
-          <w:tcPr>
-            <w:tcBorders>
-              <w:bottom w:val="single" w:sz="12" w:space="0" w:color="666666"/>
-              <w:top w:val="none" w:sz="0" w:space="0" w:color="000000"/>
-              <w:left w:val="none" w:sz="0" w:space="0" w:color="000000"/>
-              <w:right w:val="none" w:sz="0" w:space="0" w:color="000000"/>
-            </w:tcBorders>
-            <w:shd w:val="clear" w:color="auto" w:fill="FEB24C"/>
-            <w:tcMar>
-              <w:top w:w="0" w:type="dxa"/>
-              <w:bottom w:w="0" w:type="dxa"/>
-              <w:left w:w="0" w:type="dxa"/>
-              <w:right w:w="0" w:type="dxa"/>
-            </w:tcMar>
-            <w:vAlign w:val="center"/>
-          </w:tcPr>
-          <w:p>
-            <w:pPr>
-              <w:pStyle w:val="Normal"/>
-              <w:jc w:val="center"/>
-              <w:pBdr>
-                <w:bottom w:val="none" w:sz="0" w:space="0" w:color="000000"/>
-                <w:top w:val="none" w:sz="0" w:space="0" w:color="000000"/>
-                <w:left w:val="none" w:sz="0" w:space="0" w:color="000000"/>
-                <w:right w:val="none" w:sz="0" w:space="0" w:color="000000"/>
-              </w:pBdr>
-              <w:spacing w:after="100" w:before="100" w:line="240"/>
-              <w:ind w:left="100" w:right="100" w:firstLine="0" w:firstLineChars="0"/>
-              <w:rPr>
-                <w:rFonts w:ascii="Helvetica" w:hAnsi="Helvetica" w:eastAsia="Helvetica" w:cs="Helvetica"/>
-                <w:i w:val="false"/>
-                <w:b w:val="false"/>
-                <w:u w:val="none"/>
-                <w:sz w:val="18"/>
-                <w:szCs w:val="18"/>
-                <w:color w:val="000000"/>
-              </w:rPr>
-            </w:pPr>
-            <w:r>
-              <w:rPr>
-                <w:rFonts w:ascii="Helvetica" w:hAnsi="Helvetica" w:eastAsia="Helvetica" w:cs="Helvetica"/>
-                <w:i w:val="false"/>
-                <w:b w:val="false"/>
-                <w:u w:val="none"/>
-                <w:sz w:val="18"/>
-                <w:szCs w:val="18"/>
-                <w:color w:val="000000"/>
-              </w:rPr>
-              <w:t xml:space="preserve">6.5</w:t>
-            </w:r>
-          </w:p>
-        </w:tc>
-        <w:tc>
-          <w:tcPr>
-            <w:tcBorders>
-              <w:bottom w:val="single" w:sz="12" w:space="0" w:color="666666"/>
-              <w:top w:val="none" w:sz="0" w:space="0" w:color="000000"/>
-              <w:left w:val="none" w:sz="0" w:space="0" w:color="000000"/>
-              <w:right w:val="none" w:sz="0" w:space="0" w:color="000000"/>
-            </w:tcBorders>
-            <w:shd w:val="clear" w:color="auto" w:fill="FEB24C"/>
-            <w:tcMar>
-              <w:top w:w="0" w:type="dxa"/>
-              <w:bottom w:w="0" w:type="dxa"/>
-              <w:left w:w="0" w:type="dxa"/>
-              <w:right w:w="0" w:type="dxa"/>
-            </w:tcMar>
-            <w:vAlign w:val="center"/>
-          </w:tcPr>
-          <w:p>
-            <w:pPr>
-              <w:pStyle w:val="Normal"/>
-              <w:jc w:val="center"/>
-              <w:pBdr>
-                <w:bottom w:val="none" w:sz="0" w:space="0" w:color="000000"/>
-                <w:top w:val="none" w:sz="0" w:space="0" w:color="000000"/>
-                <w:left w:val="none" w:sz="0" w:space="0" w:color="000000"/>
-                <w:right w:val="none" w:sz="0" w:space="0" w:color="000000"/>
-              </w:pBdr>
-              <w:spacing w:after="100" w:before="100" w:line="240"/>
-              <w:ind w:left="100" w:right="100" w:firstLine="0" w:firstLineChars="0"/>
-              <w:rPr>
-                <w:rFonts w:ascii="Helvetica" w:hAnsi="Helvetica" w:eastAsia="Helvetica" w:cs="Helvetica"/>
-                <w:i w:val="false"/>
-                <w:b w:val="false"/>
-                <w:u w:val="none"/>
-                <w:sz w:val="18"/>
-                <w:szCs w:val="18"/>
-                <w:color w:val="000000"/>
-              </w:rPr>
-            </w:pPr>
-            <w:r>
-              <w:rPr>
-                <w:rFonts w:ascii="Helvetica" w:hAnsi="Helvetica" w:eastAsia="Helvetica" w:cs="Helvetica"/>
-                <w:i w:val="false"/>
-                <w:b w:val="false"/>
-                <w:u w:val="none"/>
-                <w:sz w:val="18"/>
-                <w:szCs w:val="18"/>
-                <w:color w:val="000000"/>
-              </w:rPr>
-              <w:t xml:space="preserve">8.5</w:t>
-            </w:r>
-          </w:p>
-        </w:tc>
-        <w:tc>
-          <w:tcPr>
-            <w:tcBorders>
-              <w:bottom w:val="single" w:sz="12" w:space="0" w:color="666666"/>
-              <w:top w:val="none" w:sz="0" w:space="0" w:color="000000"/>
-              <w:left w:val="none" w:sz="0" w:space="0" w:color="000000"/>
-              <w:right w:val="none" w:sz="0" w:space="0" w:color="000000"/>
-            </w:tcBorders>
-            <w:shd w:val="clear" w:color="auto" w:fill="FEB24C"/>
-            <w:tcMar>
-              <w:top w:w="0" w:type="dxa"/>
-              <w:bottom w:w="0" w:type="dxa"/>
-              <w:left w:w="0" w:type="dxa"/>
-              <w:right w:w="0" w:type="dxa"/>
-            </w:tcMar>
-            <w:vAlign w:val="center"/>
-          </w:tcPr>
-          <w:p>
-            <w:pPr>
-              <w:pStyle w:val="Normal"/>
-              <w:jc w:val="center"/>
-              <w:pBdr>
-                <w:bottom w:val="none" w:sz="0" w:space="0" w:color="000000"/>
-                <w:top w:val="none" w:sz="0" w:space="0" w:color="000000"/>
-                <w:left w:val="none" w:sz="0" w:space="0" w:color="000000"/>
-                <w:right w:val="none" w:sz="0" w:space="0" w:color="000000"/>
-              </w:pBdr>
-              <w:spacing w:after="100" w:before="100" w:line="240"/>
-              <w:ind w:left="100" w:right="100" w:firstLine="0" w:firstLineChars="0"/>
-              <w:rPr>
-                <w:rFonts w:ascii="Helvetica" w:hAnsi="Helvetica" w:eastAsia="Helvetica" w:cs="Helvetica"/>
-                <w:i w:val="false"/>
-                <w:b w:val="false"/>
-                <w:u w:val="none"/>
-                <w:sz w:val="18"/>
-                <w:szCs w:val="18"/>
-                <w:color w:val="000000"/>
-              </w:rPr>
-            </w:pPr>
-            <w:r>
-              <w:rPr>
-                <w:rFonts w:ascii="Helvetica" w:hAnsi="Helvetica" w:eastAsia="Helvetica" w:cs="Helvetica"/>
-                <w:i w:val="false"/>
-                <w:b w:val="false"/>
-                <w:u w:val="none"/>
-                <w:sz w:val="18"/>
-                <w:szCs w:val="18"/>
-                <w:color w:val="000000"/>
-              </w:rPr>
-              <w:t xml:space="preserve">6.7</w:t>
-            </w:r>
-          </w:p>
-        </w:tc>
-        <w:tc>
-          <w:tcPr>
-            <w:tcBorders>
-              <w:bottom w:val="single" w:sz="12" w:space="0" w:color="666666"/>
-              <w:top w:val="none" w:sz="0" w:space="0" w:color="000000"/>
-              <w:left w:val="none" w:sz="0" w:space="0" w:color="000000"/>
-              <w:right w:val="none" w:sz="0" w:space="0" w:color="000000"/>
-            </w:tcBorders>
-            <w:shd w:val="clear" w:color="auto" w:fill="FEB24C"/>
-            <w:tcMar>
-              <w:top w:w="0" w:type="dxa"/>
-              <w:bottom w:w="0" w:type="dxa"/>
-              <w:left w:w="0" w:type="dxa"/>
-              <w:right w:w="0" w:type="dxa"/>
-            </w:tcMar>
-            <w:vAlign w:val="center"/>
-          </w:tcPr>
-          <w:p>
-            <w:pPr>
-              <w:pStyle w:val="Normal"/>
-              <w:jc w:val="center"/>
-              <w:pBdr>
-                <w:bottom w:val="none" w:sz="0" w:space="0" w:color="000000"/>
-                <w:top w:val="none" w:sz="0" w:space="0" w:color="000000"/>
-                <w:left w:val="none" w:sz="0" w:space="0" w:color="000000"/>
-                <w:right w:val="none" w:sz="0" w:space="0" w:color="000000"/>
-              </w:pBdr>
-              <w:spacing w:after="100" w:before="100" w:line="240"/>
-              <w:ind w:left="100" w:right="100" w:firstLine="0" w:firstLineChars="0"/>
-              <w:rPr>
-                <w:rFonts w:ascii="Helvetica" w:hAnsi="Helvetica" w:eastAsia="Helvetica" w:cs="Helvetica"/>
-                <w:i w:val="false"/>
-                <w:b w:val="false"/>
-                <w:u w:val="none"/>
-                <w:sz w:val="18"/>
-                <w:szCs w:val="18"/>
-                <w:color w:val="000000"/>
-              </w:rPr>
-            </w:pPr>
-            <w:r>
-              <w:rPr>
-                <w:rFonts w:ascii="Helvetica" w:hAnsi="Helvetica" w:eastAsia="Helvetica" w:cs="Helvetica"/>
-                <w:i w:val="false"/>
-                <w:b w:val="false"/>
-                <w:u w:val="none"/>
-                <w:sz w:val="18"/>
-                <w:szCs w:val="18"/>
-                <w:color w:val="000000"/>
-              </w:rPr>
-              <w:t xml:space="preserve">5.6</w:t>
-            </w:r>
-          </w:p>
-        </w:tc>
-        <w:tc>
-          <w:tcPr>
-            <w:tcBorders>
-              <w:bottom w:val="single" w:sz="12" w:space="0" w:color="666666"/>
-              <w:top w:val="none" w:sz="0" w:space="0" w:color="000000"/>
-              <w:left w:val="none" w:sz="0" w:space="0" w:color="000000"/>
-              <w:right w:val="none" w:sz="0" w:space="0" w:color="000000"/>
-            </w:tcBorders>
-            <w:shd w:val="clear" w:color="auto" w:fill="FEB24C"/>
-            <w:tcMar>
-              <w:top w:w="0" w:type="dxa"/>
-              <w:bottom w:w="0" w:type="dxa"/>
-              <w:left w:w="0" w:type="dxa"/>
-              <w:right w:w="0" w:type="dxa"/>
-            </w:tcMar>
-            <w:vAlign w:val="center"/>
-          </w:tcPr>
-          <w:p>
-            <w:pPr>
-              <w:pStyle w:val="Normal"/>
-              <w:jc w:val="center"/>
-              <w:pBdr>
-                <w:bottom w:val="none" w:sz="0" w:space="0" w:color="000000"/>
-                <w:top w:val="none" w:sz="0" w:space="0" w:color="000000"/>
-                <w:left w:val="none" w:sz="0" w:space="0" w:color="000000"/>
-                <w:right w:val="none" w:sz="0" w:space="0" w:color="000000"/>
-              </w:pBdr>
-              <w:spacing w:after="100" w:before="100" w:line="240"/>
-              <w:ind w:left="100" w:right="100" w:firstLine="0" w:firstLineChars="0"/>
-              <w:rPr>
-                <w:rFonts w:ascii="Helvetica" w:hAnsi="Helvetica" w:eastAsia="Helvetica" w:cs="Helvetica"/>
-                <w:i w:val="false"/>
-                <w:b w:val="false"/>
-                <w:u w:val="none"/>
-                <w:sz w:val="18"/>
-                <w:szCs w:val="18"/>
-                <w:color w:val="000000"/>
-              </w:rPr>
-            </w:pPr>
-            <w:r>
-              <w:rPr>
-                <w:rFonts w:ascii="Helvetica" w:hAnsi="Helvetica" w:eastAsia="Helvetica" w:cs="Helvetica"/>
-                <w:i w:val="false"/>
-                <w:b w:val="false"/>
-                <w:u w:val="none"/>
-                <w:sz w:val="18"/>
-                <w:szCs w:val="18"/>
-                <w:color w:val="000000"/>
-              </w:rPr>
-              <w:t xml:space="preserve">7.4</w:t>
-            </w:r>
-          </w:p>
-        </w:tc>
-        <w:tc>
-          <w:tcPr>
-            <w:tcBorders>
-              <w:bottom w:val="single" w:sz="12" w:space="0" w:color="666666"/>
-              <w:top w:val="none" w:sz="0" w:space="0" w:color="000000"/>
-              <w:left w:val="none" w:sz="0" w:space="0" w:color="000000"/>
-              <w:right w:val="none" w:sz="0" w:space="0" w:color="000000"/>
-            </w:tcBorders>
-            <w:shd w:val="clear" w:color="auto" w:fill="FFEDA0"/>
-            <w:tcMar>
-              <w:top w:w="0" w:type="dxa"/>
-              <w:bottom w:w="0" w:type="dxa"/>
-              <w:left w:w="0" w:type="dxa"/>
-              <w:right w:w="0" w:type="dxa"/>
-            </w:tcMar>
-            <w:vAlign w:val="center"/>
-          </w:tcPr>
-          <w:p>
-            <w:pPr>
-              <w:pStyle w:val="Normal"/>
-              <w:jc w:val="center"/>
-              <w:pBdr>
-                <w:bottom w:val="none" w:sz="0" w:space="0" w:color="000000"/>
-                <w:top w:val="none" w:sz="0" w:space="0" w:color="000000"/>
-                <w:left w:val="none" w:sz="0" w:space="0" w:color="000000"/>
-                <w:right w:val="none" w:sz="0" w:space="0" w:color="000000"/>
-              </w:pBdr>
-              <w:spacing w:after="100" w:before="100" w:line="240"/>
-              <w:ind w:left="100" w:right="100" w:firstLine="0" w:firstLineChars="0"/>
-              <w:rPr>
-                <w:rFonts w:ascii="Helvetica" w:hAnsi="Helvetica" w:eastAsia="Helvetica" w:cs="Helvetica"/>
-                <w:i w:val="false"/>
-                <w:b w:val="false"/>
-                <w:u w:val="none"/>
-                <w:sz w:val="18"/>
-                <w:szCs w:val="18"/>
-                <w:color w:val="000000"/>
-              </w:rPr>
-            </w:pPr>
-            <w:r>
-              <w:rPr>
-                <w:rFonts w:ascii="Helvetica" w:hAnsi="Helvetica" w:eastAsia="Helvetica" w:cs="Helvetica"/>
-                <w:i w:val="false"/>
-                <w:b w:val="false"/>
-                <w:u w:val="none"/>
-                <w:sz w:val="18"/>
-                <w:szCs w:val="18"/>
-                <w:color w:val="000000"/>
-              </w:rPr>
-              <w:t xml:space="preserve">3.1</w:t>
+              <w:t xml:space="preserve">6.6</w:t>
             </w:r>
           </w:p>
         </w:tc>
